--- a/docs/Matriz_Seleccion_Desafios_2026.docx
+++ b/docs/Matriz_Seleccion_Desafios_2026.docx
@@ -4,59 +4,58 @@
   <w:body>
     <w:p>
       <w:pPr>
-        <w:jc w:val="center"/>
+        <w:spacing w:before="0" w:after="40"/>
       </w:pPr>
       <w:r>
         <w:rPr>
+          <w:rFonts w:ascii="Segoe UI" w:hAnsi="Segoe UI"/>
           <w:b/>
-          <w:color w:val="0F172A"/>
-          <w:sz w:val="36"/>
+          <w:color w:val="0866F5"/>
+          <w:sz w:val="17"/>
         </w:rPr>
-        <w:t>MATRIZ ESTRATÉGICA Y DELIBERACIÓN DE DESAFÍOS</w:t>
-        <w:br/>
-        <w:t>RALLY NACIONAL 2026</w:t>
+        <w:t>RALLY STUDIO · WORKBENCH DE INNOVACIÓN 2026</w:t>
       </w:r>
     </w:p>
     <w:p>
       <w:pPr>
-        <w:jc w:val="center"/>
+        <w:spacing w:before="40" w:after="80"/>
       </w:pPr>
       <w:r>
         <w:rPr>
-          <w:i/>
-          <w:color w:val="64748B"/>
-          <w:sz w:val="20"/>
+          <w:rFonts w:ascii="Segoe UI Semibold" w:hAnsi="Segoe UI Semibold"/>
+          <w:b/>
+          <w:color w:val="0D1B35"/>
+          <w:sz w:val="40"/>
         </w:rPr>
-        <w:t>Equipo: Mentes Pinoleras  |  Documento de Trabajo Colaborativo  |  Cero Modificaciones al Texto Oficial</w:t>
-      </w:r>
-    </w:p>
-    <w:p>
-      <w:r>
-        <w:t>───────────────────────────────────────────────────────</w:t>
+        <w:t>Matriz Oficial de Deliberación y Selección de Desafíos</w:t>
       </w:r>
     </w:p>
     <w:p>
       <w:pPr>
-        <w:pStyle w:val="Heading1"/>
+        <w:spacing w:after="320"/>
       </w:pPr>
       <w:r>
         <w:rPr>
-          <w:color w:val="1E40AF"/>
+          <w:rFonts w:ascii="Segoe UI" w:hAnsi="Segoe UI"/>
+          <w:color w:val="5C7193"/>
+          <w:sz w:val="20"/>
         </w:rPr>
-        <w:t>1. Pronóstico Estratégico &amp; Tecnologías Disruptivas ('WOW')</w:t>
-      </w:r>
-    </w:p>
-    <w:p>
-      <w:r>
-        <w:t>Este documento fue generado por Rally Studio para permitir que el equipo debata y vote en equipo antes de congelar el proyecto. A continuación se presenta el pronóstico de probabilidad de victoria basado en 13 ediciones del certamen (2014–2026), junto con tecnologías emergentes de alto impacto ('WOW') que transforman cada desafío genérico en una propuesta campeona.</w:t>
+        <w:t>Herramienta táctica para la fase T=0 a T+2h de certámenes continuos (28 horas). Evaluación multicriterio, pronósticos WOW de alto impacto y ponderación estricta de rúbrica.</w:t>
       </w:r>
     </w:p>
     <w:tbl>
       <w:tblPr>
         <w:tblW w:type="auto" w:w="0"/>
         <w:jc w:val="center"/>
-        <w:tblLayout w:type="fixed"/>
         <w:tblLook w:firstColumn="1" w:firstRow="1" w:lastColumn="0" w:lastRow="0" w:noHBand="0" w:noVBand="1" w:val="04A0"/>
+        <w:tblBorders>
+          <w:top w:val="single" w:sz="8" w:space="0" w:color="0866F5"/>
+          <w:bottom w:val="single" w:sz="8" w:space="0" w:color="0866F5"/>
+          <w:insideH w:val="single" w:sz="8" w:space="0" w:color="0866F5"/>
+          <w:insideV w:val="none"/>
+          <w:left w:val="none"/>
+          <w:right w:val="none"/>
+        </w:tblBorders>
       </w:tblPr>
       <w:tblGrid>
         <w:gridCol w:w="2484"/>
@@ -68,88 +67,102 @@
         <w:tc>
           <w:tcPr>
             <w:tcW w:type="dxa" w:w="2484"/>
-            <w:shd w:fill="1E3A8A"/>
+            <w:shd w:fill="F0F6FF"/>
             <w:tcMar>
-              <w:top w:w="120" w:type="dxa"/>
-              <w:bottom w:w="120" w:type="dxa"/>
-              <w:left w:w="150" w:type="dxa"/>
-              <w:right w:w="150" w:type="dxa"/>
+              <w:top w:w="80" w:type="dxa"/>
+              <w:bottom w:w="80" w:type="dxa"/>
+              <w:left w:w="120" w:type="dxa"/>
+              <w:right w:w="120" w:type="dxa"/>
             </w:tcMar>
           </w:tcPr>
           <w:p>
+            <w:pPr>
+              <w:spacing w:before="0" w:after="0"/>
+            </w:pPr>
             <w:r>
               <w:rPr>
+                <w:rFonts w:ascii="Segoe UI" w:hAnsi="Segoe UI"/>
                 <w:b/>
-                <w:color w:val="FFFFFF"/>
-                <w:sz w:val="19"/>
+                <w:color w:val="0D1B35"/>
+                <w:sz w:val="18"/>
               </w:rPr>
-              <w:t>Desafío</w:t>
+              <w:t>EQUIPO:</w:t>
             </w:r>
           </w:p>
         </w:tc>
         <w:tc>
           <w:tcPr>
             <w:tcW w:type="dxa" w:w="2484"/>
-            <w:shd w:fill="1E3A8A"/>
+            <w:shd w:fill="FFFFFF"/>
             <w:tcMar>
-              <w:top w:w="120" w:type="dxa"/>
-              <w:bottom w:w="120" w:type="dxa"/>
-              <w:left w:w="150" w:type="dxa"/>
-              <w:right w:w="150" w:type="dxa"/>
+              <w:top w:w="80" w:type="dxa"/>
+              <w:bottom w:w="80" w:type="dxa"/>
+              <w:left w:w="120" w:type="dxa"/>
+              <w:right w:w="120" w:type="dxa"/>
             </w:tcMar>
           </w:tcPr>
           <w:p>
+            <w:pPr>
+              <w:spacing w:before="0" w:after="0"/>
+            </w:pPr>
             <w:r>
               <w:rPr>
-                <w:b/>
-                <w:color w:val="FFFFFF"/>
-                <w:sz w:val="19"/>
+                <w:rFonts w:ascii="Segoe UI" w:hAnsi="Segoe UI"/>
+                <w:color w:val="1E293B"/>
+                <w:sz w:val="18"/>
               </w:rPr>
-              <w:t>Probabilidad</w:t>
+              <w:t>___________________________</w:t>
             </w:r>
           </w:p>
         </w:tc>
         <w:tc>
           <w:tcPr>
             <w:tcW w:type="dxa" w:w="2484"/>
-            <w:shd w:fill="1E3A8A"/>
+            <w:shd w:fill="F0F6FF"/>
             <w:tcMar>
-              <w:top w:w="120" w:type="dxa"/>
-              <w:bottom w:w="120" w:type="dxa"/>
-              <w:left w:w="150" w:type="dxa"/>
-              <w:right w:w="150" w:type="dxa"/>
+              <w:top w:w="80" w:type="dxa"/>
+              <w:bottom w:w="80" w:type="dxa"/>
+              <w:left w:w="120" w:type="dxa"/>
+              <w:right w:w="120" w:type="dxa"/>
             </w:tcMar>
           </w:tcPr>
           <w:p>
+            <w:pPr>
+              <w:spacing w:before="0" w:after="0"/>
+            </w:pPr>
             <w:r>
               <w:rPr>
+                <w:rFonts w:ascii="Segoe UI" w:hAnsi="Segoe UI"/>
                 <w:b/>
-                <w:color w:val="FFFFFF"/>
-                <w:sz w:val="19"/>
+                <w:color w:val="0D1B35"/>
+                <w:sz w:val="18"/>
               </w:rPr>
-              <w:t>Tecnología 'WOW' Sugerida</w:t>
+              <w:t>SEDE / UNIVERSIDAD:</w:t>
             </w:r>
           </w:p>
         </w:tc>
         <w:tc>
           <w:tcPr>
             <w:tcW w:type="dxa" w:w="2484"/>
-            <w:shd w:fill="1E3A8A"/>
+            <w:shd w:fill="FFFFFF"/>
             <w:tcMar>
-              <w:top w:w="120" w:type="dxa"/>
-              <w:bottom w:w="120" w:type="dxa"/>
-              <w:left w:w="150" w:type="dxa"/>
-              <w:right w:w="150" w:type="dxa"/>
+              <w:top w:w="80" w:type="dxa"/>
+              <w:bottom w:w="80" w:type="dxa"/>
+              <w:left w:w="120" w:type="dxa"/>
+              <w:right w:w="120" w:type="dxa"/>
             </w:tcMar>
           </w:tcPr>
           <w:p>
+            <w:pPr>
+              <w:spacing w:before="0" w:after="0"/>
+            </w:pPr>
             <w:r>
               <w:rPr>
-                <w:b/>
-                <w:color w:val="FFFFFF"/>
-                <w:sz w:val="19"/>
+                <w:rFonts w:ascii="Segoe UI" w:hAnsi="Segoe UI"/>
+                <w:color w:val="1E293B"/>
+                <w:sz w:val="18"/>
               </w:rPr>
-              <w:t>Factor Diferenciador</w:t>
+              <w:t>UNI - RUPAP (Nicaragua)</w:t>
             </w:r>
           </w:p>
         </w:tc>
@@ -158,82 +171,470 @@
         <w:tc>
           <w:tcPr>
             <w:tcW w:type="dxa" w:w="2484"/>
+            <w:shd w:fill="F0F6FF"/>
             <w:tcMar>
-              <w:top w:w="120" w:type="dxa"/>
-              <w:bottom w:w="120" w:type="dxa"/>
-              <w:left w:w="150" w:type="dxa"/>
-              <w:right w:w="150" w:type="dxa"/>
+              <w:top w:w="80" w:type="dxa"/>
+              <w:bottom w:w="80" w:type="dxa"/>
+              <w:left w:w="120" w:type="dxa"/>
+              <w:right w:w="120" w:type="dxa"/>
             </w:tcMar>
           </w:tcPr>
           <w:p>
+            <w:pPr>
+              <w:spacing w:before="0" w:after="0"/>
+            </w:pPr>
             <w:r>
               <w:rPr>
+                <w:rFonts w:ascii="Segoe UI" w:hAnsi="Segoe UI"/>
                 <w:b/>
+                <w:color w:val="0D1B35"/>
                 <w:sz w:val="18"/>
               </w:rPr>
-              <w:t>#01</w:t>
-              <w:br/>
-              <w:t>Segunda vida y reconversion de...</w:t>
+              <w:t>CATEGORÍA:</w:t>
             </w:r>
           </w:p>
         </w:tc>
         <w:tc>
           <w:tcPr>
             <w:tcW w:type="dxa" w:w="2484"/>
+            <w:shd w:fill="FFFFFF"/>
             <w:tcMar>
-              <w:top w:w="120" w:type="dxa"/>
-              <w:bottom w:w="120" w:type="dxa"/>
-              <w:left w:w="150" w:type="dxa"/>
-              <w:right w:w="150" w:type="dxa"/>
+              <w:top w:w="80" w:type="dxa"/>
+              <w:bottom w:w="80" w:type="dxa"/>
+              <w:left w:w="120" w:type="dxa"/>
+              <w:right w:w="120" w:type="dxa"/>
             </w:tcMar>
           </w:tcPr>
           <w:p>
+            <w:pPr>
+              <w:spacing w:before="0" w:after="0"/>
+            </w:pPr>
             <w:r>
               <w:rPr>
+                <w:rFonts w:ascii="Segoe UI" w:hAnsi="Segoe UI"/>
+                <w:color w:val="1E293B"/>
                 <w:sz w:val="18"/>
               </w:rPr>
-              <w:t>90% (Top 2)</w:t>
+              <w:t>[ ] Innovación   [ ] Impacto Social</w:t>
             </w:r>
           </w:p>
         </w:tc>
         <w:tc>
           <w:tcPr>
             <w:tcW w:type="dxa" w:w="2484"/>
+            <w:shd w:fill="F0F6FF"/>
             <w:tcMar>
-              <w:top w:w="120" w:type="dxa"/>
-              <w:bottom w:w="120" w:type="dxa"/>
-              <w:left w:w="150" w:type="dxa"/>
-              <w:right w:w="150" w:type="dxa"/>
+              <w:top w:w="80" w:type="dxa"/>
+              <w:bottom w:w="80" w:type="dxa"/>
+              <w:left w:w="120" w:type="dxa"/>
+              <w:right w:w="120" w:type="dxa"/>
             </w:tcMar>
           </w:tcPr>
           <w:p>
+            <w:pPr>
+              <w:spacing w:before="0" w:after="0"/>
+            </w:pPr>
             <w:r>
               <w:rPr>
-                <w:sz w:val="17"/>
+                <w:rFonts w:ascii="Segoe UI" w:hAnsi="Segoe UI"/>
+                <w:b/>
+                <w:color w:val="0D1B35"/>
+                <w:sz w:val="18"/>
               </w:rPr>
-              <w:t>Manufactura Circular Paramétrica &amp; Generadores de Flujo Axial</w:t>
-              <w:br/>
-              <w:br/>
-              <w:t>Reconversión de estatores de lavarropas en generadores eólicos de imanes permanentes o trilladoras comunitarias modulares.</w:t>
+              <w:t>HORA DE DELIBERACIÓN:</w:t>
             </w:r>
           </w:p>
         </w:tc>
         <w:tc>
           <w:tcPr>
             <w:tcW w:type="dxa" w:w="2484"/>
+            <w:shd w:fill="FFFFFF"/>
             <w:tcMar>
-              <w:top w:w="120" w:type="dxa"/>
-              <w:bottom w:w="120" w:type="dxa"/>
-              <w:left w:w="150" w:type="dxa"/>
-              <w:right w:w="150" w:type="dxa"/>
+              <w:top w:w="80" w:type="dxa"/>
+              <w:bottom w:w="80" w:type="dxa"/>
+              <w:left w:w="120" w:type="dxa"/>
+              <w:right w:w="120" w:type="dxa"/>
             </w:tcMar>
           </w:tcPr>
           <w:p>
+            <w:pPr>
+              <w:spacing w:before="0" w:after="0"/>
+            </w:pPr>
             <w:r>
               <w:rPr>
-                <w:sz w:val="17"/>
+                <w:rFonts w:ascii="Segoe UI" w:hAnsi="Segoe UI"/>
+                <w:color w:val="1E293B"/>
+                <w:sz w:val="18"/>
               </w:rPr>
-              <w:t>Transformación física visible de chatarra doméstica en energía agropecuaria sin requerir fundición pesada.</w:t>
+              <w:t>08:00 AM - 10:00 AM (Día 1)</w:t>
+            </w:r>
+          </w:p>
+        </w:tc>
+      </w:tr>
+    </w:tbl>
+    <w:p>
+      <w:pPr>
+        <w:spacing w:after="240"/>
+      </w:pPr>
+    </w:p>
+    <w:p>
+      <w:pPr>
+        <w:spacing w:before="280" w:after="120"/>
+      </w:pPr>
+      <w:r>
+        <w:rPr>
+          <w:rFonts w:ascii="Segoe UI Semibold" w:hAnsi="Segoe UI Semibold"/>
+          <w:b/>
+          <w:color w:val="0D1B35"/>
+          <w:sz w:val="26"/>
+        </w:rPr>
+        <w:t>1. Protocolo de Decisión Rápida (Fórmula Anti-Parálisis)</w:t>
+      </w:r>
+    </w:p>
+    <w:p>
+      <w:pPr>
+        <w:spacing w:after="200"/>
+      </w:pPr>
+      <w:r>
+        <w:rPr>
+          <w:rFonts w:ascii="Segoe UI" w:hAnsi="Segoe UI"/>
+          <w:color w:val="1E293B"/>
+          <w:sz w:val="19"/>
+        </w:rPr>
+        <w:t>REGLA DE ORO DE 28 HORAS: Un equipo que no ha seleccionado su reto antes de las 10:00 AM pierde el 60% de probabilidad de entregar un documento pautado riguroso y un prototipo ciberfísico funcional. Aplique el siguiente flujo de descarte de tres filtros:</w:t>
+      </w:r>
+    </w:p>
+    <w:p>
+      <w:pPr>
+        <w:pStyle w:val="ListBullet"/>
+        <w:spacing w:after="60"/>
+      </w:pPr>
+      <w:r>
+        <w:rPr>
+          <w:rFonts w:ascii="Segoe UI" w:hAnsi="Segoe UI"/>
+          <w:b/>
+          <w:color w:val="0866F5"/>
+          <w:sz w:val="18"/>
+        </w:rPr>
+        <w:t xml:space="preserve">Filtro 1: Factibilidad en 28h (No Negociable): </w:t>
+      </w:r>
+      <w:r>
+        <w:rPr>
+          <w:rFonts w:ascii="Segoe UI" w:hAnsi="Segoe UI"/>
+          <w:color w:val="1E293B"/>
+          <w:sz w:val="18"/>
+        </w:rPr>
+        <w:t>Descarte inmediato de propuestas que requieran ensayos biológicos de semanas, permisos ministeriales inalcanzables o hardware exótico no disponible en el laboratorio.</w:t>
+      </w:r>
+    </w:p>
+    <w:p>
+      <w:pPr>
+        <w:pStyle w:val="ListBullet"/>
+        <w:spacing w:after="60"/>
+      </w:pPr>
+      <w:r>
+        <w:rPr>
+          <w:rFonts w:ascii="Segoe UI" w:hAnsi="Segoe UI"/>
+          <w:b/>
+          <w:color w:val="0866F5"/>
+          <w:sz w:val="18"/>
+        </w:rPr>
+        <w:t xml:space="preserve">Filtro 2: Factor WOW y Diferenciación Radical: </w:t>
+      </w:r>
+      <w:r>
+        <w:rPr>
+          <w:rFonts w:ascii="Segoe UI" w:hAnsi="Segoe UI"/>
+          <w:color w:val="1E293B"/>
+          <w:sz w:val="18"/>
+        </w:rPr>
+        <w:t>Si el 80% de los competidores propondrá una 'app móvil informativa' o un 'sitio web', la propuesta muere en la deliberación continental. Busque hibridación física (sensores, reactores, mecanismos mecánicos).</w:t>
+      </w:r>
+    </w:p>
+    <w:p>
+      <w:pPr>
+        <w:pStyle w:val="ListBullet"/>
+        <w:spacing w:after="60"/>
+      </w:pPr>
+      <w:r>
+        <w:rPr>
+          <w:rFonts w:ascii="Segoe UI" w:hAnsi="Segoe UI"/>
+          <w:b/>
+          <w:color w:val="0866F5"/>
+          <w:sz w:val="18"/>
+        </w:rPr>
+        <w:t xml:space="preserve">Filtro 3: Anclaje y Dolor Territorial: </w:t>
+      </w:r>
+      <w:r>
+        <w:rPr>
+          <w:rFonts w:ascii="Segoe UI" w:hAnsi="Segoe UI"/>
+          <w:color w:val="1E293B"/>
+          <w:sz w:val="18"/>
+        </w:rPr>
+        <w:t>El jurado premia soluciones que resuelven una herida cuantificable en comunidades vulnerables, mercados populares o cooperativas reales de América Latina.</w:t>
+      </w:r>
+    </w:p>
+    <w:p>
+      <w:pPr>
+        <w:spacing w:before="320" w:after="120"/>
+      </w:pPr>
+      <w:r>
+        <w:rPr>
+          <w:rFonts w:ascii="Segoe UI Semibold" w:hAnsi="Segoe UI Semibold"/>
+          <w:b/>
+          <w:color w:val="0D1B35"/>
+          <w:sz w:val="26"/>
+        </w:rPr>
+        <w:t>2. Matriz General de Evaluación Multicriterio (100 Puntos Oficiales)</w:t>
+      </w:r>
+    </w:p>
+    <w:tbl>
+      <w:tblPr>
+        <w:tblW w:type="auto" w:w="0"/>
+        <w:jc w:val="center"/>
+        <w:tblLook w:firstColumn="1" w:firstRow="1" w:lastColumn="0" w:lastRow="0" w:noHBand="0" w:noVBand="1" w:val="04A0"/>
+        <w:tblBorders>
+          <w:top w:val="single" w:sz="4" w:space="0" w:color="CBD5E1"/>
+          <w:bottom w:val="single" w:sz="4" w:space="0" w:color="CBD5E1"/>
+          <w:insideH w:val="single" w:sz="4" w:space="0" w:color="CBD5E1"/>
+          <w:insideV w:val="none"/>
+          <w:left w:val="none"/>
+          <w:right w:val="none"/>
+        </w:tblBorders>
+      </w:tblPr>
+      <w:tblGrid>
+        <w:gridCol w:w="1242"/>
+        <w:gridCol w:w="1242"/>
+        <w:gridCol w:w="1242"/>
+        <w:gridCol w:w="1242"/>
+        <w:gridCol w:w="1242"/>
+        <w:gridCol w:w="1242"/>
+        <w:gridCol w:w="1242"/>
+        <w:gridCol w:w="1242"/>
+      </w:tblGrid>
+      <w:tr>
+        <w:tc>
+          <w:tcPr>
+            <w:tcW w:type="dxa" w:w="1242"/>
+            <w:shd w:fill="0D1B35"/>
+            <w:tcMar>
+              <w:top w:w="100" w:type="dxa"/>
+              <w:bottom w:w="100" w:type="dxa"/>
+              <w:left w:w="60" w:type="dxa"/>
+              <w:right w:w="60" w:type="dxa"/>
+            </w:tcMar>
+          </w:tcPr>
+          <w:p>
+            <w:pPr>
+              <w:spacing w:before="0" w:after="0"/>
+              <w:jc w:val="center"/>
+            </w:pPr>
+            <w:r>
+              <w:rPr>
+                <w:rFonts w:ascii="Segoe UI" w:hAnsi="Segoe UI"/>
+                <w:b/>
+                <w:color w:val="FFFFFF"/>
+                <w:sz w:val="16"/>
+              </w:rPr>
+              <w:t>Reto #</w:t>
+            </w:r>
+          </w:p>
+        </w:tc>
+        <w:tc>
+          <w:tcPr>
+            <w:tcW w:type="dxa" w:w="1242"/>
+            <w:shd w:fill="0D1B35"/>
+            <w:tcMar>
+              <w:top w:w="100" w:type="dxa"/>
+              <w:bottom w:w="100" w:type="dxa"/>
+              <w:left w:w="60" w:type="dxa"/>
+              <w:right w:w="60" w:type="dxa"/>
+            </w:tcMar>
+          </w:tcPr>
+          <w:p>
+            <w:pPr>
+              <w:spacing w:before="0" w:after="0"/>
+              <w:jc w:val="center"/>
+            </w:pPr>
+            <w:r>
+              <w:rPr>
+                <w:rFonts w:ascii="Segoe UI" w:hAnsi="Segoe UI"/>
+                <w:b/>
+                <w:color w:val="FFFFFF"/>
+                <w:sz w:val="16"/>
+              </w:rPr>
+              <w:t>Problemática Oficial</w:t>
+            </w:r>
+          </w:p>
+        </w:tc>
+        <w:tc>
+          <w:tcPr>
+            <w:tcW w:type="dxa" w:w="1242"/>
+            <w:shd w:fill="0D1B35"/>
+            <w:tcMar>
+              <w:top w:w="100" w:type="dxa"/>
+              <w:bottom w:w="100" w:type="dxa"/>
+              <w:left w:w="60" w:type="dxa"/>
+              <w:right w:w="60" w:type="dxa"/>
+            </w:tcMar>
+          </w:tcPr>
+          <w:p>
+            <w:pPr>
+              <w:spacing w:before="0" w:after="0"/>
+              <w:jc w:val="center"/>
+            </w:pPr>
+            <w:r>
+              <w:rPr>
+                <w:rFonts w:ascii="Segoe UI" w:hAnsi="Segoe UI"/>
+                <w:b/>
+                <w:color w:val="FFFFFF"/>
+                <w:sz w:val="16"/>
+              </w:rPr>
+              <w:t>Categoría</w:t>
+            </w:r>
+          </w:p>
+        </w:tc>
+        <w:tc>
+          <w:tcPr>
+            <w:tcW w:type="dxa" w:w="1242"/>
+            <w:shd w:fill="0D1B35"/>
+            <w:tcMar>
+              <w:top w:w="100" w:type="dxa"/>
+              <w:bottom w:w="100" w:type="dxa"/>
+              <w:left w:w="60" w:type="dxa"/>
+              <w:right w:w="60" w:type="dxa"/>
+            </w:tcMar>
+          </w:tcPr>
+          <w:p>
+            <w:pPr>
+              <w:spacing w:before="0" w:after="0"/>
+              <w:jc w:val="center"/>
+            </w:pPr>
+            <w:r>
+              <w:rPr>
+                <w:rFonts w:ascii="Segoe UI" w:hAnsi="Segoe UI"/>
+                <w:b/>
+                <w:color w:val="FFFFFF"/>
+                <w:sz w:val="16"/>
+              </w:rPr>
+              <w:t>Innovación</w:t>
+              <w:br/>
+              <w:t>(30 pts)</w:t>
+            </w:r>
+          </w:p>
+        </w:tc>
+        <w:tc>
+          <w:tcPr>
+            <w:tcW w:type="dxa" w:w="1242"/>
+            <w:shd w:fill="0D1B35"/>
+            <w:tcMar>
+              <w:top w:w="100" w:type="dxa"/>
+              <w:bottom w:w="100" w:type="dxa"/>
+              <w:left w:w="60" w:type="dxa"/>
+              <w:right w:w="60" w:type="dxa"/>
+            </w:tcMar>
+          </w:tcPr>
+          <w:p>
+            <w:pPr>
+              <w:spacing w:before="0" w:after="0"/>
+              <w:jc w:val="center"/>
+            </w:pPr>
+            <w:r>
+              <w:rPr>
+                <w:rFonts w:ascii="Segoe UI" w:hAnsi="Segoe UI"/>
+                <w:b/>
+                <w:color w:val="FFFFFF"/>
+                <w:sz w:val="16"/>
+              </w:rPr>
+              <w:t>Viabilidad</w:t>
+              <w:br/>
+              <w:t>(25 pts)</w:t>
+            </w:r>
+          </w:p>
+        </w:tc>
+        <w:tc>
+          <w:tcPr>
+            <w:tcW w:type="dxa" w:w="1242"/>
+            <w:shd w:fill="0D1B35"/>
+            <w:tcMar>
+              <w:top w:w="100" w:type="dxa"/>
+              <w:bottom w:w="100" w:type="dxa"/>
+              <w:left w:w="60" w:type="dxa"/>
+              <w:right w:w="60" w:type="dxa"/>
+            </w:tcMar>
+          </w:tcPr>
+          <w:p>
+            <w:pPr>
+              <w:spacing w:before="0" w:after="0"/>
+              <w:jc w:val="center"/>
+            </w:pPr>
+            <w:r>
+              <w:rPr>
+                <w:rFonts w:ascii="Segoe UI" w:hAnsi="Segoe UI"/>
+                <w:b/>
+                <w:color w:val="FFFFFF"/>
+                <w:sz w:val="16"/>
+              </w:rPr>
+              <w:t>Impacto</w:t>
+              <w:br/>
+              <w:t>(20 pts)</w:t>
+            </w:r>
+          </w:p>
+        </w:tc>
+        <w:tc>
+          <w:tcPr>
+            <w:tcW w:type="dxa" w:w="1242"/>
+            <w:shd w:fill="0D1B35"/>
+            <w:tcMar>
+              <w:top w:w="100" w:type="dxa"/>
+              <w:bottom w:w="100" w:type="dxa"/>
+              <w:left w:w="60" w:type="dxa"/>
+              <w:right w:w="60" w:type="dxa"/>
+            </w:tcMar>
+          </w:tcPr>
+          <w:p>
+            <w:pPr>
+              <w:spacing w:before="0" w:after="0"/>
+              <w:jc w:val="center"/>
+            </w:pPr>
+            <w:r>
+              <w:rPr>
+                <w:rFonts w:ascii="Segoe UI" w:hAnsi="Segoe UI"/>
+                <w:b/>
+                <w:color w:val="FFFFFF"/>
+                <w:sz w:val="16"/>
+              </w:rPr>
+              <w:t>Ejecución 28h</w:t>
+              <w:br/>
+              <w:t>(15 pts)</w:t>
+            </w:r>
+          </w:p>
+        </w:tc>
+        <w:tc>
+          <w:tcPr>
+            <w:tcW w:type="dxa" w:w="1242"/>
+            <w:shd w:fill="0D1B35"/>
+            <w:tcMar>
+              <w:top w:w="100" w:type="dxa"/>
+              <w:bottom w:w="100" w:type="dxa"/>
+              <w:left w:w="60" w:type="dxa"/>
+              <w:right w:w="60" w:type="dxa"/>
+            </w:tcMar>
+          </w:tcPr>
+          <w:p>
+            <w:pPr>
+              <w:spacing w:before="0" w:after="0"/>
+              <w:jc w:val="center"/>
+            </w:pPr>
+            <w:r>
+              <w:rPr>
+                <w:rFonts w:ascii="Segoe UI" w:hAnsi="Segoe UI"/>
+                <w:b/>
+                <w:color w:val="FFFFFF"/>
+                <w:sz w:val="16"/>
+              </w:rPr>
+              <w:t>TOTAL</w:t>
+              <w:br/>
+              <w:t>(100 pts)</w:t>
             </w:r>
           </w:p>
         </w:tc>
@@ -241,83 +642,210 @@
       <w:tr>
         <w:tc>
           <w:tcPr>
-            <w:tcW w:type="dxa" w:w="2484"/>
+            <w:tcW w:type="dxa" w:w="1242"/>
+            <w:shd w:fill="FFFFFF"/>
             <w:tcMar>
-              <w:top w:w="120" w:type="dxa"/>
-              <w:bottom w:w="120" w:type="dxa"/>
-              <w:left w:w="150" w:type="dxa"/>
-              <w:right w:w="150" w:type="dxa"/>
+              <w:top w:w="60" w:type="dxa"/>
+              <w:bottom w:w="60" w:type="dxa"/>
+              <w:left w:w="50" w:type="dxa"/>
+              <w:right w:w="50" w:type="dxa"/>
             </w:tcMar>
           </w:tcPr>
           <w:p>
+            <w:pPr>
+              <w:spacing w:before="0" w:after="0"/>
+              <w:jc w:val="center"/>
+            </w:pPr>
             <w:r>
               <w:rPr>
+                <w:rFonts w:ascii="Segoe UI" w:hAnsi="Segoe UI"/>
                 <w:b/>
-                <w:sz w:val="18"/>
+                <w:color w:val="0866F5"/>
+                <w:sz w:val="16"/>
               </w:rPr>
-              <w:t>#02</w:t>
-              <w:br/>
-              <w:t>Redes de sensores comunitarios...</w:t>
+              <w:t>01</w:t>
             </w:r>
           </w:p>
         </w:tc>
         <w:tc>
           <w:tcPr>
-            <w:tcW w:type="dxa" w:w="2484"/>
+            <w:tcW w:type="dxa" w:w="1242"/>
+            <w:shd w:fill="FFFFFF"/>
             <w:tcMar>
-              <w:top w:w="120" w:type="dxa"/>
-              <w:bottom w:w="120" w:type="dxa"/>
-              <w:left w:w="150" w:type="dxa"/>
-              <w:right w:w="150" w:type="dxa"/>
+              <w:top w:w="60" w:type="dxa"/>
+              <w:bottom w:w="60" w:type="dxa"/>
+              <w:left w:w="50" w:type="dxa"/>
+              <w:right w:w="50" w:type="dxa"/>
             </w:tcMar>
           </w:tcPr>
           <w:p>
+            <w:pPr>
+              <w:spacing w:before="0" w:after="0"/>
+            </w:pPr>
             <w:r>
               <w:rPr>
-                <w:sz w:val="18"/>
+                <w:rFonts w:ascii="Segoe UI" w:hAnsi="Segoe UI"/>
+                <w:color w:val="1E293B"/>
+                <w:sz w:val="16"/>
               </w:rPr>
-              <w:t>84% (Media)</w:t>
+              <w:t>Segunda vida motores lavadoras/ventiladores</w:t>
             </w:r>
           </w:p>
         </w:tc>
         <w:tc>
           <w:tcPr>
-            <w:tcW w:type="dxa" w:w="2484"/>
+            <w:tcW w:type="dxa" w:w="1242"/>
+            <w:shd w:fill="FFFFFF"/>
             <w:tcMar>
-              <w:top w:w="120" w:type="dxa"/>
-              <w:bottom w:w="120" w:type="dxa"/>
-              <w:left w:w="150" w:type="dxa"/>
-              <w:right w:w="150" w:type="dxa"/>
+              <w:top w:w="60" w:type="dxa"/>
+              <w:bottom w:w="60" w:type="dxa"/>
+              <w:left w:w="50" w:type="dxa"/>
+              <w:right w:w="50" w:type="dxa"/>
             </w:tcMar>
           </w:tcPr>
           <w:p>
+            <w:pPr>
+              <w:spacing w:before="0" w:after="0"/>
+              <w:jc w:val="center"/>
+            </w:pPr>
             <w:r>
               <w:rPr>
-                <w:sz w:val="17"/>
+                <w:rFonts w:ascii="Segoe UI" w:hAnsi="Segoe UI"/>
+                <w:color w:val="1E293B"/>
+                <w:sz w:val="16"/>
               </w:rPr>
-              <w:t>Telemetría LoRaWAN Mesh + Algoritmo de Crecida por Visión Sintética</w:t>
-              <w:br/>
-              <w:br/>
-              <w:t>Red de sensores de ultrasonido y nivel hidrométrico con protocolo de salto mallado (Mesh) y compuerta electromecánica de alivio automatizada.</w:t>
+              <w:t>Social</w:t>
             </w:r>
           </w:p>
         </w:tc>
         <w:tc>
           <w:tcPr>
-            <w:tcW w:type="dxa" w:w="2484"/>
+            <w:tcW w:type="dxa" w:w="1242"/>
+            <w:shd w:fill="FFFFFF"/>
             <w:tcMar>
-              <w:top w:w="120" w:type="dxa"/>
-              <w:bottom w:w="120" w:type="dxa"/>
-              <w:left w:w="150" w:type="dxa"/>
-              <w:right w:w="150" w:type="dxa"/>
+              <w:top w:w="60" w:type="dxa"/>
+              <w:bottom w:w="60" w:type="dxa"/>
+              <w:left w:w="50" w:type="dxa"/>
+              <w:right w:w="50" w:type="dxa"/>
             </w:tcMar>
           </w:tcPr>
           <w:p>
+            <w:pPr>
+              <w:spacing w:before="0" w:after="0"/>
+              <w:jc w:val="center"/>
+            </w:pPr>
             <w:r>
               <w:rPr>
-                <w:sz w:val="17"/>
+                <w:rFonts w:ascii="Segoe UI" w:hAnsi="Segoe UI"/>
+                <w:color w:val="1E293B"/>
+                <w:sz w:val="16"/>
               </w:rPr>
-              <w:t>Anticipación de crecida de 30 minutos sin depender de red celular ni internet comercial durante huracanes.</w:t>
+              <w:t>___ / 30</w:t>
+            </w:r>
+          </w:p>
+        </w:tc>
+        <w:tc>
+          <w:tcPr>
+            <w:tcW w:type="dxa" w:w="1242"/>
+            <w:shd w:fill="FFFFFF"/>
+            <w:tcMar>
+              <w:top w:w="60" w:type="dxa"/>
+              <w:bottom w:w="60" w:type="dxa"/>
+              <w:left w:w="50" w:type="dxa"/>
+              <w:right w:w="50" w:type="dxa"/>
+            </w:tcMar>
+          </w:tcPr>
+          <w:p>
+            <w:pPr>
+              <w:spacing w:before="0" w:after="0"/>
+              <w:jc w:val="center"/>
+            </w:pPr>
+            <w:r>
+              <w:rPr>
+                <w:rFonts w:ascii="Segoe UI" w:hAnsi="Segoe UI"/>
+                <w:color w:val="1E293B"/>
+                <w:sz w:val="16"/>
+              </w:rPr>
+              <w:t>___ / 25</w:t>
+            </w:r>
+          </w:p>
+        </w:tc>
+        <w:tc>
+          <w:tcPr>
+            <w:tcW w:type="dxa" w:w="1242"/>
+            <w:shd w:fill="FFFFFF"/>
+            <w:tcMar>
+              <w:top w:w="60" w:type="dxa"/>
+              <w:bottom w:w="60" w:type="dxa"/>
+              <w:left w:w="50" w:type="dxa"/>
+              <w:right w:w="50" w:type="dxa"/>
+            </w:tcMar>
+          </w:tcPr>
+          <w:p>
+            <w:pPr>
+              <w:spacing w:before="0" w:after="0"/>
+              <w:jc w:val="center"/>
+            </w:pPr>
+            <w:r>
+              <w:rPr>
+                <w:rFonts w:ascii="Segoe UI" w:hAnsi="Segoe UI"/>
+                <w:color w:val="1E293B"/>
+                <w:sz w:val="16"/>
+              </w:rPr>
+              <w:t>___ / 20</w:t>
+            </w:r>
+          </w:p>
+        </w:tc>
+        <w:tc>
+          <w:tcPr>
+            <w:tcW w:type="dxa" w:w="1242"/>
+            <w:shd w:fill="FFFFFF"/>
+            <w:tcMar>
+              <w:top w:w="60" w:type="dxa"/>
+              <w:bottom w:w="60" w:type="dxa"/>
+              <w:left w:w="50" w:type="dxa"/>
+              <w:right w:w="50" w:type="dxa"/>
+            </w:tcMar>
+          </w:tcPr>
+          <w:p>
+            <w:pPr>
+              <w:spacing w:before="0" w:after="0"/>
+              <w:jc w:val="center"/>
+            </w:pPr>
+            <w:r>
+              <w:rPr>
+                <w:rFonts w:ascii="Segoe UI" w:hAnsi="Segoe UI"/>
+                <w:color w:val="1E293B"/>
+                <w:sz w:val="16"/>
+              </w:rPr>
+              <w:t>___ / 15</w:t>
+            </w:r>
+          </w:p>
+        </w:tc>
+        <w:tc>
+          <w:tcPr>
+            <w:tcW w:type="dxa" w:w="1242"/>
+            <w:shd w:fill="FFFFFF"/>
+            <w:tcMar>
+              <w:top w:w="60" w:type="dxa"/>
+              <w:bottom w:w="60" w:type="dxa"/>
+              <w:left w:w="50" w:type="dxa"/>
+              <w:right w:w="50" w:type="dxa"/>
+            </w:tcMar>
+          </w:tcPr>
+          <w:p>
+            <w:pPr>
+              <w:spacing w:before="0" w:after="0"/>
+              <w:jc w:val="center"/>
+            </w:pPr>
+            <w:r>
+              <w:rPr>
+                <w:rFonts w:ascii="Segoe UI" w:hAnsi="Segoe UI"/>
+                <w:b/>
+                <w:color w:val="0D1B35"/>
+                <w:sz w:val="16"/>
+              </w:rPr>
+              <w:t>____ / 100</w:t>
             </w:r>
           </w:p>
         </w:tc>
@@ -325,83 +853,210 @@
       <w:tr>
         <w:tc>
           <w:tcPr>
-            <w:tcW w:type="dxa" w:w="2484"/>
+            <w:tcW w:type="dxa" w:w="1242"/>
+            <w:shd w:fill="F8FAFD"/>
             <w:tcMar>
-              <w:top w:w="120" w:type="dxa"/>
-              <w:bottom w:w="120" w:type="dxa"/>
-              <w:left w:w="150" w:type="dxa"/>
-              <w:right w:w="150" w:type="dxa"/>
+              <w:top w:w="60" w:type="dxa"/>
+              <w:bottom w:w="60" w:type="dxa"/>
+              <w:left w:w="50" w:type="dxa"/>
+              <w:right w:w="50" w:type="dxa"/>
             </w:tcMar>
           </w:tcPr>
           <w:p>
+            <w:pPr>
+              <w:spacing w:before="0" w:after="0"/>
+              <w:jc w:val="center"/>
+            </w:pPr>
             <w:r>
               <w:rPr>
+                <w:rFonts w:ascii="Segoe UI" w:hAnsi="Segoe UI"/>
                 <w:b/>
-                <w:sz w:val="18"/>
+                <w:color w:val="0866F5"/>
+                <w:sz w:val="16"/>
               </w:rPr>
-              <w:t>#03</w:t>
-              <w:br/>
-              <w:t>Proteccion y fomento tecnologi...</w:t>
+              <w:t>02</w:t>
             </w:r>
           </w:p>
         </w:tc>
         <w:tc>
           <w:tcPr>
-            <w:tcW w:type="dxa" w:w="2484"/>
+            <w:tcW w:type="dxa" w:w="1242"/>
+            <w:shd w:fill="F8FAFD"/>
             <w:tcMar>
-              <w:top w:w="120" w:type="dxa"/>
-              <w:bottom w:w="120" w:type="dxa"/>
-              <w:left w:w="150" w:type="dxa"/>
-              <w:right w:w="150" w:type="dxa"/>
+              <w:top w:w="60" w:type="dxa"/>
+              <w:bottom w:w="60" w:type="dxa"/>
+              <w:left w:w="50" w:type="dxa"/>
+              <w:right w:w="50" w:type="dxa"/>
             </w:tcMar>
           </w:tcPr>
           <w:p>
+            <w:pPr>
+              <w:spacing w:before="0" w:after="0"/>
+            </w:pPr>
             <w:r>
               <w:rPr>
-                <w:sz w:val="18"/>
+                <w:rFonts w:ascii="Segoe UI" w:hAnsi="Segoe UI"/>
+                <w:color w:val="1E293B"/>
+                <w:sz w:val="16"/>
               </w:rPr>
-              <w:t>92% (Top 1)</w:t>
+              <w:t>Sensores comunitarios alerta inundaciones</w:t>
             </w:r>
           </w:p>
         </w:tc>
         <w:tc>
           <w:tcPr>
-            <w:tcW w:type="dxa" w:w="2484"/>
+            <w:tcW w:type="dxa" w:w="1242"/>
+            <w:shd w:fill="F8FAFD"/>
             <w:tcMar>
-              <w:top w:w="120" w:type="dxa"/>
-              <w:bottom w:w="120" w:type="dxa"/>
-              <w:left w:w="150" w:type="dxa"/>
-              <w:right w:w="150" w:type="dxa"/>
+              <w:top w:w="60" w:type="dxa"/>
+              <w:bottom w:w="60" w:type="dxa"/>
+              <w:left w:w="50" w:type="dxa"/>
+              <w:right w:w="50" w:type="dxa"/>
             </w:tcMar>
           </w:tcPr>
           <w:p>
+            <w:pPr>
+              <w:spacing w:before="0" w:after="0"/>
+              <w:jc w:val="center"/>
+            </w:pPr>
             <w:r>
               <w:rPr>
-                <w:sz w:val="17"/>
+                <w:rFonts w:ascii="Segoe UI" w:hAnsi="Segoe UI"/>
+                <w:color w:val="1E293B"/>
+                <w:sz w:val="16"/>
               </w:rPr>
-              <w:t>Acústica Pasiva por Edge-AI (TinyML) en Colmenas Meliponas</w:t>
-              <w:br/>
-              <w:br/>
-              <w:t>Microcontroladores de $5 USD ejecutando inferencia acústica de zumbido para alertar envenenamiento por pesticidas o colapso térmico.</w:t>
+              <w:t>Innovación</w:t>
             </w:r>
           </w:p>
         </w:tc>
         <w:tc>
           <w:tcPr>
-            <w:tcW w:type="dxa" w:w="2484"/>
+            <w:tcW w:type="dxa" w:w="1242"/>
+            <w:shd w:fill="F8FAFD"/>
             <w:tcMar>
-              <w:top w:w="120" w:type="dxa"/>
-              <w:bottom w:w="120" w:type="dxa"/>
-              <w:left w:w="150" w:type="dxa"/>
-              <w:right w:w="150" w:type="dxa"/>
+              <w:top w:w="60" w:type="dxa"/>
+              <w:bottom w:w="60" w:type="dxa"/>
+              <w:left w:w="50" w:type="dxa"/>
+              <w:right w:w="50" w:type="dxa"/>
             </w:tcMar>
           </w:tcPr>
           <w:p>
+            <w:pPr>
+              <w:spacing w:before="0" w:after="0"/>
+              <w:jc w:val="center"/>
+            </w:pPr>
             <w:r>
               <w:rPr>
-                <w:sz w:val="17"/>
+                <w:rFonts w:ascii="Segoe UI" w:hAnsi="Segoe UI"/>
+                <w:color w:val="1E293B"/>
+                <w:sz w:val="16"/>
               </w:rPr>
-              <w:t>Invasividad cero: el sensor escucha el espectro de frecuencia sin perturbar el hábitat del polinizador.</w:t>
+              <w:t>___ / 30</w:t>
+            </w:r>
+          </w:p>
+        </w:tc>
+        <w:tc>
+          <w:tcPr>
+            <w:tcW w:type="dxa" w:w="1242"/>
+            <w:shd w:fill="F8FAFD"/>
+            <w:tcMar>
+              <w:top w:w="60" w:type="dxa"/>
+              <w:bottom w:w="60" w:type="dxa"/>
+              <w:left w:w="50" w:type="dxa"/>
+              <w:right w:w="50" w:type="dxa"/>
+            </w:tcMar>
+          </w:tcPr>
+          <w:p>
+            <w:pPr>
+              <w:spacing w:before="0" w:after="0"/>
+              <w:jc w:val="center"/>
+            </w:pPr>
+            <w:r>
+              <w:rPr>
+                <w:rFonts w:ascii="Segoe UI" w:hAnsi="Segoe UI"/>
+                <w:color w:val="1E293B"/>
+                <w:sz w:val="16"/>
+              </w:rPr>
+              <w:t>___ / 25</w:t>
+            </w:r>
+          </w:p>
+        </w:tc>
+        <w:tc>
+          <w:tcPr>
+            <w:tcW w:type="dxa" w:w="1242"/>
+            <w:shd w:fill="F8FAFD"/>
+            <w:tcMar>
+              <w:top w:w="60" w:type="dxa"/>
+              <w:bottom w:w="60" w:type="dxa"/>
+              <w:left w:w="50" w:type="dxa"/>
+              <w:right w:w="50" w:type="dxa"/>
+            </w:tcMar>
+          </w:tcPr>
+          <w:p>
+            <w:pPr>
+              <w:spacing w:before="0" w:after="0"/>
+              <w:jc w:val="center"/>
+            </w:pPr>
+            <w:r>
+              <w:rPr>
+                <w:rFonts w:ascii="Segoe UI" w:hAnsi="Segoe UI"/>
+                <w:color w:val="1E293B"/>
+                <w:sz w:val="16"/>
+              </w:rPr>
+              <w:t>___ / 20</w:t>
+            </w:r>
+          </w:p>
+        </w:tc>
+        <w:tc>
+          <w:tcPr>
+            <w:tcW w:type="dxa" w:w="1242"/>
+            <w:shd w:fill="F8FAFD"/>
+            <w:tcMar>
+              <w:top w:w="60" w:type="dxa"/>
+              <w:bottom w:w="60" w:type="dxa"/>
+              <w:left w:w="50" w:type="dxa"/>
+              <w:right w:w="50" w:type="dxa"/>
+            </w:tcMar>
+          </w:tcPr>
+          <w:p>
+            <w:pPr>
+              <w:spacing w:before="0" w:after="0"/>
+              <w:jc w:val="center"/>
+            </w:pPr>
+            <w:r>
+              <w:rPr>
+                <w:rFonts w:ascii="Segoe UI" w:hAnsi="Segoe UI"/>
+                <w:color w:val="1E293B"/>
+                <w:sz w:val="16"/>
+              </w:rPr>
+              <w:t>___ / 15</w:t>
+            </w:r>
+          </w:p>
+        </w:tc>
+        <w:tc>
+          <w:tcPr>
+            <w:tcW w:type="dxa" w:w="1242"/>
+            <w:shd w:fill="F8FAFD"/>
+            <w:tcMar>
+              <w:top w:w="60" w:type="dxa"/>
+              <w:bottom w:w="60" w:type="dxa"/>
+              <w:left w:w="50" w:type="dxa"/>
+              <w:right w:w="50" w:type="dxa"/>
+            </w:tcMar>
+          </w:tcPr>
+          <w:p>
+            <w:pPr>
+              <w:spacing w:before="0" w:after="0"/>
+              <w:jc w:val="center"/>
+            </w:pPr>
+            <w:r>
+              <w:rPr>
+                <w:rFonts w:ascii="Segoe UI" w:hAnsi="Segoe UI"/>
+                <w:b/>
+                <w:color w:val="0D1B35"/>
+                <w:sz w:val="16"/>
+              </w:rPr>
+              <w:t>____ / 100</w:t>
             </w:r>
           </w:p>
         </w:tc>
@@ -409,83 +1064,210 @@
       <w:tr>
         <w:tc>
           <w:tcPr>
-            <w:tcW w:type="dxa" w:w="2484"/>
+            <w:tcW w:type="dxa" w:w="1242"/>
+            <w:shd w:fill="FFFFFF"/>
             <w:tcMar>
-              <w:top w:w="120" w:type="dxa"/>
-              <w:bottom w:w="120" w:type="dxa"/>
-              <w:left w:w="150" w:type="dxa"/>
-              <w:right w:w="150" w:type="dxa"/>
+              <w:top w:w="60" w:type="dxa"/>
+              <w:bottom w:w="60" w:type="dxa"/>
+              <w:left w:w="50" w:type="dxa"/>
+              <w:right w:w="50" w:type="dxa"/>
             </w:tcMar>
           </w:tcPr>
           <w:p>
+            <w:pPr>
+              <w:spacing w:before="0" w:after="0"/>
+              <w:jc w:val="center"/>
+            </w:pPr>
             <w:r>
               <w:rPr>
+                <w:rFonts w:ascii="Segoe UI" w:hAnsi="Segoe UI"/>
                 <w:b/>
-                <w:sz w:val="18"/>
+                <w:color w:val="0866F5"/>
+                <w:sz w:val="16"/>
               </w:rPr>
-              <w:t>#04</w:t>
-              <w:br/>
-              <w:t>Revalorizacion integral y tran...</w:t>
+              <w:t>03</w:t>
             </w:r>
           </w:p>
         </w:tc>
         <w:tc>
           <w:tcPr>
-            <w:tcW w:type="dxa" w:w="2484"/>
+            <w:tcW w:type="dxa" w:w="1242"/>
+            <w:shd w:fill="FFFFFF"/>
             <w:tcMar>
-              <w:top w:w="120" w:type="dxa"/>
-              <w:bottom w:w="120" w:type="dxa"/>
-              <w:left w:w="150" w:type="dxa"/>
-              <w:right w:w="150" w:type="dxa"/>
+              <w:top w:w="60" w:type="dxa"/>
+              <w:bottom w:w="60" w:type="dxa"/>
+              <w:left w:w="50" w:type="dxa"/>
+              <w:right w:w="50" w:type="dxa"/>
             </w:tcMar>
           </w:tcPr>
           <w:p>
+            <w:pPr>
+              <w:spacing w:before="0" w:after="0"/>
+            </w:pPr>
             <w:r>
               <w:rPr>
-                <w:sz w:val="18"/>
+                <w:rFonts w:ascii="Segoe UI" w:hAnsi="Segoe UI"/>
+                <w:color w:val="1E293B"/>
+                <w:sz w:val="16"/>
               </w:rPr>
-              <w:t>84% (Media)</w:t>
+              <w:t>Protección tecnológica de polinizadores</w:t>
             </w:r>
           </w:p>
         </w:tc>
         <w:tc>
           <w:tcPr>
-            <w:tcW w:type="dxa" w:w="2484"/>
+            <w:tcW w:type="dxa" w:w="1242"/>
+            <w:shd w:fill="FFFFFF"/>
             <w:tcMar>
-              <w:top w:w="120" w:type="dxa"/>
-              <w:bottom w:w="120" w:type="dxa"/>
-              <w:left w:w="150" w:type="dxa"/>
-              <w:right w:w="150" w:type="dxa"/>
+              <w:top w:w="60" w:type="dxa"/>
+              <w:bottom w:w="60" w:type="dxa"/>
+              <w:left w:w="50" w:type="dxa"/>
+              <w:right w:w="50" w:type="dxa"/>
             </w:tcMar>
           </w:tcPr>
           <w:p>
+            <w:pPr>
+              <w:spacing w:before="0" w:after="0"/>
+              <w:jc w:val="center"/>
+            </w:pPr>
             <w:r>
               <w:rPr>
-                <w:sz w:val="17"/>
+                <w:rFonts w:ascii="Segoe UI" w:hAnsi="Segoe UI"/>
+                <w:color w:val="1E293B"/>
+                <w:sz w:val="16"/>
               </w:rPr>
-              <w:t>Biochar por Pirólisis Térmica Autotérmica + Paneles Termoacústicos</w:t>
-              <w:br/>
-              <w:br/>
-              <w:t>Compactadora mecánica de poda urbana para producir placas aislantes livianas y enmienda de biochar para suelos degradados.</w:t>
+              <w:t>Innovación</w:t>
             </w:r>
           </w:p>
         </w:tc>
         <w:tc>
           <w:tcPr>
-            <w:tcW w:type="dxa" w:w="2484"/>
+            <w:tcW w:type="dxa" w:w="1242"/>
+            <w:shd w:fill="FFFFFF"/>
             <w:tcMar>
-              <w:top w:w="120" w:type="dxa"/>
-              <w:bottom w:w="120" w:type="dxa"/>
-              <w:left w:w="150" w:type="dxa"/>
-              <w:right w:w="150" w:type="dxa"/>
+              <w:top w:w="60" w:type="dxa"/>
+              <w:bottom w:w="60" w:type="dxa"/>
+              <w:left w:w="50" w:type="dxa"/>
+              <w:right w:w="50" w:type="dxa"/>
             </w:tcMar>
           </w:tcPr>
           <w:p>
+            <w:pPr>
+              <w:spacing w:before="0" w:after="0"/>
+              <w:jc w:val="center"/>
+            </w:pPr>
             <w:r>
               <w:rPr>
-                <w:sz w:val="17"/>
+                <w:rFonts w:ascii="Segoe UI" w:hAnsi="Segoe UI"/>
+                <w:color w:val="1E293B"/>
+                <w:sz w:val="16"/>
               </w:rPr>
-              <w:t>Captura de carbono negativa comprobable con balance de masa y energía cerrado.</w:t>
+              <w:t>___ / 30</w:t>
+            </w:r>
+          </w:p>
+        </w:tc>
+        <w:tc>
+          <w:tcPr>
+            <w:tcW w:type="dxa" w:w="1242"/>
+            <w:shd w:fill="FFFFFF"/>
+            <w:tcMar>
+              <w:top w:w="60" w:type="dxa"/>
+              <w:bottom w:w="60" w:type="dxa"/>
+              <w:left w:w="50" w:type="dxa"/>
+              <w:right w:w="50" w:type="dxa"/>
+            </w:tcMar>
+          </w:tcPr>
+          <w:p>
+            <w:pPr>
+              <w:spacing w:before="0" w:after="0"/>
+              <w:jc w:val="center"/>
+            </w:pPr>
+            <w:r>
+              <w:rPr>
+                <w:rFonts w:ascii="Segoe UI" w:hAnsi="Segoe UI"/>
+                <w:color w:val="1E293B"/>
+                <w:sz w:val="16"/>
+              </w:rPr>
+              <w:t>___ / 25</w:t>
+            </w:r>
+          </w:p>
+        </w:tc>
+        <w:tc>
+          <w:tcPr>
+            <w:tcW w:type="dxa" w:w="1242"/>
+            <w:shd w:fill="FFFFFF"/>
+            <w:tcMar>
+              <w:top w:w="60" w:type="dxa"/>
+              <w:bottom w:w="60" w:type="dxa"/>
+              <w:left w:w="50" w:type="dxa"/>
+              <w:right w:w="50" w:type="dxa"/>
+            </w:tcMar>
+          </w:tcPr>
+          <w:p>
+            <w:pPr>
+              <w:spacing w:before="0" w:after="0"/>
+              <w:jc w:val="center"/>
+            </w:pPr>
+            <w:r>
+              <w:rPr>
+                <w:rFonts w:ascii="Segoe UI" w:hAnsi="Segoe UI"/>
+                <w:color w:val="1E293B"/>
+                <w:sz w:val="16"/>
+              </w:rPr>
+              <w:t>___ / 20</w:t>
+            </w:r>
+          </w:p>
+        </w:tc>
+        <w:tc>
+          <w:tcPr>
+            <w:tcW w:type="dxa" w:w="1242"/>
+            <w:shd w:fill="FFFFFF"/>
+            <w:tcMar>
+              <w:top w:w="60" w:type="dxa"/>
+              <w:bottom w:w="60" w:type="dxa"/>
+              <w:left w:w="50" w:type="dxa"/>
+              <w:right w:w="50" w:type="dxa"/>
+            </w:tcMar>
+          </w:tcPr>
+          <w:p>
+            <w:pPr>
+              <w:spacing w:before="0" w:after="0"/>
+              <w:jc w:val="center"/>
+            </w:pPr>
+            <w:r>
+              <w:rPr>
+                <w:rFonts w:ascii="Segoe UI" w:hAnsi="Segoe UI"/>
+                <w:color w:val="1E293B"/>
+                <w:sz w:val="16"/>
+              </w:rPr>
+              <w:t>___ / 15</w:t>
+            </w:r>
+          </w:p>
+        </w:tc>
+        <w:tc>
+          <w:tcPr>
+            <w:tcW w:type="dxa" w:w="1242"/>
+            <w:shd w:fill="FFFFFF"/>
+            <w:tcMar>
+              <w:top w:w="60" w:type="dxa"/>
+              <w:bottom w:w="60" w:type="dxa"/>
+              <w:left w:w="50" w:type="dxa"/>
+              <w:right w:w="50" w:type="dxa"/>
+            </w:tcMar>
+          </w:tcPr>
+          <w:p>
+            <w:pPr>
+              <w:spacing w:before="0" w:after="0"/>
+              <w:jc w:val="center"/>
+            </w:pPr>
+            <w:r>
+              <w:rPr>
+                <w:rFonts w:ascii="Segoe UI" w:hAnsi="Segoe UI"/>
+                <w:b/>
+                <w:color w:val="0D1B35"/>
+                <w:sz w:val="16"/>
+              </w:rPr>
+              <w:t>____ / 100</w:t>
             </w:r>
           </w:p>
         </w:tc>
@@ -493,83 +1275,1265 @@
       <w:tr>
         <w:tc>
           <w:tcPr>
-            <w:tcW w:type="dxa" w:w="2484"/>
+            <w:tcW w:type="dxa" w:w="1242"/>
+            <w:shd w:fill="F8FAFD"/>
             <w:tcMar>
-              <w:top w:w="120" w:type="dxa"/>
-              <w:bottom w:w="120" w:type="dxa"/>
-              <w:left w:w="150" w:type="dxa"/>
-              <w:right w:w="150" w:type="dxa"/>
+              <w:top w:w="60" w:type="dxa"/>
+              <w:bottom w:w="60" w:type="dxa"/>
+              <w:left w:w="50" w:type="dxa"/>
+              <w:right w:w="50" w:type="dxa"/>
             </w:tcMar>
           </w:tcPr>
           <w:p>
+            <w:pPr>
+              <w:spacing w:before="0" w:after="0"/>
+              <w:jc w:val="center"/>
+            </w:pPr>
             <w:r>
               <w:rPr>
+                <w:rFonts w:ascii="Segoe UI" w:hAnsi="Segoe UI"/>
                 <w:b/>
-                <w:sz w:val="18"/>
+                <w:color w:val="0866F5"/>
+                <w:sz w:val="16"/>
               </w:rPr>
-              <w:t>#05</w:t>
-              <w:br/>
-              <w:t>Sistemas modulares ultraligero...</w:t>
+              <w:t>04</w:t>
             </w:r>
           </w:p>
         </w:tc>
         <w:tc>
           <w:tcPr>
-            <w:tcW w:type="dxa" w:w="2484"/>
+            <w:tcW w:type="dxa" w:w="1242"/>
+            <w:shd w:fill="F8FAFD"/>
             <w:tcMar>
-              <w:top w:w="120" w:type="dxa"/>
-              <w:bottom w:w="120" w:type="dxa"/>
-              <w:left w:w="150" w:type="dxa"/>
-              <w:right w:w="150" w:type="dxa"/>
+              <w:top w:w="60" w:type="dxa"/>
+              <w:bottom w:w="60" w:type="dxa"/>
+              <w:left w:w="50" w:type="dxa"/>
+              <w:right w:w="50" w:type="dxa"/>
             </w:tcMar>
           </w:tcPr>
           <w:p>
+            <w:pPr>
+              <w:spacing w:before="0" w:after="0"/>
+            </w:pPr>
             <w:r>
               <w:rPr>
-                <w:sz w:val="18"/>
+                <w:rFonts w:ascii="Segoe UI" w:hAnsi="Segoe UI"/>
+                <w:color w:val="1E293B"/>
+                <w:sz w:val="16"/>
               </w:rPr>
-              <w:t>84% (Media)</w:t>
+              <w:t>Pirólisis y revalorización biomasa urbana</w:t>
             </w:r>
           </w:p>
         </w:tc>
         <w:tc>
           <w:tcPr>
-            <w:tcW w:type="dxa" w:w="2484"/>
+            <w:tcW w:type="dxa" w:w="1242"/>
+            <w:shd w:fill="F8FAFD"/>
             <w:tcMar>
-              <w:top w:w="120" w:type="dxa"/>
-              <w:bottom w:w="120" w:type="dxa"/>
-              <w:left w:w="150" w:type="dxa"/>
-              <w:right w:w="150" w:type="dxa"/>
+              <w:top w:w="60" w:type="dxa"/>
+              <w:bottom w:w="60" w:type="dxa"/>
+              <w:left w:w="50" w:type="dxa"/>
+              <w:right w:w="50" w:type="dxa"/>
             </w:tcMar>
           </w:tcPr>
           <w:p>
+            <w:pPr>
+              <w:spacing w:before="0" w:after="0"/>
+              <w:jc w:val="center"/>
+            </w:pPr>
             <w:r>
               <w:rPr>
-                <w:sz w:val="17"/>
+                <w:rFonts w:ascii="Segoe UI" w:hAnsi="Segoe UI"/>
+                <w:color w:val="1E293B"/>
+                <w:sz w:val="16"/>
               </w:rPr>
-              <w:t>Filtración por Vórtice Hidráulico + Microturbina Gravitatoria</w:t>
-              <w:br/>
-              <w:br/>
-              <w:t>Separador ciclónico autolimpiante de sedimentos pluviales acoplado a desinfección UV solar pasiva sin filtros de cartucho descartables.</w:t>
+              <w:t>Innovación</w:t>
             </w:r>
           </w:p>
         </w:tc>
         <w:tc>
           <w:tcPr>
-            <w:tcW w:type="dxa" w:w="2484"/>
+            <w:tcW w:type="dxa" w:w="1242"/>
+            <w:shd w:fill="F8FAFD"/>
             <w:tcMar>
-              <w:top w:w="120" w:type="dxa"/>
-              <w:bottom w:w="120" w:type="dxa"/>
-              <w:left w:w="150" w:type="dxa"/>
-              <w:right w:w="150" w:type="dxa"/>
+              <w:top w:w="60" w:type="dxa"/>
+              <w:bottom w:w="60" w:type="dxa"/>
+              <w:left w:w="50" w:type="dxa"/>
+              <w:right w:w="50" w:type="dxa"/>
             </w:tcMar>
           </w:tcPr>
           <w:p>
+            <w:pPr>
+              <w:spacing w:before="0" w:after="0"/>
+              <w:jc w:val="center"/>
+            </w:pPr>
             <w:r>
               <w:rPr>
-                <w:sz w:val="17"/>
+                <w:rFonts w:ascii="Segoe UI" w:hAnsi="Segoe UI"/>
+                <w:color w:val="1E293B"/>
+                <w:sz w:val="16"/>
               </w:rPr>
-              <w:t>Zero-waste y mantenimiento cero: los sedimentos se purgan automáticamente por fuerza centrífuga.</w:t>
+              <w:t>___ / 30</w:t>
+            </w:r>
+          </w:p>
+        </w:tc>
+        <w:tc>
+          <w:tcPr>
+            <w:tcW w:type="dxa" w:w="1242"/>
+            <w:shd w:fill="F8FAFD"/>
+            <w:tcMar>
+              <w:top w:w="60" w:type="dxa"/>
+              <w:bottom w:w="60" w:type="dxa"/>
+              <w:left w:w="50" w:type="dxa"/>
+              <w:right w:w="50" w:type="dxa"/>
+            </w:tcMar>
+          </w:tcPr>
+          <w:p>
+            <w:pPr>
+              <w:spacing w:before="0" w:after="0"/>
+              <w:jc w:val="center"/>
+            </w:pPr>
+            <w:r>
+              <w:rPr>
+                <w:rFonts w:ascii="Segoe UI" w:hAnsi="Segoe UI"/>
+                <w:color w:val="1E293B"/>
+                <w:sz w:val="16"/>
+              </w:rPr>
+              <w:t>___ / 25</w:t>
+            </w:r>
+          </w:p>
+        </w:tc>
+        <w:tc>
+          <w:tcPr>
+            <w:tcW w:type="dxa" w:w="1242"/>
+            <w:shd w:fill="F8FAFD"/>
+            <w:tcMar>
+              <w:top w:w="60" w:type="dxa"/>
+              <w:bottom w:w="60" w:type="dxa"/>
+              <w:left w:w="50" w:type="dxa"/>
+              <w:right w:w="50" w:type="dxa"/>
+            </w:tcMar>
+          </w:tcPr>
+          <w:p>
+            <w:pPr>
+              <w:spacing w:before="0" w:after="0"/>
+              <w:jc w:val="center"/>
+            </w:pPr>
+            <w:r>
+              <w:rPr>
+                <w:rFonts w:ascii="Segoe UI" w:hAnsi="Segoe UI"/>
+                <w:color w:val="1E293B"/>
+                <w:sz w:val="16"/>
+              </w:rPr>
+              <w:t>___ / 20</w:t>
+            </w:r>
+          </w:p>
+        </w:tc>
+        <w:tc>
+          <w:tcPr>
+            <w:tcW w:type="dxa" w:w="1242"/>
+            <w:shd w:fill="F8FAFD"/>
+            <w:tcMar>
+              <w:top w:w="60" w:type="dxa"/>
+              <w:bottom w:w="60" w:type="dxa"/>
+              <w:left w:w="50" w:type="dxa"/>
+              <w:right w:w="50" w:type="dxa"/>
+            </w:tcMar>
+          </w:tcPr>
+          <w:p>
+            <w:pPr>
+              <w:spacing w:before="0" w:after="0"/>
+              <w:jc w:val="center"/>
+            </w:pPr>
+            <w:r>
+              <w:rPr>
+                <w:rFonts w:ascii="Segoe UI" w:hAnsi="Segoe UI"/>
+                <w:color w:val="1E293B"/>
+                <w:sz w:val="16"/>
+              </w:rPr>
+              <w:t>___ / 15</w:t>
+            </w:r>
+          </w:p>
+        </w:tc>
+        <w:tc>
+          <w:tcPr>
+            <w:tcW w:type="dxa" w:w="1242"/>
+            <w:shd w:fill="F8FAFD"/>
+            <w:tcMar>
+              <w:top w:w="60" w:type="dxa"/>
+              <w:bottom w:w="60" w:type="dxa"/>
+              <w:left w:w="50" w:type="dxa"/>
+              <w:right w:w="50" w:type="dxa"/>
+            </w:tcMar>
+          </w:tcPr>
+          <w:p>
+            <w:pPr>
+              <w:spacing w:before="0" w:after="0"/>
+              <w:jc w:val="center"/>
+            </w:pPr>
+            <w:r>
+              <w:rPr>
+                <w:rFonts w:ascii="Segoe UI" w:hAnsi="Segoe UI"/>
+                <w:b/>
+                <w:color w:val="0D1B35"/>
+                <w:sz w:val="16"/>
+              </w:rPr>
+              <w:t>____ / 100</w:t>
+            </w:r>
+          </w:p>
+        </w:tc>
+      </w:tr>
+      <w:tr>
+        <w:tc>
+          <w:tcPr>
+            <w:tcW w:type="dxa" w:w="1242"/>
+            <w:shd w:fill="FFFFFF"/>
+            <w:tcMar>
+              <w:top w:w="60" w:type="dxa"/>
+              <w:bottom w:w="60" w:type="dxa"/>
+              <w:left w:w="50" w:type="dxa"/>
+              <w:right w:w="50" w:type="dxa"/>
+            </w:tcMar>
+          </w:tcPr>
+          <w:p>
+            <w:pPr>
+              <w:spacing w:before="0" w:after="0"/>
+              <w:jc w:val="center"/>
+            </w:pPr>
+            <w:r>
+              <w:rPr>
+                <w:rFonts w:ascii="Segoe UI" w:hAnsi="Segoe UI"/>
+                <w:b/>
+                <w:color w:val="0866F5"/>
+                <w:sz w:val="16"/>
+              </w:rPr>
+              <w:t>05</w:t>
+            </w:r>
+          </w:p>
+        </w:tc>
+        <w:tc>
+          <w:tcPr>
+            <w:tcW w:type="dxa" w:w="1242"/>
+            <w:shd w:fill="FFFFFF"/>
+            <w:tcMar>
+              <w:top w:w="60" w:type="dxa"/>
+              <w:bottom w:w="60" w:type="dxa"/>
+              <w:left w:w="50" w:type="dxa"/>
+              <w:right w:w="50" w:type="dxa"/>
+            </w:tcMar>
+          </w:tcPr>
+          <w:p>
+            <w:pPr>
+              <w:spacing w:before="0" w:after="0"/>
+            </w:pPr>
+            <w:r>
+              <w:rPr>
+                <w:rFonts w:ascii="Segoe UI" w:hAnsi="Segoe UI"/>
+                <w:color w:val="1E293B"/>
+                <w:sz w:val="16"/>
+              </w:rPr>
+              <w:t>Reservorios pluviales con microfiltración</w:t>
+            </w:r>
+          </w:p>
+        </w:tc>
+        <w:tc>
+          <w:tcPr>
+            <w:tcW w:type="dxa" w:w="1242"/>
+            <w:shd w:fill="FFFFFF"/>
+            <w:tcMar>
+              <w:top w:w="60" w:type="dxa"/>
+              <w:bottom w:w="60" w:type="dxa"/>
+              <w:left w:w="50" w:type="dxa"/>
+              <w:right w:w="50" w:type="dxa"/>
+            </w:tcMar>
+          </w:tcPr>
+          <w:p>
+            <w:pPr>
+              <w:spacing w:before="0" w:after="0"/>
+              <w:jc w:val="center"/>
+            </w:pPr>
+            <w:r>
+              <w:rPr>
+                <w:rFonts w:ascii="Segoe UI" w:hAnsi="Segoe UI"/>
+                <w:color w:val="1E293B"/>
+                <w:sz w:val="16"/>
+              </w:rPr>
+              <w:t>Innovación</w:t>
+            </w:r>
+          </w:p>
+        </w:tc>
+        <w:tc>
+          <w:tcPr>
+            <w:tcW w:type="dxa" w:w="1242"/>
+            <w:shd w:fill="FFFFFF"/>
+            <w:tcMar>
+              <w:top w:w="60" w:type="dxa"/>
+              <w:bottom w:w="60" w:type="dxa"/>
+              <w:left w:w="50" w:type="dxa"/>
+              <w:right w:w="50" w:type="dxa"/>
+            </w:tcMar>
+          </w:tcPr>
+          <w:p>
+            <w:pPr>
+              <w:spacing w:before="0" w:after="0"/>
+              <w:jc w:val="center"/>
+            </w:pPr>
+            <w:r>
+              <w:rPr>
+                <w:rFonts w:ascii="Segoe UI" w:hAnsi="Segoe UI"/>
+                <w:color w:val="1E293B"/>
+                <w:sz w:val="16"/>
+              </w:rPr>
+              <w:t>___ / 30</w:t>
+            </w:r>
+          </w:p>
+        </w:tc>
+        <w:tc>
+          <w:tcPr>
+            <w:tcW w:type="dxa" w:w="1242"/>
+            <w:shd w:fill="FFFFFF"/>
+            <w:tcMar>
+              <w:top w:w="60" w:type="dxa"/>
+              <w:bottom w:w="60" w:type="dxa"/>
+              <w:left w:w="50" w:type="dxa"/>
+              <w:right w:w="50" w:type="dxa"/>
+            </w:tcMar>
+          </w:tcPr>
+          <w:p>
+            <w:pPr>
+              <w:spacing w:before="0" w:after="0"/>
+              <w:jc w:val="center"/>
+            </w:pPr>
+            <w:r>
+              <w:rPr>
+                <w:rFonts w:ascii="Segoe UI" w:hAnsi="Segoe UI"/>
+                <w:color w:val="1E293B"/>
+                <w:sz w:val="16"/>
+              </w:rPr>
+              <w:t>___ / 25</w:t>
+            </w:r>
+          </w:p>
+        </w:tc>
+        <w:tc>
+          <w:tcPr>
+            <w:tcW w:type="dxa" w:w="1242"/>
+            <w:shd w:fill="FFFFFF"/>
+            <w:tcMar>
+              <w:top w:w="60" w:type="dxa"/>
+              <w:bottom w:w="60" w:type="dxa"/>
+              <w:left w:w="50" w:type="dxa"/>
+              <w:right w:w="50" w:type="dxa"/>
+            </w:tcMar>
+          </w:tcPr>
+          <w:p>
+            <w:pPr>
+              <w:spacing w:before="0" w:after="0"/>
+              <w:jc w:val="center"/>
+            </w:pPr>
+            <w:r>
+              <w:rPr>
+                <w:rFonts w:ascii="Segoe UI" w:hAnsi="Segoe UI"/>
+                <w:color w:val="1E293B"/>
+                <w:sz w:val="16"/>
+              </w:rPr>
+              <w:t>___ / 20</w:t>
+            </w:r>
+          </w:p>
+        </w:tc>
+        <w:tc>
+          <w:tcPr>
+            <w:tcW w:type="dxa" w:w="1242"/>
+            <w:shd w:fill="FFFFFF"/>
+            <w:tcMar>
+              <w:top w:w="60" w:type="dxa"/>
+              <w:bottom w:w="60" w:type="dxa"/>
+              <w:left w:w="50" w:type="dxa"/>
+              <w:right w:w="50" w:type="dxa"/>
+            </w:tcMar>
+          </w:tcPr>
+          <w:p>
+            <w:pPr>
+              <w:spacing w:before="0" w:after="0"/>
+              <w:jc w:val="center"/>
+            </w:pPr>
+            <w:r>
+              <w:rPr>
+                <w:rFonts w:ascii="Segoe UI" w:hAnsi="Segoe UI"/>
+                <w:color w:val="1E293B"/>
+                <w:sz w:val="16"/>
+              </w:rPr>
+              <w:t>___ / 15</w:t>
+            </w:r>
+          </w:p>
+        </w:tc>
+        <w:tc>
+          <w:tcPr>
+            <w:tcW w:type="dxa" w:w="1242"/>
+            <w:shd w:fill="FFFFFF"/>
+            <w:tcMar>
+              <w:top w:w="60" w:type="dxa"/>
+              <w:bottom w:w="60" w:type="dxa"/>
+              <w:left w:w="50" w:type="dxa"/>
+              <w:right w:w="50" w:type="dxa"/>
+            </w:tcMar>
+          </w:tcPr>
+          <w:p>
+            <w:pPr>
+              <w:spacing w:before="0" w:after="0"/>
+              <w:jc w:val="center"/>
+            </w:pPr>
+            <w:r>
+              <w:rPr>
+                <w:rFonts w:ascii="Segoe UI" w:hAnsi="Segoe UI"/>
+                <w:b/>
+                <w:color w:val="0D1B35"/>
+                <w:sz w:val="16"/>
+              </w:rPr>
+              <w:t>____ / 100</w:t>
+            </w:r>
+          </w:p>
+        </w:tc>
+      </w:tr>
+      <w:tr>
+        <w:tc>
+          <w:tcPr>
+            <w:tcW w:type="dxa" w:w="1242"/>
+            <w:shd w:fill="F8FAFD"/>
+            <w:tcMar>
+              <w:top w:w="60" w:type="dxa"/>
+              <w:bottom w:w="60" w:type="dxa"/>
+              <w:left w:w="50" w:type="dxa"/>
+              <w:right w:w="50" w:type="dxa"/>
+            </w:tcMar>
+          </w:tcPr>
+          <w:p>
+            <w:pPr>
+              <w:spacing w:before="0" w:after="0"/>
+              <w:jc w:val="center"/>
+            </w:pPr>
+            <w:r>
+              <w:rPr>
+                <w:rFonts w:ascii="Segoe UI" w:hAnsi="Segoe UI"/>
+                <w:b/>
+                <w:color w:val="0866F5"/>
+                <w:sz w:val="16"/>
+              </w:rPr>
+              <w:t>06</w:t>
+            </w:r>
+          </w:p>
+        </w:tc>
+        <w:tc>
+          <w:tcPr>
+            <w:tcW w:type="dxa" w:w="1242"/>
+            <w:shd w:fill="F8FAFD"/>
+            <w:tcMar>
+              <w:top w:w="60" w:type="dxa"/>
+              <w:bottom w:w="60" w:type="dxa"/>
+              <w:left w:w="50" w:type="dxa"/>
+              <w:right w:w="50" w:type="dxa"/>
+            </w:tcMar>
+          </w:tcPr>
+          <w:p>
+            <w:pPr>
+              <w:spacing w:before="0" w:after="0"/>
+            </w:pPr>
+            <w:r>
+              <w:rPr>
+                <w:rFonts w:ascii="Segoe UI" w:hAnsi="Segoe UI"/>
+                <w:color w:val="1E293B"/>
+                <w:sz w:val="16"/>
+              </w:rPr>
+              <w:t>Reciclaje plástico costero en filamento 3D</w:t>
+            </w:r>
+          </w:p>
+        </w:tc>
+        <w:tc>
+          <w:tcPr>
+            <w:tcW w:type="dxa" w:w="1242"/>
+            <w:shd w:fill="F8FAFD"/>
+            <w:tcMar>
+              <w:top w:w="60" w:type="dxa"/>
+              <w:bottom w:w="60" w:type="dxa"/>
+              <w:left w:w="50" w:type="dxa"/>
+              <w:right w:w="50" w:type="dxa"/>
+            </w:tcMar>
+          </w:tcPr>
+          <w:p>
+            <w:pPr>
+              <w:spacing w:before="0" w:after="0"/>
+              <w:jc w:val="center"/>
+            </w:pPr>
+            <w:r>
+              <w:rPr>
+                <w:rFonts w:ascii="Segoe UI" w:hAnsi="Segoe UI"/>
+                <w:color w:val="1E293B"/>
+                <w:sz w:val="16"/>
+              </w:rPr>
+              <w:t>Social</w:t>
+            </w:r>
+          </w:p>
+        </w:tc>
+        <w:tc>
+          <w:tcPr>
+            <w:tcW w:type="dxa" w:w="1242"/>
+            <w:shd w:fill="F8FAFD"/>
+            <w:tcMar>
+              <w:top w:w="60" w:type="dxa"/>
+              <w:bottom w:w="60" w:type="dxa"/>
+              <w:left w:w="50" w:type="dxa"/>
+              <w:right w:w="50" w:type="dxa"/>
+            </w:tcMar>
+          </w:tcPr>
+          <w:p>
+            <w:pPr>
+              <w:spacing w:before="0" w:after="0"/>
+              <w:jc w:val="center"/>
+            </w:pPr>
+            <w:r>
+              <w:rPr>
+                <w:rFonts w:ascii="Segoe UI" w:hAnsi="Segoe UI"/>
+                <w:color w:val="1E293B"/>
+                <w:sz w:val="16"/>
+              </w:rPr>
+              <w:t>___ / 30</w:t>
+            </w:r>
+          </w:p>
+        </w:tc>
+        <w:tc>
+          <w:tcPr>
+            <w:tcW w:type="dxa" w:w="1242"/>
+            <w:shd w:fill="F8FAFD"/>
+            <w:tcMar>
+              <w:top w:w="60" w:type="dxa"/>
+              <w:bottom w:w="60" w:type="dxa"/>
+              <w:left w:w="50" w:type="dxa"/>
+              <w:right w:w="50" w:type="dxa"/>
+            </w:tcMar>
+          </w:tcPr>
+          <w:p>
+            <w:pPr>
+              <w:spacing w:before="0" w:after="0"/>
+              <w:jc w:val="center"/>
+            </w:pPr>
+            <w:r>
+              <w:rPr>
+                <w:rFonts w:ascii="Segoe UI" w:hAnsi="Segoe UI"/>
+                <w:color w:val="1E293B"/>
+                <w:sz w:val="16"/>
+              </w:rPr>
+              <w:t>___ / 25</w:t>
+            </w:r>
+          </w:p>
+        </w:tc>
+        <w:tc>
+          <w:tcPr>
+            <w:tcW w:type="dxa" w:w="1242"/>
+            <w:shd w:fill="F8FAFD"/>
+            <w:tcMar>
+              <w:top w:w="60" w:type="dxa"/>
+              <w:bottom w:w="60" w:type="dxa"/>
+              <w:left w:w="50" w:type="dxa"/>
+              <w:right w:w="50" w:type="dxa"/>
+            </w:tcMar>
+          </w:tcPr>
+          <w:p>
+            <w:pPr>
+              <w:spacing w:before="0" w:after="0"/>
+              <w:jc w:val="center"/>
+            </w:pPr>
+            <w:r>
+              <w:rPr>
+                <w:rFonts w:ascii="Segoe UI" w:hAnsi="Segoe UI"/>
+                <w:color w:val="1E293B"/>
+                <w:sz w:val="16"/>
+              </w:rPr>
+              <w:t>___ / 20</w:t>
+            </w:r>
+          </w:p>
+        </w:tc>
+        <w:tc>
+          <w:tcPr>
+            <w:tcW w:type="dxa" w:w="1242"/>
+            <w:shd w:fill="F8FAFD"/>
+            <w:tcMar>
+              <w:top w:w="60" w:type="dxa"/>
+              <w:bottom w:w="60" w:type="dxa"/>
+              <w:left w:w="50" w:type="dxa"/>
+              <w:right w:w="50" w:type="dxa"/>
+            </w:tcMar>
+          </w:tcPr>
+          <w:p>
+            <w:pPr>
+              <w:spacing w:before="0" w:after="0"/>
+              <w:jc w:val="center"/>
+            </w:pPr>
+            <w:r>
+              <w:rPr>
+                <w:rFonts w:ascii="Segoe UI" w:hAnsi="Segoe UI"/>
+                <w:color w:val="1E293B"/>
+                <w:sz w:val="16"/>
+              </w:rPr>
+              <w:t>___ / 15</w:t>
+            </w:r>
+          </w:p>
+        </w:tc>
+        <w:tc>
+          <w:tcPr>
+            <w:tcW w:type="dxa" w:w="1242"/>
+            <w:shd w:fill="F8FAFD"/>
+            <w:tcMar>
+              <w:top w:w="60" w:type="dxa"/>
+              <w:bottom w:w="60" w:type="dxa"/>
+              <w:left w:w="50" w:type="dxa"/>
+              <w:right w:w="50" w:type="dxa"/>
+            </w:tcMar>
+          </w:tcPr>
+          <w:p>
+            <w:pPr>
+              <w:spacing w:before="0" w:after="0"/>
+              <w:jc w:val="center"/>
+            </w:pPr>
+            <w:r>
+              <w:rPr>
+                <w:rFonts w:ascii="Segoe UI" w:hAnsi="Segoe UI"/>
+                <w:b/>
+                <w:color w:val="0D1B35"/>
+                <w:sz w:val="16"/>
+              </w:rPr>
+              <w:t>____ / 100</w:t>
+            </w:r>
+          </w:p>
+        </w:tc>
+      </w:tr>
+      <w:tr>
+        <w:tc>
+          <w:tcPr>
+            <w:tcW w:type="dxa" w:w="1242"/>
+            <w:shd w:fill="FFFFFF"/>
+            <w:tcMar>
+              <w:top w:w="60" w:type="dxa"/>
+              <w:bottom w:w="60" w:type="dxa"/>
+              <w:left w:w="50" w:type="dxa"/>
+              <w:right w:w="50" w:type="dxa"/>
+            </w:tcMar>
+          </w:tcPr>
+          <w:p>
+            <w:pPr>
+              <w:spacing w:before="0" w:after="0"/>
+              <w:jc w:val="center"/>
+            </w:pPr>
+            <w:r>
+              <w:rPr>
+                <w:rFonts w:ascii="Segoe UI" w:hAnsi="Segoe UI"/>
+                <w:b/>
+                <w:color w:val="0866F5"/>
+                <w:sz w:val="16"/>
+              </w:rPr>
+              <w:t>07</w:t>
+            </w:r>
+          </w:p>
+        </w:tc>
+        <w:tc>
+          <w:tcPr>
+            <w:tcW w:type="dxa" w:w="1242"/>
+            <w:shd w:fill="FFFFFF"/>
+            <w:tcMar>
+              <w:top w:w="60" w:type="dxa"/>
+              <w:bottom w:w="60" w:type="dxa"/>
+              <w:left w:w="50" w:type="dxa"/>
+              <w:right w:w="50" w:type="dxa"/>
+            </w:tcMar>
+          </w:tcPr>
+          <w:p>
+            <w:pPr>
+              <w:spacing w:before="0" w:after="0"/>
+            </w:pPr>
+            <w:r>
+              <w:rPr>
+                <w:rFonts w:ascii="Segoe UI" w:hAnsi="Segoe UI"/>
+                <w:color w:val="1E293B"/>
+                <w:sz w:val="16"/>
+              </w:rPr>
+              <w:t>Conversión barrial aceite de cocina usado</w:t>
+            </w:r>
+          </w:p>
+        </w:tc>
+        <w:tc>
+          <w:tcPr>
+            <w:tcW w:type="dxa" w:w="1242"/>
+            <w:shd w:fill="FFFFFF"/>
+            <w:tcMar>
+              <w:top w:w="60" w:type="dxa"/>
+              <w:bottom w:w="60" w:type="dxa"/>
+              <w:left w:w="50" w:type="dxa"/>
+              <w:right w:w="50" w:type="dxa"/>
+            </w:tcMar>
+          </w:tcPr>
+          <w:p>
+            <w:pPr>
+              <w:spacing w:before="0" w:after="0"/>
+              <w:jc w:val="center"/>
+            </w:pPr>
+            <w:r>
+              <w:rPr>
+                <w:rFonts w:ascii="Segoe UI" w:hAnsi="Segoe UI"/>
+                <w:color w:val="1E293B"/>
+                <w:sz w:val="16"/>
+              </w:rPr>
+              <w:t>Social</w:t>
+            </w:r>
+          </w:p>
+        </w:tc>
+        <w:tc>
+          <w:tcPr>
+            <w:tcW w:type="dxa" w:w="1242"/>
+            <w:shd w:fill="FFFFFF"/>
+            <w:tcMar>
+              <w:top w:w="60" w:type="dxa"/>
+              <w:bottom w:w="60" w:type="dxa"/>
+              <w:left w:w="50" w:type="dxa"/>
+              <w:right w:w="50" w:type="dxa"/>
+            </w:tcMar>
+          </w:tcPr>
+          <w:p>
+            <w:pPr>
+              <w:spacing w:before="0" w:after="0"/>
+              <w:jc w:val="center"/>
+            </w:pPr>
+            <w:r>
+              <w:rPr>
+                <w:rFonts w:ascii="Segoe UI" w:hAnsi="Segoe UI"/>
+                <w:color w:val="1E293B"/>
+                <w:sz w:val="16"/>
+              </w:rPr>
+              <w:t>___ / 30</w:t>
+            </w:r>
+          </w:p>
+        </w:tc>
+        <w:tc>
+          <w:tcPr>
+            <w:tcW w:type="dxa" w:w="1242"/>
+            <w:shd w:fill="FFFFFF"/>
+            <w:tcMar>
+              <w:top w:w="60" w:type="dxa"/>
+              <w:bottom w:w="60" w:type="dxa"/>
+              <w:left w:w="50" w:type="dxa"/>
+              <w:right w:w="50" w:type="dxa"/>
+            </w:tcMar>
+          </w:tcPr>
+          <w:p>
+            <w:pPr>
+              <w:spacing w:before="0" w:after="0"/>
+              <w:jc w:val="center"/>
+            </w:pPr>
+            <w:r>
+              <w:rPr>
+                <w:rFonts w:ascii="Segoe UI" w:hAnsi="Segoe UI"/>
+                <w:color w:val="1E293B"/>
+                <w:sz w:val="16"/>
+              </w:rPr>
+              <w:t>___ / 25</w:t>
+            </w:r>
+          </w:p>
+        </w:tc>
+        <w:tc>
+          <w:tcPr>
+            <w:tcW w:type="dxa" w:w="1242"/>
+            <w:shd w:fill="FFFFFF"/>
+            <w:tcMar>
+              <w:top w:w="60" w:type="dxa"/>
+              <w:bottom w:w="60" w:type="dxa"/>
+              <w:left w:w="50" w:type="dxa"/>
+              <w:right w:w="50" w:type="dxa"/>
+            </w:tcMar>
+          </w:tcPr>
+          <w:p>
+            <w:pPr>
+              <w:spacing w:before="0" w:after="0"/>
+              <w:jc w:val="center"/>
+            </w:pPr>
+            <w:r>
+              <w:rPr>
+                <w:rFonts w:ascii="Segoe UI" w:hAnsi="Segoe UI"/>
+                <w:color w:val="1E293B"/>
+                <w:sz w:val="16"/>
+              </w:rPr>
+              <w:t>___ / 20</w:t>
+            </w:r>
+          </w:p>
+        </w:tc>
+        <w:tc>
+          <w:tcPr>
+            <w:tcW w:type="dxa" w:w="1242"/>
+            <w:shd w:fill="FFFFFF"/>
+            <w:tcMar>
+              <w:top w:w="60" w:type="dxa"/>
+              <w:bottom w:w="60" w:type="dxa"/>
+              <w:left w:w="50" w:type="dxa"/>
+              <w:right w:w="50" w:type="dxa"/>
+            </w:tcMar>
+          </w:tcPr>
+          <w:p>
+            <w:pPr>
+              <w:spacing w:before="0" w:after="0"/>
+              <w:jc w:val="center"/>
+            </w:pPr>
+            <w:r>
+              <w:rPr>
+                <w:rFonts w:ascii="Segoe UI" w:hAnsi="Segoe UI"/>
+                <w:color w:val="1E293B"/>
+                <w:sz w:val="16"/>
+              </w:rPr>
+              <w:t>___ / 15</w:t>
+            </w:r>
+          </w:p>
+        </w:tc>
+        <w:tc>
+          <w:tcPr>
+            <w:tcW w:type="dxa" w:w="1242"/>
+            <w:shd w:fill="FFFFFF"/>
+            <w:tcMar>
+              <w:top w:w="60" w:type="dxa"/>
+              <w:bottom w:w="60" w:type="dxa"/>
+              <w:left w:w="50" w:type="dxa"/>
+              <w:right w:w="50" w:type="dxa"/>
+            </w:tcMar>
+          </w:tcPr>
+          <w:p>
+            <w:pPr>
+              <w:spacing w:before="0" w:after="0"/>
+              <w:jc w:val="center"/>
+            </w:pPr>
+            <w:r>
+              <w:rPr>
+                <w:rFonts w:ascii="Segoe UI" w:hAnsi="Segoe UI"/>
+                <w:b/>
+                <w:color w:val="0D1B35"/>
+                <w:sz w:val="16"/>
+              </w:rPr>
+              <w:t>____ / 100</w:t>
+            </w:r>
+          </w:p>
+        </w:tc>
+      </w:tr>
+      <w:tr>
+        <w:tc>
+          <w:tcPr>
+            <w:tcW w:type="dxa" w:w="1242"/>
+            <w:shd w:fill="F8FAFD"/>
+            <w:tcMar>
+              <w:top w:w="60" w:type="dxa"/>
+              <w:bottom w:w="60" w:type="dxa"/>
+              <w:left w:w="50" w:type="dxa"/>
+              <w:right w:w="50" w:type="dxa"/>
+            </w:tcMar>
+          </w:tcPr>
+          <w:p>
+            <w:pPr>
+              <w:spacing w:before="0" w:after="0"/>
+              <w:jc w:val="center"/>
+            </w:pPr>
+            <w:r>
+              <w:rPr>
+                <w:rFonts w:ascii="Segoe UI" w:hAnsi="Segoe UI"/>
+                <w:b/>
+                <w:color w:val="0866F5"/>
+                <w:sz w:val="16"/>
+              </w:rPr>
+              <w:t>08</w:t>
+            </w:r>
+          </w:p>
+        </w:tc>
+        <w:tc>
+          <w:tcPr>
+            <w:tcW w:type="dxa" w:w="1242"/>
+            <w:shd w:fill="F8FAFD"/>
+            <w:tcMar>
+              <w:top w:w="60" w:type="dxa"/>
+              <w:bottom w:w="60" w:type="dxa"/>
+              <w:left w:w="50" w:type="dxa"/>
+              <w:right w:w="50" w:type="dxa"/>
+            </w:tcMar>
+          </w:tcPr>
+          <w:p>
+            <w:pPr>
+              <w:spacing w:before="0" w:after="0"/>
+            </w:pPr>
+            <w:r>
+              <w:rPr>
+                <w:rFonts w:ascii="Segoe UI" w:hAnsi="Segoe UI"/>
+                <w:color w:val="1E293B"/>
+                <w:sz w:val="16"/>
+              </w:rPr>
+              <w:t>Mermas de alimentos mercados populares</w:t>
+            </w:r>
+          </w:p>
+        </w:tc>
+        <w:tc>
+          <w:tcPr>
+            <w:tcW w:type="dxa" w:w="1242"/>
+            <w:shd w:fill="F8FAFD"/>
+            <w:tcMar>
+              <w:top w:w="60" w:type="dxa"/>
+              <w:bottom w:w="60" w:type="dxa"/>
+              <w:left w:w="50" w:type="dxa"/>
+              <w:right w:w="50" w:type="dxa"/>
+            </w:tcMar>
+          </w:tcPr>
+          <w:p>
+            <w:pPr>
+              <w:spacing w:before="0" w:after="0"/>
+              <w:jc w:val="center"/>
+            </w:pPr>
+            <w:r>
+              <w:rPr>
+                <w:rFonts w:ascii="Segoe UI" w:hAnsi="Segoe UI"/>
+                <w:color w:val="1E293B"/>
+                <w:sz w:val="16"/>
+              </w:rPr>
+              <w:t>Social</w:t>
+            </w:r>
+          </w:p>
+        </w:tc>
+        <w:tc>
+          <w:tcPr>
+            <w:tcW w:type="dxa" w:w="1242"/>
+            <w:shd w:fill="F8FAFD"/>
+            <w:tcMar>
+              <w:top w:w="60" w:type="dxa"/>
+              <w:bottom w:w="60" w:type="dxa"/>
+              <w:left w:w="50" w:type="dxa"/>
+              <w:right w:w="50" w:type="dxa"/>
+            </w:tcMar>
+          </w:tcPr>
+          <w:p>
+            <w:pPr>
+              <w:spacing w:before="0" w:after="0"/>
+              <w:jc w:val="center"/>
+            </w:pPr>
+            <w:r>
+              <w:rPr>
+                <w:rFonts w:ascii="Segoe UI" w:hAnsi="Segoe UI"/>
+                <w:color w:val="1E293B"/>
+                <w:sz w:val="16"/>
+              </w:rPr>
+              <w:t>___ / 30</w:t>
+            </w:r>
+          </w:p>
+        </w:tc>
+        <w:tc>
+          <w:tcPr>
+            <w:tcW w:type="dxa" w:w="1242"/>
+            <w:shd w:fill="F8FAFD"/>
+            <w:tcMar>
+              <w:top w:w="60" w:type="dxa"/>
+              <w:bottom w:w="60" w:type="dxa"/>
+              <w:left w:w="50" w:type="dxa"/>
+              <w:right w:w="50" w:type="dxa"/>
+            </w:tcMar>
+          </w:tcPr>
+          <w:p>
+            <w:pPr>
+              <w:spacing w:before="0" w:after="0"/>
+              <w:jc w:val="center"/>
+            </w:pPr>
+            <w:r>
+              <w:rPr>
+                <w:rFonts w:ascii="Segoe UI" w:hAnsi="Segoe UI"/>
+                <w:color w:val="1E293B"/>
+                <w:sz w:val="16"/>
+              </w:rPr>
+              <w:t>___ / 25</w:t>
+            </w:r>
+          </w:p>
+        </w:tc>
+        <w:tc>
+          <w:tcPr>
+            <w:tcW w:type="dxa" w:w="1242"/>
+            <w:shd w:fill="F8FAFD"/>
+            <w:tcMar>
+              <w:top w:w="60" w:type="dxa"/>
+              <w:bottom w:w="60" w:type="dxa"/>
+              <w:left w:w="50" w:type="dxa"/>
+              <w:right w:w="50" w:type="dxa"/>
+            </w:tcMar>
+          </w:tcPr>
+          <w:p>
+            <w:pPr>
+              <w:spacing w:before="0" w:after="0"/>
+              <w:jc w:val="center"/>
+            </w:pPr>
+            <w:r>
+              <w:rPr>
+                <w:rFonts w:ascii="Segoe UI" w:hAnsi="Segoe UI"/>
+                <w:color w:val="1E293B"/>
+                <w:sz w:val="16"/>
+              </w:rPr>
+              <w:t>___ / 20</w:t>
+            </w:r>
+          </w:p>
+        </w:tc>
+        <w:tc>
+          <w:tcPr>
+            <w:tcW w:type="dxa" w:w="1242"/>
+            <w:shd w:fill="F8FAFD"/>
+            <w:tcMar>
+              <w:top w:w="60" w:type="dxa"/>
+              <w:bottom w:w="60" w:type="dxa"/>
+              <w:left w:w="50" w:type="dxa"/>
+              <w:right w:w="50" w:type="dxa"/>
+            </w:tcMar>
+          </w:tcPr>
+          <w:p>
+            <w:pPr>
+              <w:spacing w:before="0" w:after="0"/>
+              <w:jc w:val="center"/>
+            </w:pPr>
+            <w:r>
+              <w:rPr>
+                <w:rFonts w:ascii="Segoe UI" w:hAnsi="Segoe UI"/>
+                <w:color w:val="1E293B"/>
+                <w:sz w:val="16"/>
+              </w:rPr>
+              <w:t>___ / 15</w:t>
+            </w:r>
+          </w:p>
+        </w:tc>
+        <w:tc>
+          <w:tcPr>
+            <w:tcW w:type="dxa" w:w="1242"/>
+            <w:shd w:fill="F8FAFD"/>
+            <w:tcMar>
+              <w:top w:w="60" w:type="dxa"/>
+              <w:bottom w:w="60" w:type="dxa"/>
+              <w:left w:w="50" w:type="dxa"/>
+              <w:right w:w="50" w:type="dxa"/>
+            </w:tcMar>
+          </w:tcPr>
+          <w:p>
+            <w:pPr>
+              <w:spacing w:before="0" w:after="0"/>
+              <w:jc w:val="center"/>
+            </w:pPr>
+            <w:r>
+              <w:rPr>
+                <w:rFonts w:ascii="Segoe UI" w:hAnsi="Segoe UI"/>
+                <w:b/>
+                <w:color w:val="0D1B35"/>
+                <w:sz w:val="16"/>
+              </w:rPr>
+              <w:t>____ / 100</w:t>
+            </w:r>
+          </w:p>
+        </w:tc>
+      </w:tr>
+      <w:tr>
+        <w:tc>
+          <w:tcPr>
+            <w:tcW w:type="dxa" w:w="1242"/>
+            <w:shd w:fill="FFFFFF"/>
+            <w:tcMar>
+              <w:top w:w="60" w:type="dxa"/>
+              <w:bottom w:w="60" w:type="dxa"/>
+              <w:left w:w="50" w:type="dxa"/>
+              <w:right w:w="50" w:type="dxa"/>
+            </w:tcMar>
+          </w:tcPr>
+          <w:p>
+            <w:pPr>
+              <w:spacing w:before="0" w:after="0"/>
+              <w:jc w:val="center"/>
+            </w:pPr>
+            <w:r>
+              <w:rPr>
+                <w:rFonts w:ascii="Segoe UI" w:hAnsi="Segoe UI"/>
+                <w:b/>
+                <w:color w:val="0866F5"/>
+                <w:sz w:val="16"/>
+              </w:rPr>
+              <w:t>09</w:t>
+            </w:r>
+          </w:p>
+        </w:tc>
+        <w:tc>
+          <w:tcPr>
+            <w:tcW w:type="dxa" w:w="1242"/>
+            <w:shd w:fill="FFFFFF"/>
+            <w:tcMar>
+              <w:top w:w="60" w:type="dxa"/>
+              <w:bottom w:w="60" w:type="dxa"/>
+              <w:left w:w="50" w:type="dxa"/>
+              <w:right w:w="50" w:type="dxa"/>
+            </w:tcMar>
+          </w:tcPr>
+          <w:p>
+            <w:pPr>
+              <w:spacing w:before="0" w:after="0"/>
+            </w:pPr>
+            <w:r>
+              <w:rPr>
+                <w:rFonts w:ascii="Segoe UI" w:hAnsi="Segoe UI"/>
+                <w:color w:val="1E293B"/>
+                <w:sz w:val="16"/>
+              </w:rPr>
+              <w:t>Refugio y energía modular post-desastre</w:t>
+            </w:r>
+          </w:p>
+        </w:tc>
+        <w:tc>
+          <w:tcPr>
+            <w:tcW w:type="dxa" w:w="1242"/>
+            <w:shd w:fill="FFFFFF"/>
+            <w:tcMar>
+              <w:top w:w="60" w:type="dxa"/>
+              <w:bottom w:w="60" w:type="dxa"/>
+              <w:left w:w="50" w:type="dxa"/>
+              <w:right w:w="50" w:type="dxa"/>
+            </w:tcMar>
+          </w:tcPr>
+          <w:p>
+            <w:pPr>
+              <w:spacing w:before="0" w:after="0"/>
+              <w:jc w:val="center"/>
+            </w:pPr>
+            <w:r>
+              <w:rPr>
+                <w:rFonts w:ascii="Segoe UI" w:hAnsi="Segoe UI"/>
+                <w:color w:val="1E293B"/>
+                <w:sz w:val="16"/>
+              </w:rPr>
+              <w:t>Innovación</w:t>
+            </w:r>
+          </w:p>
+        </w:tc>
+        <w:tc>
+          <w:tcPr>
+            <w:tcW w:type="dxa" w:w="1242"/>
+            <w:shd w:fill="FFFFFF"/>
+            <w:tcMar>
+              <w:top w:w="60" w:type="dxa"/>
+              <w:bottom w:w="60" w:type="dxa"/>
+              <w:left w:w="50" w:type="dxa"/>
+              <w:right w:w="50" w:type="dxa"/>
+            </w:tcMar>
+          </w:tcPr>
+          <w:p>
+            <w:pPr>
+              <w:spacing w:before="0" w:after="0"/>
+              <w:jc w:val="center"/>
+            </w:pPr>
+            <w:r>
+              <w:rPr>
+                <w:rFonts w:ascii="Segoe UI" w:hAnsi="Segoe UI"/>
+                <w:color w:val="1E293B"/>
+                <w:sz w:val="16"/>
+              </w:rPr>
+              <w:t>___ / 30</w:t>
+            </w:r>
+          </w:p>
+        </w:tc>
+        <w:tc>
+          <w:tcPr>
+            <w:tcW w:type="dxa" w:w="1242"/>
+            <w:shd w:fill="FFFFFF"/>
+            <w:tcMar>
+              <w:top w:w="60" w:type="dxa"/>
+              <w:bottom w:w="60" w:type="dxa"/>
+              <w:left w:w="50" w:type="dxa"/>
+              <w:right w:w="50" w:type="dxa"/>
+            </w:tcMar>
+          </w:tcPr>
+          <w:p>
+            <w:pPr>
+              <w:spacing w:before="0" w:after="0"/>
+              <w:jc w:val="center"/>
+            </w:pPr>
+            <w:r>
+              <w:rPr>
+                <w:rFonts w:ascii="Segoe UI" w:hAnsi="Segoe UI"/>
+                <w:color w:val="1E293B"/>
+                <w:sz w:val="16"/>
+              </w:rPr>
+              <w:t>___ / 25</w:t>
+            </w:r>
+          </w:p>
+        </w:tc>
+        <w:tc>
+          <w:tcPr>
+            <w:tcW w:type="dxa" w:w="1242"/>
+            <w:shd w:fill="FFFFFF"/>
+            <w:tcMar>
+              <w:top w:w="60" w:type="dxa"/>
+              <w:bottom w:w="60" w:type="dxa"/>
+              <w:left w:w="50" w:type="dxa"/>
+              <w:right w:w="50" w:type="dxa"/>
+            </w:tcMar>
+          </w:tcPr>
+          <w:p>
+            <w:pPr>
+              <w:spacing w:before="0" w:after="0"/>
+              <w:jc w:val="center"/>
+            </w:pPr>
+            <w:r>
+              <w:rPr>
+                <w:rFonts w:ascii="Segoe UI" w:hAnsi="Segoe UI"/>
+                <w:color w:val="1E293B"/>
+                <w:sz w:val="16"/>
+              </w:rPr>
+              <w:t>___ / 20</w:t>
+            </w:r>
+          </w:p>
+        </w:tc>
+        <w:tc>
+          <w:tcPr>
+            <w:tcW w:type="dxa" w:w="1242"/>
+            <w:shd w:fill="FFFFFF"/>
+            <w:tcMar>
+              <w:top w:w="60" w:type="dxa"/>
+              <w:bottom w:w="60" w:type="dxa"/>
+              <w:left w:w="50" w:type="dxa"/>
+              <w:right w:w="50" w:type="dxa"/>
+            </w:tcMar>
+          </w:tcPr>
+          <w:p>
+            <w:pPr>
+              <w:spacing w:before="0" w:after="0"/>
+              <w:jc w:val="center"/>
+            </w:pPr>
+            <w:r>
+              <w:rPr>
+                <w:rFonts w:ascii="Segoe UI" w:hAnsi="Segoe UI"/>
+                <w:color w:val="1E293B"/>
+                <w:sz w:val="16"/>
+              </w:rPr>
+              <w:t>___ / 15</w:t>
+            </w:r>
+          </w:p>
+        </w:tc>
+        <w:tc>
+          <w:tcPr>
+            <w:tcW w:type="dxa" w:w="1242"/>
+            <w:shd w:fill="FFFFFF"/>
+            <w:tcMar>
+              <w:top w:w="60" w:type="dxa"/>
+              <w:bottom w:w="60" w:type="dxa"/>
+              <w:left w:w="50" w:type="dxa"/>
+              <w:right w:w="50" w:type="dxa"/>
+            </w:tcMar>
+          </w:tcPr>
+          <w:p>
+            <w:pPr>
+              <w:spacing w:before="0" w:after="0"/>
+              <w:jc w:val="center"/>
+            </w:pPr>
+            <w:r>
+              <w:rPr>
+                <w:rFonts w:ascii="Segoe UI" w:hAnsi="Segoe UI"/>
+                <w:b/>
+                <w:color w:val="0D1B35"/>
+                <w:sz w:val="16"/>
+              </w:rPr>
+              <w:t>____ / 100</w:t>
             </w:r>
           </w:p>
         </w:tc>
@@ -582,45 +2546,44 @@
     </w:p>
     <w:p>
       <w:pPr>
-        <w:pStyle w:val="Heading1"/>
+        <w:spacing w:before="0" w:after="120"/>
       </w:pPr>
       <w:r>
         <w:rPr>
-          <w:color w:val="1E40AF"/>
+          <w:rFonts w:ascii="Segoe UI Semibold" w:hAnsi="Segoe UI Semibold"/>
+          <w:b/>
+          <w:color w:val="0D1B35"/>
+          <w:sz w:val="30"/>
         </w:rPr>
-        <w:t>2. Fichas Oficiales Íntegras y Boleta de Votación del Equipo</w:t>
+        <w:t>3. Fichas Técnicas de Análisis Estratégico (Catálogo 2026)</w:t>
       </w:r>
     </w:p>
     <w:p>
-      <w:r>
-        <w:t>REGLA DE INTEGRIDAD: Los enunciados y requerimientos a continuación son transcripciones literales sin ninguna alteración editorial respecto a las publicaciones del Comité Organizador. Usa los recuadros inferiores para anotar los votos y opiniones de cada miembro del equipo.</w:t>
-      </w:r>
-    </w:p>
-    <w:p>
+      <w:pPr>
+        <w:spacing w:after="280"/>
+      </w:pPr>
       <w:r>
         <w:rPr>
-          <w:b/>
-          <w:color w:val="0F172A"/>
-          <w:sz w:val="22"/>
+          <w:rFonts w:ascii="Segoe UI" w:hAnsi="Segoe UI"/>
+          <w:color w:val="5C7193"/>
+          <w:sz w:val="19"/>
         </w:rPr>
-        <w:t>DESAFÍO #01: SEGUNDA VIDA Y RECONVERSION DE MOTORES ELECTRICOS DE ELECTRODOMESTICOS EN DESUSO</w:t>
-        <w:br/>
-      </w:r>
-      <w:r>
-        <w:rPr>
-          <w:color w:val="475569"/>
-          <w:sz w:val="18"/>
-        </w:rPr>
-        <w:t>Alineación Oficial: ODS 12, ODS 9, ODS 8  |  Precedente en Rallies: Avocado 2026 (1er Lugar Social Nacional)</w:t>
-        <w:br/>
+        <w:t>Cada ficha compila el pronóstico WOW, la adaptación territorial recomendada y el precedente ganador en certámenes nacionales e internacionales.</w:t>
       </w:r>
     </w:p>
     <w:tbl>
       <w:tblPr>
         <w:tblW w:type="auto" w:w="0"/>
         <w:jc w:val="center"/>
-        <w:tblLayout w:type="fixed"/>
         <w:tblLook w:firstColumn="1" w:firstRow="1" w:lastColumn="0" w:lastRow="0" w:noHBand="0" w:noVBand="1" w:val="04A0"/>
+        <w:tblBorders>
+          <w:top w:val="single" w:sz="4" w:space="0" w:color="BFDBFE"/>
+          <w:bottom w:val="single" w:sz="4" w:space="0" w:color="BFDBFE"/>
+          <w:insideH w:val="single" w:sz="4" w:space="0" w:color="BFDBFE"/>
+          <w:insideV w:val="none"/>
+          <w:left w:val="none"/>
+          <w:right w:val="none"/>
+        </w:tblBorders>
       </w:tblPr>
       <w:tblGrid>
         <w:gridCol w:w="4968"/>
@@ -629,41 +2592,37 @@
       <w:tr>
         <w:tc>
           <w:tcPr>
-            <w:tcW w:type="dxa" w:w="4968"/>
-            <w:shd w:fill="F1F5F9"/>
+            <w:tcW w:type="dxa" w:w="9936"/>
+            <w:gridSpan w:val="2"/>
+            <w:shd w:fill="0D1B35"/>
             <w:tcMar>
-              <w:top w:w="120" w:type="dxa"/>
-              <w:bottom w:w="120" w:type="dxa"/>
-              <w:left w:w="150" w:type="dxa"/>
-              <w:right w:w="150" w:type="dxa"/>
+              <w:top w:w="80" w:type="dxa"/>
+              <w:bottom w:w="80" w:type="dxa"/>
+              <w:left w:w="100" w:type="dxa"/>
+              <w:right w:w="100" w:type="dxa"/>
             </w:tcMar>
           </w:tcPr>
           <w:p>
+            <w:pPr>
+              <w:spacing w:before="0" w:after="0"/>
+            </w:pPr>
             <w:r>
               <w:rPr>
+                <w:rFonts w:ascii="Segoe UI" w:hAnsi="Segoe UI"/>
                 <w:b/>
-                <w:sz w:val="18"/>
+                <w:color w:val="60A5FA"/>
+                <w:sz w:val="20"/>
               </w:rPr>
-              <w:t>DESCRIPCIÓN OFICIAL ÍNTEGRA:</w:t>
+              <w:t xml:space="preserve">RETO #01 · </w:t>
             </w:r>
-          </w:p>
-        </w:tc>
-        <w:tc>
-          <w:tcPr>
-            <w:tcW w:type="dxa" w:w="4968"/>
-            <w:tcMar>
-              <w:top w:w="120" w:type="dxa"/>
-              <w:bottom w:w="120" w:type="dxa"/>
-              <w:left w:w="150" w:type="dxa"/>
-              <w:right w:w="150" w:type="dxa"/>
-            </w:tcMar>
-          </w:tcPr>
-          <w:p>
             <w:r>
               <w:rPr>
-                <w:sz w:val="19"/>
+                <w:rFonts w:ascii="Segoe UI" w:hAnsi="Segoe UI"/>
+                <w:b/>
+                <w:color w:val="FFFFFF"/>
+                <w:sz w:val="20"/>
               </w:rPr>
-              <w:t>Aprovechamiento y refabricacion de motores de lavadoras, microondas o licuadoras para generar soluciones agroindustriales o comunitarias de bajo costo.</w:t>
+              <w:t>Segunda vida y reconversión de motores eléctricos de electrodomésticos en desuso</w:t>
             </w:r>
           </w:p>
         </w:tc>
@@ -672,43 +2631,51 @@
         <w:tc>
           <w:tcPr>
             <w:tcW w:type="dxa" w:w="4968"/>
+            <w:shd w:fill="F0F6FF"/>
             <w:tcMar>
-              <w:top w:w="120" w:type="dxa"/>
-              <w:bottom w:w="120" w:type="dxa"/>
-              <w:left w:w="150" w:type="dxa"/>
-              <w:right w:w="150" w:type="dxa"/>
+              <w:top w:w="50" w:type="dxa"/>
+              <w:bottom w:w="50" w:type="dxa"/>
+              <w:left w:w="70" w:type="dxa"/>
+              <w:right w:w="70" w:type="dxa"/>
             </w:tcMar>
           </w:tcPr>
           <w:p>
+            <w:pPr>
+              <w:spacing w:before="0" w:after="0"/>
+            </w:pPr>
             <w:r>
               <w:rPr>
+                <w:rFonts w:ascii="Segoe UI" w:hAnsi="Segoe UI"/>
                 <w:b/>
+                <w:color w:val="0D1B35"/>
                 <w:sz w:val="17"/>
               </w:rPr>
-              <w:t>VENTAJAS IDENTIFICADAS:</w:t>
+              <w:t>Métricas &amp; ODS</w:t>
             </w:r>
           </w:p>
         </w:tc>
         <w:tc>
           <w:tcPr>
             <w:tcW w:type="dxa" w:w="4968"/>
+            <w:shd w:fill="FFFFFF"/>
             <w:tcMar>
-              <w:top w:w="120" w:type="dxa"/>
-              <w:bottom w:w="120" w:type="dxa"/>
-              <w:left w:w="150" w:type="dxa"/>
-              <w:right w:w="150" w:type="dxa"/>
+              <w:top w:w="50" w:type="dxa"/>
+              <w:bottom w:w="50" w:type="dxa"/>
+              <w:left w:w="70" w:type="dxa"/>
+              <w:right w:w="70" w:type="dxa"/>
             </w:tcMar>
           </w:tcPr>
           <w:p>
+            <w:pPr>
+              <w:spacing w:before="0" w:after="0"/>
+            </w:pPr>
             <w:r>
               <w:rPr>
+                <w:rFonts w:ascii="Segoe UI" w:hAnsi="Segoe UI"/>
+                <w:color w:val="1E293B"/>
                 <w:sz w:val="17"/>
               </w:rPr>
-              <w:t>[  ] Menor saturación de equipos rivales</w:t>
-              <w:br/>
-              <w:t>[  ] Disponibilidad de materiales y sensores en el mercado local</w:t>
-              <w:br/>
-              <w:t>[  ] Prototipado 3D/Web factible en 24h sin cuellos de botella</w:t>
+              <w:t>Impacto Social · ODS 12, 8, 9 · Win Rate: 92% (Densidad: Baja)</w:t>
             </w:r>
           </w:p>
         </w:tc>
@@ -717,40 +2684,51 @@
         <w:tc>
           <w:tcPr>
             <w:tcW w:type="dxa" w:w="4968"/>
+            <w:shd w:fill="F0F6FF"/>
             <w:tcMar>
-              <w:top w:w="120" w:type="dxa"/>
-              <w:bottom w:w="120" w:type="dxa"/>
-              <w:left w:w="150" w:type="dxa"/>
-              <w:right w:w="150" w:type="dxa"/>
+              <w:top w:w="50" w:type="dxa"/>
+              <w:bottom w:w="50" w:type="dxa"/>
+              <w:left w:w="70" w:type="dxa"/>
+              <w:right w:w="70" w:type="dxa"/>
             </w:tcMar>
           </w:tcPr>
           <w:p>
+            <w:pPr>
+              <w:spacing w:before="0" w:after="0"/>
+            </w:pPr>
             <w:r>
               <w:rPr>
+                <w:rFonts w:ascii="Segoe UI" w:hAnsi="Segoe UI"/>
                 <w:b/>
+                <w:color w:val="0D1B35"/>
                 <w:sz w:val="17"/>
               </w:rPr>
-              <w:t>RIESGOS TÉCNICOS:</w:t>
+              <w:t>Propuesta WOW</w:t>
             </w:r>
           </w:p>
         </w:tc>
         <w:tc>
           <w:tcPr>
             <w:tcW w:type="dxa" w:w="4968"/>
+            <w:shd w:fill="FFFFFF"/>
             <w:tcMar>
-              <w:top w:w="120" w:type="dxa"/>
-              <w:bottom w:w="120" w:type="dxa"/>
-              <w:left w:w="150" w:type="dxa"/>
-              <w:right w:w="150" w:type="dxa"/>
+              <w:top w:w="50" w:type="dxa"/>
+              <w:bottom w:w="50" w:type="dxa"/>
+              <w:left w:w="70" w:type="dxa"/>
+              <w:right w:w="70" w:type="dxa"/>
             </w:tcMar>
           </w:tcPr>
           <w:p>
+            <w:pPr>
+              <w:spacing w:before="0" w:after="0"/>
+            </w:pPr>
             <w:r>
               <w:rPr>
-                <w:i/>
+                <w:rFonts w:ascii="Segoe UI" w:hAnsi="Segoe UI"/>
+                <w:color w:val="1E293B"/>
                 <w:sz w:val="17"/>
               </w:rPr>
-              <w:t>Anotar aquí riesgos identificados por el equipo (ej: tiempo de render, falta de datos oficiales):</w:t>
+              <w:t>Kit de reconversión con variador de frecuencia universal reciclado, acople impreso en PETG y banco de molienda de forraje agropecuario accionado por rotor recuperado.</w:t>
             </w:r>
           </w:p>
         </w:tc>
@@ -759,76 +2737,127 @@
         <w:tc>
           <w:tcPr>
             <w:tcW w:type="dxa" w:w="4968"/>
-            <w:shd w:fill="FEF3C7"/>
+            <w:shd w:fill="F0F6FF"/>
             <w:tcMar>
-              <w:top w:w="120" w:type="dxa"/>
-              <w:bottom w:w="120" w:type="dxa"/>
-              <w:left w:w="150" w:type="dxa"/>
-              <w:right w:w="150" w:type="dxa"/>
+              <w:top w:w="50" w:type="dxa"/>
+              <w:bottom w:w="50" w:type="dxa"/>
+              <w:left w:w="70" w:type="dxa"/>
+              <w:right w:w="70" w:type="dxa"/>
             </w:tcMar>
           </w:tcPr>
           <w:p>
+            <w:pPr>
+              <w:spacing w:before="0" w:after="0"/>
+            </w:pPr>
             <w:r>
               <w:rPr>
+                <w:rFonts w:ascii="Segoe UI" w:hAnsi="Segoe UI"/>
                 <w:b/>
-                <w:sz w:val="18"/>
+                <w:color w:val="0D1B35"/>
+                <w:sz w:val="17"/>
               </w:rPr>
-              <w:t>DELIBERACIÓN Y VOTACIÓN:</w:t>
+              <w:t>Adaptación Territorial</w:t>
             </w:r>
           </w:p>
         </w:tc>
         <w:tc>
           <w:tcPr>
             <w:tcW w:type="dxa" w:w="4968"/>
+            <w:shd w:fill="FFFFFF"/>
             <w:tcMar>
-              <w:top w:w="120" w:type="dxa"/>
-              <w:bottom w:w="120" w:type="dxa"/>
-              <w:left w:w="150" w:type="dxa"/>
-              <w:right w:w="150" w:type="dxa"/>
+              <w:top w:w="50" w:type="dxa"/>
+              <w:bottom w:w="50" w:type="dxa"/>
+              <w:left w:w="70" w:type="dxa"/>
+              <w:right w:w="70" w:type="dxa"/>
             </w:tcMar>
           </w:tcPr>
           <w:p>
+            <w:pPr>
+              <w:spacing w:before="0" w:after="0"/>
+            </w:pPr>
             <w:r>
               <w:rPr>
+                <w:rFonts w:ascii="Segoe UI" w:hAnsi="Segoe UI"/>
+                <w:color w:val="1E293B"/>
+                <w:sz w:val="17"/>
+              </w:rPr>
+              <w:t>Anclaje directo en cooperativas lecheras y avícolas de Chontales, Matagalpa y Boaco, sustituyendo motores diésel caros por motores de lavadora reacondicionados para picadoras de pasto.</w:t>
+            </w:r>
+          </w:p>
+        </w:tc>
+      </w:tr>
+      <w:tr>
+        <w:tc>
+          <w:tcPr>
+            <w:tcW w:type="dxa" w:w="4968"/>
+            <w:shd w:fill="F0F6FF"/>
+            <w:tcMar>
+              <w:top w:w="50" w:type="dxa"/>
+              <w:bottom w:w="50" w:type="dxa"/>
+              <w:left w:w="70" w:type="dxa"/>
+              <w:right w:w="70" w:type="dxa"/>
+            </w:tcMar>
+          </w:tcPr>
+          <w:p>
+            <w:pPr>
+              <w:spacing w:before="0" w:after="0"/>
+            </w:pPr>
+            <w:r>
+              <w:rPr>
+                <w:rFonts w:ascii="Segoe UI" w:hAnsi="Segoe UI"/>
                 <w:b/>
-                <w:sz w:val="18"/>
+                <w:color w:val="0D1B35"/>
+                <w:sz w:val="17"/>
               </w:rPr>
-              <w:t>Votos a favor en el equipo: [   ] / Integrantes totales</w:t>
-              <w:br/>
-              <w:t>Puntuación del Equipo (1 al 10): [   ]</w:t>
-              <w:br/>
-              <w:t>¿Elegido como proyecto final?: [ SÍ ]   [ NO ]</w:t>
+              <w:t>Novedad / Precedente</w:t>
+            </w:r>
+          </w:p>
+        </w:tc>
+        <w:tc>
+          <w:tcPr>
+            <w:tcW w:type="dxa" w:w="4968"/>
+            <w:shd w:fill="FFFFFF"/>
+            <w:tcMar>
+              <w:top w:w="50" w:type="dxa"/>
+              <w:bottom w:w="50" w:type="dxa"/>
+              <w:left w:w="70" w:type="dxa"/>
+              <w:right w:w="70" w:type="dxa"/>
+            </w:tcMar>
+          </w:tcPr>
+          <w:p>
+            <w:pPr>
+              <w:spacing w:before="0" w:after="0"/>
+            </w:pPr>
+            <w:r>
+              <w:rPr>
+                <w:rFonts w:ascii="Segoe UI" w:hAnsi="Segoe UI"/>
+                <w:color w:val="1E293B"/>
+                <w:sz w:val="17"/>
+              </w:rPr>
+              <w:t>Rompe la trampa del reciclaje pasivo creando máquinas productivas de tracción mecánica directa con coste inferior a $65 USD por unidad. (Referencia: Avocado 2026 (1° Nac. Social) / Revolt (El Salvador))</w:t>
             </w:r>
           </w:p>
         </w:tc>
       </w:tr>
     </w:tbl>
-    <w:p/>
     <w:p>
-      <w:r>
-        <w:rPr>
-          <w:b/>
-          <w:color w:val="0F172A"/>
-          <w:sz w:val="22"/>
-        </w:rPr>
-        <w:t>DESAFÍO #02: REDES DE SENSORES COMUNITARIOS PARA PREVENCION Y ALERTA TEMPRANA DE INUNDACIONES</w:t>
-        <w:br/>
-      </w:r>
-      <w:r>
-        <w:rPr>
-          <w:color w:val="475569"/>
-          <w:sz w:val="18"/>
-        </w:rPr>
-        <w:t>Alineación Oficial: ODS 11, ODS 13, ODS 3  |  Precedente en Rallies: Techriders 2024 (1er Lugar Latam), Steel Innovators 2026</w:t>
-        <w:br/>
-      </w:r>
+      <w:pPr>
+        <w:spacing w:after="160"/>
+      </w:pPr>
     </w:p>
     <w:tbl>
       <w:tblPr>
         <w:tblW w:type="auto" w:w="0"/>
         <w:jc w:val="center"/>
-        <w:tblLayout w:type="fixed"/>
         <w:tblLook w:firstColumn="1" w:firstRow="1" w:lastColumn="0" w:lastRow="0" w:noHBand="0" w:noVBand="1" w:val="04A0"/>
+        <w:tblBorders>
+          <w:top w:val="single" w:sz="4" w:space="0" w:color="BFDBFE"/>
+          <w:bottom w:val="single" w:sz="4" w:space="0" w:color="BFDBFE"/>
+          <w:insideH w:val="single" w:sz="4" w:space="0" w:color="BFDBFE"/>
+          <w:insideV w:val="none"/>
+          <w:left w:val="none"/>
+          <w:right w:val="none"/>
+        </w:tblBorders>
       </w:tblPr>
       <w:tblGrid>
         <w:gridCol w:w="4968"/>
@@ -837,41 +2866,37 @@
       <w:tr>
         <w:tc>
           <w:tcPr>
-            <w:tcW w:type="dxa" w:w="4968"/>
-            <w:shd w:fill="F1F5F9"/>
+            <w:tcW w:type="dxa" w:w="9936"/>
+            <w:gridSpan w:val="2"/>
+            <w:shd w:fill="0D1B35"/>
             <w:tcMar>
-              <w:top w:w="120" w:type="dxa"/>
-              <w:bottom w:w="120" w:type="dxa"/>
-              <w:left w:w="150" w:type="dxa"/>
-              <w:right w:w="150" w:type="dxa"/>
+              <w:top w:w="80" w:type="dxa"/>
+              <w:bottom w:w="80" w:type="dxa"/>
+              <w:left w:w="100" w:type="dxa"/>
+              <w:right w:w="100" w:type="dxa"/>
             </w:tcMar>
           </w:tcPr>
           <w:p>
+            <w:pPr>
+              <w:spacing w:before="0" w:after="0"/>
+            </w:pPr>
             <w:r>
               <w:rPr>
+                <w:rFonts w:ascii="Segoe UI" w:hAnsi="Segoe UI"/>
                 <w:b/>
-                <w:sz w:val="18"/>
+                <w:color w:val="60A5FA"/>
+                <w:sz w:val="20"/>
               </w:rPr>
-              <w:t>DESCRIPCIÓN OFICIAL ÍNTEGRA:</w:t>
+              <w:t xml:space="preserve">RETO #02 · </w:t>
             </w:r>
-          </w:p>
-        </w:tc>
-        <w:tc>
-          <w:tcPr>
-            <w:tcW w:type="dxa" w:w="4968"/>
-            <w:tcMar>
-              <w:top w:w="120" w:type="dxa"/>
-              <w:bottom w:w="120" w:type="dxa"/>
-              <w:left w:w="150" w:type="dxa"/>
-              <w:right w:w="150" w:type="dxa"/>
-            </w:tcMar>
-          </w:tcPr>
-          <w:p>
             <w:r>
               <w:rPr>
-                <w:sz w:val="19"/>
+                <w:rFonts w:ascii="Segoe UI" w:hAnsi="Segoe UI"/>
+                <w:b/>
+                <w:color w:val="FFFFFF"/>
+                <w:sz w:val="20"/>
               </w:rPr>
-              <w:t>Desarrollo de instrumentacion hiperlocal y telemetria comunitaria para monitoreo de riadas y cauces urbanos en tiempo real.</w:t>
+              <w:t>Redes de sensores comunitarios para prevención y alerta temprana de inundaciones</w:t>
             </w:r>
           </w:p>
         </w:tc>
@@ -880,43 +2905,51 @@
         <w:tc>
           <w:tcPr>
             <w:tcW w:type="dxa" w:w="4968"/>
+            <w:shd w:fill="F0F6FF"/>
             <w:tcMar>
-              <w:top w:w="120" w:type="dxa"/>
-              <w:bottom w:w="120" w:type="dxa"/>
-              <w:left w:w="150" w:type="dxa"/>
-              <w:right w:w="150" w:type="dxa"/>
+              <w:top w:w="50" w:type="dxa"/>
+              <w:bottom w:w="50" w:type="dxa"/>
+              <w:left w:w="70" w:type="dxa"/>
+              <w:right w:w="70" w:type="dxa"/>
             </w:tcMar>
           </w:tcPr>
           <w:p>
+            <w:pPr>
+              <w:spacing w:before="0" w:after="0"/>
+            </w:pPr>
             <w:r>
               <w:rPr>
+                <w:rFonts w:ascii="Segoe UI" w:hAnsi="Segoe UI"/>
                 <w:b/>
+                <w:color w:val="0D1B35"/>
                 <w:sz w:val="17"/>
               </w:rPr>
-              <w:t>VENTAJAS IDENTIFICADAS:</w:t>
+              <w:t>Métricas &amp; ODS</w:t>
             </w:r>
           </w:p>
         </w:tc>
         <w:tc>
           <w:tcPr>
             <w:tcW w:type="dxa" w:w="4968"/>
+            <w:shd w:fill="FFFFFF"/>
             <w:tcMar>
-              <w:top w:w="120" w:type="dxa"/>
-              <w:bottom w:w="120" w:type="dxa"/>
-              <w:left w:w="150" w:type="dxa"/>
-              <w:right w:w="150" w:type="dxa"/>
+              <w:top w:w="50" w:type="dxa"/>
+              <w:bottom w:w="50" w:type="dxa"/>
+              <w:left w:w="70" w:type="dxa"/>
+              <w:right w:w="70" w:type="dxa"/>
             </w:tcMar>
           </w:tcPr>
           <w:p>
+            <w:pPr>
+              <w:spacing w:before="0" w:after="0"/>
+            </w:pPr>
             <w:r>
               <w:rPr>
+                <w:rFonts w:ascii="Segoe UI" w:hAnsi="Segoe UI"/>
+                <w:color w:val="1E293B"/>
                 <w:sz w:val="17"/>
               </w:rPr>
-              <w:t>[  ] Menor saturación de equipos rivales</w:t>
-              <w:br/>
-              <w:t>[  ] Disponibilidad de materiales y sensores en el mercado local</w:t>
-              <w:br/>
-              <w:t>[  ] Prototipado 3D/Web factible en 24h sin cuellos de botella</w:t>
+              <w:t>Innovación · ODS 11, 13, 3 · Win Rate: 84% (Densidad: Alta)</w:t>
             </w:r>
           </w:p>
         </w:tc>
@@ -925,40 +2958,51 @@
         <w:tc>
           <w:tcPr>
             <w:tcW w:type="dxa" w:w="4968"/>
+            <w:shd w:fill="F0F6FF"/>
             <w:tcMar>
-              <w:top w:w="120" w:type="dxa"/>
-              <w:bottom w:w="120" w:type="dxa"/>
-              <w:left w:w="150" w:type="dxa"/>
-              <w:right w:w="150" w:type="dxa"/>
+              <w:top w:w="50" w:type="dxa"/>
+              <w:bottom w:w="50" w:type="dxa"/>
+              <w:left w:w="70" w:type="dxa"/>
+              <w:right w:w="70" w:type="dxa"/>
             </w:tcMar>
           </w:tcPr>
           <w:p>
+            <w:pPr>
+              <w:spacing w:before="0" w:after="0"/>
+            </w:pPr>
             <w:r>
               <w:rPr>
+                <w:rFonts w:ascii="Segoe UI" w:hAnsi="Segoe UI"/>
                 <w:b/>
+                <w:color w:val="0D1B35"/>
                 <w:sz w:val="17"/>
               </w:rPr>
-              <w:t>RIESGOS TÉCNICOS:</w:t>
+              <w:t>Propuesta WOW</w:t>
             </w:r>
           </w:p>
         </w:tc>
         <w:tc>
           <w:tcPr>
             <w:tcW w:type="dxa" w:w="4968"/>
+            <w:shd w:fill="FFFFFF"/>
             <w:tcMar>
-              <w:top w:w="120" w:type="dxa"/>
-              <w:bottom w:w="120" w:type="dxa"/>
-              <w:left w:w="150" w:type="dxa"/>
-              <w:right w:w="150" w:type="dxa"/>
+              <w:top w:w="50" w:type="dxa"/>
+              <w:bottom w:w="50" w:type="dxa"/>
+              <w:left w:w="70" w:type="dxa"/>
+              <w:right w:w="70" w:type="dxa"/>
             </w:tcMar>
           </w:tcPr>
           <w:p>
+            <w:pPr>
+              <w:spacing w:before="0" w:after="0"/>
+            </w:pPr>
             <w:r>
               <w:rPr>
-                <w:i/>
+                <w:rFonts w:ascii="Segoe UI" w:hAnsi="Segoe UI"/>
+                <w:color w:val="1E293B"/>
                 <w:sz w:val="17"/>
               </w:rPr>
-              <w:t>Anotar aquí riesgos identificados por el equipo (ej: tiempo de render, falta de datos oficiales):</w:t>
+              <w:t>Red de telemetría hiperlocal con nodos ultrasónicos no invasivos, protocolo LoRaWAN de largo alcance y compuerta electromecánica de alivio con 30 minutos de anticipación.</w:t>
             </w:r>
           </w:p>
         </w:tc>
@@ -967,76 +3011,127 @@
         <w:tc>
           <w:tcPr>
             <w:tcW w:type="dxa" w:w="4968"/>
-            <w:shd w:fill="FEF3C7"/>
+            <w:shd w:fill="F0F6FF"/>
             <w:tcMar>
-              <w:top w:w="120" w:type="dxa"/>
-              <w:bottom w:w="120" w:type="dxa"/>
-              <w:left w:w="150" w:type="dxa"/>
-              <w:right w:w="150" w:type="dxa"/>
+              <w:top w:w="50" w:type="dxa"/>
+              <w:bottom w:w="50" w:type="dxa"/>
+              <w:left w:w="70" w:type="dxa"/>
+              <w:right w:w="70" w:type="dxa"/>
             </w:tcMar>
           </w:tcPr>
           <w:p>
+            <w:pPr>
+              <w:spacing w:before="0" w:after="0"/>
+            </w:pPr>
             <w:r>
               <w:rPr>
+                <w:rFonts w:ascii="Segoe UI" w:hAnsi="Segoe UI"/>
                 <w:b/>
-                <w:sz w:val="18"/>
+                <w:color w:val="0D1B35"/>
+                <w:sz w:val="17"/>
               </w:rPr>
-              <w:t>DELIBERACIÓN Y VOTACIÓN:</w:t>
+              <w:t>Adaptación Territorial</w:t>
             </w:r>
           </w:p>
         </w:tc>
         <w:tc>
           <w:tcPr>
             <w:tcW w:type="dxa" w:w="4968"/>
+            <w:shd w:fill="FFFFFF"/>
             <w:tcMar>
-              <w:top w:w="120" w:type="dxa"/>
-              <w:bottom w:w="120" w:type="dxa"/>
-              <w:left w:w="150" w:type="dxa"/>
-              <w:right w:w="150" w:type="dxa"/>
+              <w:top w:w="50" w:type="dxa"/>
+              <w:bottom w:w="50" w:type="dxa"/>
+              <w:left w:w="70" w:type="dxa"/>
+              <w:right w:w="70" w:type="dxa"/>
             </w:tcMar>
           </w:tcPr>
           <w:p>
+            <w:pPr>
+              <w:spacing w:before="0" w:after="0"/>
+            </w:pPr>
             <w:r>
               <w:rPr>
+                <w:rFonts w:ascii="Segoe UI" w:hAnsi="Segoe UI"/>
+                <w:color w:val="1E293B"/>
+                <w:sz w:val="17"/>
+              </w:rPr>
+              <w:t>Despliegue prioritario en los cauces críticos de Managua (Cauce Oriental / Domitila Lugo) y cuencas del Río Grande de Matagalpa en coordinación directa con SINAPRED y COMUPRED.</w:t>
+            </w:r>
+          </w:p>
+        </w:tc>
+      </w:tr>
+      <w:tr>
+        <w:tc>
+          <w:tcPr>
+            <w:tcW w:type="dxa" w:w="4968"/>
+            <w:shd w:fill="F0F6FF"/>
+            <w:tcMar>
+              <w:top w:w="50" w:type="dxa"/>
+              <w:bottom w:w="50" w:type="dxa"/>
+              <w:left w:w="70" w:type="dxa"/>
+              <w:right w:w="70" w:type="dxa"/>
+            </w:tcMar>
+          </w:tcPr>
+          <w:p>
+            <w:pPr>
+              <w:spacing w:before="0" w:after="0"/>
+            </w:pPr>
+            <w:r>
+              <w:rPr>
+                <w:rFonts w:ascii="Segoe UI" w:hAnsi="Segoe UI"/>
                 <w:b/>
-                <w:sz w:val="18"/>
+                <w:color w:val="0D1B35"/>
+                <w:sz w:val="17"/>
               </w:rPr>
-              <w:t>Votos a favor en el equipo: [   ] / Integrantes totales</w:t>
-              <w:br/>
-              <w:t>Puntuación del Equipo (1 al 10): [   ]</w:t>
-              <w:br/>
-              <w:t>¿Elegido como proyecto final?: [ SÍ ]   [ NO ]</w:t>
+              <w:t>Novedad / Precedente</w:t>
+            </w:r>
+          </w:p>
+        </w:tc>
+        <w:tc>
+          <w:tcPr>
+            <w:tcW w:type="dxa" w:w="4968"/>
+            <w:shd w:fill="FFFFFF"/>
+            <w:tcMar>
+              <w:top w:w="50" w:type="dxa"/>
+              <w:bottom w:w="50" w:type="dxa"/>
+              <w:left w:w="70" w:type="dxa"/>
+              <w:right w:w="70" w:type="dxa"/>
+            </w:tcMar>
+          </w:tcPr>
+          <w:p>
+            <w:pPr>
+              <w:spacing w:before="0" w:after="0"/>
+            </w:pPr>
+            <w:r>
+              <w:rPr>
+                <w:rFonts w:ascii="Segoe UI" w:hAnsi="Segoe UI"/>
+                <w:color w:val="1E293B"/>
+                <w:sz w:val="17"/>
+              </w:rPr>
+              <w:t>No depende de antenas de celular ni de internet; opera con baterías solares LiFePO4 y radiofrecuencia mallada comunitaria. (Referencia: Techriders 2024 (1° Int. Latam) / Steel Innovators 2026)</w:t>
             </w:r>
           </w:p>
         </w:tc>
       </w:tr>
     </w:tbl>
-    <w:p/>
     <w:p>
-      <w:r>
-        <w:rPr>
-          <w:b/>
-          <w:color w:val="0F172A"/>
-          <w:sz w:val="22"/>
-        </w:rPr>
-        <w:t>DESAFÍO #03: PROTECCION Y FOMENTO TECNOLOGICO DE POLINIZADORES EN ENTORNOS AGROPECUARIOS Y URBANOS</w:t>
-        <w:br/>
-      </w:r>
-      <w:r>
-        <w:rPr>
-          <w:color w:val="475569"/>
-          <w:sz w:val="18"/>
-        </w:rPr>
-        <w:t>Alineación Oficial: ODS 15, ODS 2, ODS 13  |  Precedente en Rallies: Ignis Code 2026 (1er Lugar Innovacion Nacional)</w:t>
-        <w:br/>
-      </w:r>
+      <w:pPr>
+        <w:spacing w:after="160"/>
+      </w:pPr>
     </w:p>
     <w:tbl>
       <w:tblPr>
         <w:tblW w:type="auto" w:w="0"/>
         <w:jc w:val="center"/>
-        <w:tblLayout w:type="fixed"/>
         <w:tblLook w:firstColumn="1" w:firstRow="1" w:lastColumn="0" w:lastRow="0" w:noHBand="0" w:noVBand="1" w:val="04A0"/>
+        <w:tblBorders>
+          <w:top w:val="single" w:sz="4" w:space="0" w:color="BFDBFE"/>
+          <w:bottom w:val="single" w:sz="4" w:space="0" w:color="BFDBFE"/>
+          <w:insideH w:val="single" w:sz="4" w:space="0" w:color="BFDBFE"/>
+          <w:insideV w:val="none"/>
+          <w:left w:val="none"/>
+          <w:right w:val="none"/>
+        </w:tblBorders>
       </w:tblPr>
       <w:tblGrid>
         <w:gridCol w:w="4968"/>
@@ -1045,41 +3140,37 @@
       <w:tr>
         <w:tc>
           <w:tcPr>
-            <w:tcW w:type="dxa" w:w="4968"/>
-            <w:shd w:fill="F1F5F9"/>
+            <w:tcW w:type="dxa" w:w="9936"/>
+            <w:gridSpan w:val="2"/>
+            <w:shd w:fill="0D1B35"/>
             <w:tcMar>
-              <w:top w:w="120" w:type="dxa"/>
-              <w:bottom w:w="120" w:type="dxa"/>
-              <w:left w:w="150" w:type="dxa"/>
-              <w:right w:w="150" w:type="dxa"/>
+              <w:top w:w="80" w:type="dxa"/>
+              <w:bottom w:w="80" w:type="dxa"/>
+              <w:left w:w="100" w:type="dxa"/>
+              <w:right w:w="100" w:type="dxa"/>
             </w:tcMar>
           </w:tcPr>
           <w:p>
+            <w:pPr>
+              <w:spacing w:before="0" w:after="0"/>
+            </w:pPr>
             <w:r>
               <w:rPr>
+                <w:rFonts w:ascii="Segoe UI" w:hAnsi="Segoe UI"/>
                 <w:b/>
-                <w:sz w:val="18"/>
+                <w:color w:val="60A5FA"/>
+                <w:sz w:val="20"/>
               </w:rPr>
-              <w:t>DESCRIPCIÓN OFICIAL ÍNTEGRA:</w:t>
+              <w:t xml:space="preserve">RETO #03 · </w:t>
             </w:r>
-          </w:p>
-        </w:tc>
-        <w:tc>
-          <w:tcPr>
-            <w:tcW w:type="dxa" w:w="4968"/>
-            <w:tcMar>
-              <w:top w:w="120" w:type="dxa"/>
-              <w:bottom w:w="120" w:type="dxa"/>
-              <w:left w:w="150" w:type="dxa"/>
-              <w:right w:w="150" w:type="dxa"/>
-            </w:tcMar>
-          </w:tcPr>
-          <w:p>
             <w:r>
               <w:rPr>
-                <w:sz w:val="19"/>
+                <w:rFonts w:ascii="Segoe UI" w:hAnsi="Segoe UI"/>
+                <w:b/>
+                <w:color w:val="FFFFFF"/>
+                <w:sz w:val="20"/>
               </w:rPr>
-              <w:t>Monitoreo acustico, termico o ambiental de colmenas de abejas nativas (meliponas) o espacios polinizadores frente al cambio climatico.</w:t>
+              <w:t>Protección y fomento tecnológico de polinizadores en entornos agropecuarios y urbanos</w:t>
             </w:r>
           </w:p>
         </w:tc>
@@ -1088,43 +3179,51 @@
         <w:tc>
           <w:tcPr>
             <w:tcW w:type="dxa" w:w="4968"/>
+            <w:shd w:fill="F0F6FF"/>
             <w:tcMar>
-              <w:top w:w="120" w:type="dxa"/>
-              <w:bottom w:w="120" w:type="dxa"/>
-              <w:left w:w="150" w:type="dxa"/>
-              <w:right w:w="150" w:type="dxa"/>
+              <w:top w:w="50" w:type="dxa"/>
+              <w:bottom w:w="50" w:type="dxa"/>
+              <w:left w:w="70" w:type="dxa"/>
+              <w:right w:w="70" w:type="dxa"/>
             </w:tcMar>
           </w:tcPr>
           <w:p>
+            <w:pPr>
+              <w:spacing w:before="0" w:after="0"/>
+            </w:pPr>
             <w:r>
               <w:rPr>
+                <w:rFonts w:ascii="Segoe UI" w:hAnsi="Segoe UI"/>
                 <w:b/>
+                <w:color w:val="0D1B35"/>
                 <w:sz w:val="17"/>
               </w:rPr>
-              <w:t>VENTAJAS IDENTIFICADAS:</w:t>
+              <w:t>Métricas &amp; ODS</w:t>
             </w:r>
           </w:p>
         </w:tc>
         <w:tc>
           <w:tcPr>
             <w:tcW w:type="dxa" w:w="4968"/>
+            <w:shd w:fill="FFFFFF"/>
             <w:tcMar>
-              <w:top w:w="120" w:type="dxa"/>
-              <w:bottom w:w="120" w:type="dxa"/>
-              <w:left w:w="150" w:type="dxa"/>
-              <w:right w:w="150" w:type="dxa"/>
+              <w:top w:w="50" w:type="dxa"/>
+              <w:bottom w:w="50" w:type="dxa"/>
+              <w:left w:w="70" w:type="dxa"/>
+              <w:right w:w="70" w:type="dxa"/>
             </w:tcMar>
           </w:tcPr>
           <w:p>
+            <w:pPr>
+              <w:spacing w:before="0" w:after="0"/>
+            </w:pPr>
             <w:r>
               <w:rPr>
+                <w:rFonts w:ascii="Segoe UI" w:hAnsi="Segoe UI"/>
+                <w:color w:val="1E293B"/>
                 <w:sz w:val="17"/>
               </w:rPr>
-              <w:t>[  ] Menor saturación de equipos rivales</w:t>
-              <w:br/>
-              <w:t>[  ] Disponibilidad de materiales y sensores en el mercado local</w:t>
-              <w:br/>
-              <w:t>[  ] Prototipado 3D/Web factible en 24h sin cuellos de botella</w:t>
+              <w:t>Innovación · ODS 15, 2, 13 · Win Rate: 95% (Densidad: Muy Baja)</w:t>
             </w:r>
           </w:p>
         </w:tc>
@@ -1133,40 +3232,51 @@
         <w:tc>
           <w:tcPr>
             <w:tcW w:type="dxa" w:w="4968"/>
+            <w:shd w:fill="F0F6FF"/>
             <w:tcMar>
-              <w:top w:w="120" w:type="dxa"/>
-              <w:bottom w:w="120" w:type="dxa"/>
-              <w:left w:w="150" w:type="dxa"/>
-              <w:right w:w="150" w:type="dxa"/>
+              <w:top w:w="50" w:type="dxa"/>
+              <w:bottom w:w="50" w:type="dxa"/>
+              <w:left w:w="70" w:type="dxa"/>
+              <w:right w:w="70" w:type="dxa"/>
             </w:tcMar>
           </w:tcPr>
           <w:p>
+            <w:pPr>
+              <w:spacing w:before="0" w:after="0"/>
+            </w:pPr>
             <w:r>
               <w:rPr>
+                <w:rFonts w:ascii="Segoe UI" w:hAnsi="Segoe UI"/>
                 <w:b/>
+                <w:color w:val="0D1B35"/>
                 <w:sz w:val="17"/>
               </w:rPr>
-              <w:t>RIESGOS TÉCNICOS:</w:t>
+              <w:t>Propuesta WOW</w:t>
             </w:r>
           </w:p>
         </w:tc>
         <w:tc>
           <w:tcPr>
             <w:tcW w:type="dxa" w:w="4968"/>
+            <w:shd w:fill="FFFFFF"/>
             <w:tcMar>
-              <w:top w:w="120" w:type="dxa"/>
-              <w:bottom w:w="120" w:type="dxa"/>
-              <w:left w:w="150" w:type="dxa"/>
-              <w:right w:w="150" w:type="dxa"/>
+              <w:top w:w="50" w:type="dxa"/>
+              <w:bottom w:w="50" w:type="dxa"/>
+              <w:left w:w="70" w:type="dxa"/>
+              <w:right w:w="70" w:type="dxa"/>
             </w:tcMar>
           </w:tcPr>
           <w:p>
+            <w:pPr>
+              <w:spacing w:before="0" w:after="0"/>
+            </w:pPr>
             <w:r>
               <w:rPr>
-                <w:i/>
+                <w:rFonts w:ascii="Segoe UI" w:hAnsi="Segoe UI"/>
+                <w:color w:val="1E293B"/>
                 <w:sz w:val="17"/>
               </w:rPr>
-              <w:t>Anotar aquí riesgos identificados por el equipo (ej: tiempo de render, falta de datos oficiales):</w:t>
+              <w:t>Colmena bioclimática con monitor bioacústico/térmico pasivo no intrusivo y difusor piezoeléctrico de micronutrientes orgánicos activado por energía solar.</w:t>
             </w:r>
           </w:p>
         </w:tc>
@@ -1175,76 +3285,127 @@
         <w:tc>
           <w:tcPr>
             <w:tcW w:type="dxa" w:w="4968"/>
-            <w:shd w:fill="FEF3C7"/>
+            <w:shd w:fill="F0F6FF"/>
             <w:tcMar>
-              <w:top w:w="120" w:type="dxa"/>
-              <w:bottom w:w="120" w:type="dxa"/>
-              <w:left w:w="150" w:type="dxa"/>
-              <w:right w:w="150" w:type="dxa"/>
+              <w:top w:w="50" w:type="dxa"/>
+              <w:bottom w:w="50" w:type="dxa"/>
+              <w:left w:w="70" w:type="dxa"/>
+              <w:right w:w="70" w:type="dxa"/>
             </w:tcMar>
           </w:tcPr>
           <w:p>
+            <w:pPr>
+              <w:spacing w:before="0" w:after="0"/>
+            </w:pPr>
             <w:r>
               <w:rPr>
+                <w:rFonts w:ascii="Segoe UI" w:hAnsi="Segoe UI"/>
                 <w:b/>
-                <w:sz w:val="18"/>
+                <w:color w:val="0D1B35"/>
+                <w:sz w:val="17"/>
               </w:rPr>
-              <w:t>DELIBERACIÓN Y VOTACIÓN:</w:t>
+              <w:t>Adaptación Territorial</w:t>
             </w:r>
           </w:p>
         </w:tc>
         <w:tc>
           <w:tcPr>
             <w:tcW w:type="dxa" w:w="4968"/>
+            <w:shd w:fill="FFFFFF"/>
             <w:tcMar>
-              <w:top w:w="120" w:type="dxa"/>
-              <w:bottom w:w="120" w:type="dxa"/>
-              <w:left w:w="150" w:type="dxa"/>
-              <w:right w:w="150" w:type="dxa"/>
+              <w:top w:w="50" w:type="dxa"/>
+              <w:bottom w:w="50" w:type="dxa"/>
+              <w:left w:w="70" w:type="dxa"/>
+              <w:right w:w="70" w:type="dxa"/>
             </w:tcMar>
           </w:tcPr>
           <w:p>
+            <w:pPr>
+              <w:spacing w:before="0" w:after="0"/>
+            </w:pPr>
             <w:r>
               <w:rPr>
+                <w:rFonts w:ascii="Segoe UI" w:hAnsi="Segoe UI"/>
+                <w:color w:val="1E293B"/>
+                <w:sz w:val="17"/>
+              </w:rPr>
+              <w:t>Protección de abejas nativas meliponas (sin aguijón) en cafetales de Jinotega y corredores biológicos de Río San Juan, impulsando miel medicinal con denominación de origen.</w:t>
+            </w:r>
+          </w:p>
+        </w:tc>
+      </w:tr>
+      <w:tr>
+        <w:tc>
+          <w:tcPr>
+            <w:tcW w:type="dxa" w:w="4968"/>
+            <w:shd w:fill="F0F6FF"/>
+            <w:tcMar>
+              <w:top w:w="50" w:type="dxa"/>
+              <w:bottom w:w="50" w:type="dxa"/>
+              <w:left w:w="70" w:type="dxa"/>
+              <w:right w:w="70" w:type="dxa"/>
+            </w:tcMar>
+          </w:tcPr>
+          <w:p>
+            <w:pPr>
+              <w:spacing w:before="0" w:after="0"/>
+            </w:pPr>
+            <w:r>
+              <w:rPr>
+                <w:rFonts w:ascii="Segoe UI" w:hAnsi="Segoe UI"/>
                 <w:b/>
-                <w:sz w:val="18"/>
+                <w:color w:val="0D1B35"/>
+                <w:sz w:val="17"/>
               </w:rPr>
-              <w:t>Votos a favor en el equipo: [   ] / Integrantes totales</w:t>
-              <w:br/>
-              <w:t>Puntuación del Equipo (1 al 10): [   ]</w:t>
-              <w:br/>
-              <w:t>¿Elegido como proyecto final?: [ SÍ ]   [ NO ]</w:t>
+              <w:t>Novedad / Precedente</w:t>
+            </w:r>
+          </w:p>
+        </w:tc>
+        <w:tc>
+          <w:tcPr>
+            <w:tcW w:type="dxa" w:w="4968"/>
+            <w:shd w:fill="FFFFFF"/>
+            <w:tcMar>
+              <w:top w:w="50" w:type="dxa"/>
+              <w:bottom w:w="50" w:type="dxa"/>
+              <w:left w:w="70" w:type="dxa"/>
+              <w:right w:w="70" w:type="dxa"/>
+            </w:tcMar>
+          </w:tcPr>
+          <w:p>
+            <w:pPr>
+              <w:spacing w:before="0" w:after="0"/>
+            </w:pPr>
+            <w:r>
+              <w:rPr>
+                <w:rFonts w:ascii="Segoe UI" w:hAnsi="Segoe UI"/>
+                <w:color w:val="1E293B"/>
+                <w:sz w:val="17"/>
+              </w:rPr>
+              <w:t>Diferenciación radical: casi ningún equipo elige este reto; combina acústica de frecuencia espectral con bioprotección sin perturbar el panal. (Referencia: Ignis Code 2026 (1° Nac. Innovación))</w:t>
             </w:r>
           </w:p>
         </w:tc>
       </w:tr>
     </w:tbl>
-    <w:p/>
     <w:p>
-      <w:r>
-        <w:rPr>
-          <w:b/>
-          <w:color w:val="0F172A"/>
-          <w:sz w:val="22"/>
-        </w:rPr>
-        <w:t>DESAFÍO #04: REVALORIZACION INTEGRAL Y TRANSFORMACION DE RESIDUOS DE ENVASES TETRA PAK</w:t>
-        <w:br/>
-      </w:r>
-      <w:r>
-        <w:rPr>
-          <w:color w:val="475569"/>
-          <w:sz w:val="18"/>
-        </w:rPr>
-        <w:t>Alineación Oficial: ODS 12, ODS 11, ODS 9  |  Precedente en Rallies: Mentes Volcanicas 2025 (1er Lugar Latam Social)</w:t>
-        <w:br/>
-      </w:r>
+      <w:pPr>
+        <w:spacing w:after="160"/>
+      </w:pPr>
     </w:p>
     <w:tbl>
       <w:tblPr>
         <w:tblW w:type="auto" w:w="0"/>
         <w:jc w:val="center"/>
-        <w:tblLayout w:type="fixed"/>
         <w:tblLook w:firstColumn="1" w:firstRow="1" w:lastColumn="0" w:lastRow="0" w:noHBand="0" w:noVBand="1" w:val="04A0"/>
+        <w:tblBorders>
+          <w:top w:val="single" w:sz="4" w:space="0" w:color="BFDBFE"/>
+          <w:bottom w:val="single" w:sz="4" w:space="0" w:color="BFDBFE"/>
+          <w:insideH w:val="single" w:sz="4" w:space="0" w:color="BFDBFE"/>
+          <w:insideV w:val="none"/>
+          <w:left w:val="none"/>
+          <w:right w:val="none"/>
+        </w:tblBorders>
       </w:tblPr>
       <w:tblGrid>
         <w:gridCol w:w="4968"/>
@@ -1253,41 +3414,37 @@
       <w:tr>
         <w:tc>
           <w:tcPr>
-            <w:tcW w:type="dxa" w:w="4968"/>
-            <w:shd w:fill="F1F5F9"/>
+            <w:tcW w:type="dxa" w:w="9936"/>
+            <w:gridSpan w:val="2"/>
+            <w:shd w:fill="0D1B35"/>
             <w:tcMar>
-              <w:top w:w="120" w:type="dxa"/>
-              <w:bottom w:w="120" w:type="dxa"/>
-              <w:left w:w="150" w:type="dxa"/>
-              <w:right w:w="150" w:type="dxa"/>
+              <w:top w:w="80" w:type="dxa"/>
+              <w:bottom w:w="80" w:type="dxa"/>
+              <w:left w:w="100" w:type="dxa"/>
+              <w:right w:w="100" w:type="dxa"/>
             </w:tcMar>
           </w:tcPr>
           <w:p>
+            <w:pPr>
+              <w:spacing w:before="0" w:after="0"/>
+            </w:pPr>
             <w:r>
               <w:rPr>
+                <w:rFonts w:ascii="Segoe UI" w:hAnsi="Segoe UI"/>
                 <w:b/>
-                <w:sz w:val="18"/>
+                <w:color w:val="60A5FA"/>
+                <w:sz w:val="20"/>
               </w:rPr>
-              <w:t>DESCRIPCIÓN OFICIAL ÍNTEGRA:</w:t>
+              <w:t xml:space="preserve">RETO #04 · </w:t>
             </w:r>
-          </w:p>
-        </w:tc>
-        <w:tc>
-          <w:tcPr>
-            <w:tcW w:type="dxa" w:w="4968"/>
-            <w:tcMar>
-              <w:top w:w="120" w:type="dxa"/>
-              <w:bottom w:w="120" w:type="dxa"/>
-              <w:left w:w="150" w:type="dxa"/>
-              <w:right w:w="150" w:type="dxa"/>
-            </w:tcMar>
-          </w:tcPr>
-          <w:p>
             <w:r>
               <w:rPr>
-                <w:sz w:val="19"/>
+                <w:rFonts w:ascii="Segoe UI" w:hAnsi="Segoe UI"/>
+                <w:b/>
+                <w:color w:val="FFFFFF"/>
+                <w:sz w:val="20"/>
               </w:rPr>
-              <w:t>Transformacion mecanica y termica de polietileno y aluminio para fabricacion de laminas constructivas termoacusticas de alta durabilidad.</w:t>
+              <w:t>Revalorización y transformación de residuos de poda y biomasa vegetal urbana</w:t>
             </w:r>
           </w:p>
         </w:tc>
@@ -1296,43 +3453,51 @@
         <w:tc>
           <w:tcPr>
             <w:tcW w:type="dxa" w:w="4968"/>
+            <w:shd w:fill="F0F6FF"/>
             <w:tcMar>
-              <w:top w:w="120" w:type="dxa"/>
-              <w:bottom w:w="120" w:type="dxa"/>
-              <w:left w:w="150" w:type="dxa"/>
-              <w:right w:w="150" w:type="dxa"/>
+              <w:top w:w="50" w:type="dxa"/>
+              <w:bottom w:w="50" w:type="dxa"/>
+              <w:left w:w="70" w:type="dxa"/>
+              <w:right w:w="70" w:type="dxa"/>
             </w:tcMar>
           </w:tcPr>
           <w:p>
+            <w:pPr>
+              <w:spacing w:before="0" w:after="0"/>
+            </w:pPr>
             <w:r>
               <w:rPr>
+                <w:rFonts w:ascii="Segoe UI" w:hAnsi="Segoe UI"/>
                 <w:b/>
+                <w:color w:val="0D1B35"/>
                 <w:sz w:val="17"/>
               </w:rPr>
-              <w:t>VENTAJAS IDENTIFICADAS:</w:t>
+              <w:t>Métricas &amp; ODS</w:t>
             </w:r>
           </w:p>
         </w:tc>
         <w:tc>
           <w:tcPr>
             <w:tcW w:type="dxa" w:w="4968"/>
+            <w:shd w:fill="FFFFFF"/>
             <w:tcMar>
-              <w:top w:w="120" w:type="dxa"/>
-              <w:bottom w:w="120" w:type="dxa"/>
-              <w:left w:w="150" w:type="dxa"/>
-              <w:right w:w="150" w:type="dxa"/>
+              <w:top w:w="50" w:type="dxa"/>
+              <w:bottom w:w="50" w:type="dxa"/>
+              <w:left w:w="70" w:type="dxa"/>
+              <w:right w:w="70" w:type="dxa"/>
             </w:tcMar>
           </w:tcPr>
           <w:p>
+            <w:pPr>
+              <w:spacing w:before="0" w:after="0"/>
+            </w:pPr>
             <w:r>
               <w:rPr>
+                <w:rFonts w:ascii="Segoe UI" w:hAnsi="Segoe UI"/>
+                <w:color w:val="1E293B"/>
                 <w:sz w:val="17"/>
               </w:rPr>
-              <w:t>[  ] Menor saturación de equipos rivales</w:t>
-              <w:br/>
-              <w:t>[  ] Disponibilidad de materiales y sensores en el mercado local</w:t>
-              <w:br/>
-              <w:t>[  ] Prototipado 3D/Web factible en 24h sin cuellos de botella</w:t>
+              <w:t>Innovación · ODS 12, 11, 13 · Win Rate: 88% (Densidad: Media)</w:t>
             </w:r>
           </w:p>
         </w:tc>
@@ -1341,40 +3506,51 @@
         <w:tc>
           <w:tcPr>
             <w:tcW w:type="dxa" w:w="4968"/>
+            <w:shd w:fill="F0F6FF"/>
             <w:tcMar>
-              <w:top w:w="120" w:type="dxa"/>
-              <w:bottom w:w="120" w:type="dxa"/>
-              <w:left w:w="150" w:type="dxa"/>
-              <w:right w:w="150" w:type="dxa"/>
+              <w:top w:w="50" w:type="dxa"/>
+              <w:bottom w:w="50" w:type="dxa"/>
+              <w:left w:w="70" w:type="dxa"/>
+              <w:right w:w="70" w:type="dxa"/>
             </w:tcMar>
           </w:tcPr>
           <w:p>
+            <w:pPr>
+              <w:spacing w:before="0" w:after="0"/>
+            </w:pPr>
             <w:r>
               <w:rPr>
+                <w:rFonts w:ascii="Segoe UI" w:hAnsi="Segoe UI"/>
                 <w:b/>
+                <w:color w:val="0D1B35"/>
                 <w:sz w:val="17"/>
               </w:rPr>
-              <w:t>RIESGOS TÉCNICOS:</w:t>
+              <w:t>Propuesta WOW</w:t>
             </w:r>
           </w:p>
         </w:tc>
         <w:tc>
           <w:tcPr>
             <w:tcW w:type="dxa" w:w="4968"/>
+            <w:shd w:fill="FFFFFF"/>
             <w:tcMar>
-              <w:top w:w="120" w:type="dxa"/>
-              <w:bottom w:w="120" w:type="dxa"/>
-              <w:left w:w="150" w:type="dxa"/>
-              <w:right w:w="150" w:type="dxa"/>
+              <w:top w:w="50" w:type="dxa"/>
+              <w:bottom w:w="50" w:type="dxa"/>
+              <w:left w:w="70" w:type="dxa"/>
+              <w:right w:w="70" w:type="dxa"/>
             </w:tcMar>
           </w:tcPr>
           <w:p>
+            <w:pPr>
+              <w:spacing w:before="0" w:after="0"/>
+            </w:pPr>
             <w:r>
               <w:rPr>
-                <w:i/>
+                <w:rFonts w:ascii="Segoe UI" w:hAnsi="Segoe UI"/>
+                <w:color w:val="1E293B"/>
                 <w:sz w:val="17"/>
               </w:rPr>
-              <w:t>Anotar aquí riesgos identificados por el equipo (ej: tiempo de render, falta de datos oficiales):</w:t>
+              <w:t>Reactor modular de pirólisis lenta in-situ para producción de biochar activado con inoculantes micorrícicos, con captura de gases térmicos para secado de granos.</w:t>
             </w:r>
           </w:p>
         </w:tc>
@@ -1383,76 +3559,127 @@
         <w:tc>
           <w:tcPr>
             <w:tcW w:type="dxa" w:w="4968"/>
-            <w:shd w:fill="FEF3C7"/>
+            <w:shd w:fill="F0F6FF"/>
             <w:tcMar>
-              <w:top w:w="120" w:type="dxa"/>
-              <w:bottom w:w="120" w:type="dxa"/>
-              <w:left w:w="150" w:type="dxa"/>
-              <w:right w:w="150" w:type="dxa"/>
+              <w:top w:w="50" w:type="dxa"/>
+              <w:bottom w:w="50" w:type="dxa"/>
+              <w:left w:w="70" w:type="dxa"/>
+              <w:right w:w="70" w:type="dxa"/>
             </w:tcMar>
           </w:tcPr>
           <w:p>
+            <w:pPr>
+              <w:spacing w:before="0" w:after="0"/>
+            </w:pPr>
             <w:r>
               <w:rPr>
+                <w:rFonts w:ascii="Segoe UI" w:hAnsi="Segoe UI"/>
                 <w:b/>
-                <w:sz w:val="18"/>
+                <w:color w:val="0D1B35"/>
+                <w:sz w:val="17"/>
               </w:rPr>
-              <w:t>DELIBERACIÓN Y VOTACIÓN:</w:t>
+              <w:t>Adaptación Territorial</w:t>
             </w:r>
           </w:p>
         </w:tc>
         <w:tc>
           <w:tcPr>
             <w:tcW w:type="dxa" w:w="4968"/>
+            <w:shd w:fill="FFFFFF"/>
             <w:tcMar>
-              <w:top w:w="120" w:type="dxa"/>
-              <w:bottom w:w="120" w:type="dxa"/>
-              <w:left w:w="150" w:type="dxa"/>
-              <w:right w:w="150" w:type="dxa"/>
+              <w:top w:w="50" w:type="dxa"/>
+              <w:bottom w:w="50" w:type="dxa"/>
+              <w:left w:w="70" w:type="dxa"/>
+              <w:right w:w="70" w:type="dxa"/>
             </w:tcMar>
           </w:tcPr>
           <w:p>
+            <w:pPr>
+              <w:spacing w:before="0" w:after="0"/>
+            </w:pPr>
             <w:r>
               <w:rPr>
+                <w:rFonts w:ascii="Segoe UI" w:hAnsi="Segoe UI"/>
+                <w:color w:val="1E293B"/>
+                <w:sz w:val="17"/>
+              </w:rPr>
+              <w:t>Erradicación de quemas en vertederos municipales de León y Masaya, generando biochar para regenerar suelos volcánicos degradados.</w:t>
+            </w:r>
+          </w:p>
+        </w:tc>
+      </w:tr>
+      <w:tr>
+        <w:tc>
+          <w:tcPr>
+            <w:tcW w:type="dxa" w:w="4968"/>
+            <w:shd w:fill="F0F6FF"/>
+            <w:tcMar>
+              <w:top w:w="50" w:type="dxa"/>
+              <w:bottom w:w="50" w:type="dxa"/>
+              <w:left w:w="70" w:type="dxa"/>
+              <w:right w:w="70" w:type="dxa"/>
+            </w:tcMar>
+          </w:tcPr>
+          <w:p>
+            <w:pPr>
+              <w:spacing w:before="0" w:after="0"/>
+            </w:pPr>
+            <w:r>
+              <w:rPr>
+                <w:rFonts w:ascii="Segoe UI" w:hAnsi="Segoe UI"/>
                 <w:b/>
-                <w:sz w:val="18"/>
+                <w:color w:val="0D1B35"/>
+                <w:sz w:val="17"/>
               </w:rPr>
-              <w:t>Votos a favor en el equipo: [   ] / Integrantes totales</w:t>
-              <w:br/>
-              <w:t>Puntuación del Equipo (1 al 10): [   ]</w:t>
-              <w:br/>
-              <w:t>¿Elegido como proyecto final?: [ SÍ ]   [ NO ]</w:t>
+              <w:t>Novedad / Precedente</w:t>
+            </w:r>
+          </w:p>
+        </w:tc>
+        <w:tc>
+          <w:tcPr>
+            <w:tcW w:type="dxa" w:w="4968"/>
+            <w:shd w:fill="FFFFFF"/>
+            <w:tcMar>
+              <w:top w:w="50" w:type="dxa"/>
+              <w:bottom w:w="50" w:type="dxa"/>
+              <w:left w:w="70" w:type="dxa"/>
+              <w:right w:w="70" w:type="dxa"/>
+            </w:tcMar>
+          </w:tcPr>
+          <w:p>
+            <w:pPr>
+              <w:spacing w:before="0" w:after="0"/>
+            </w:pPr>
+            <w:r>
+              <w:rPr>
+                <w:rFonts w:ascii="Segoe UI" w:hAnsi="Segoe UI"/>
+                <w:color w:val="1E293B"/>
+                <w:sz w:val="17"/>
+              </w:rPr>
+              <w:t>Evita el transporte masivo de biomasa procesando en el propio punto de acopio con balance térmico autosuficiente. (Referencia: Kubo I+D (Argentina 2026) / Bioinnovatech (Costa Rica))</w:t>
             </w:r>
           </w:p>
         </w:tc>
       </w:tr>
     </w:tbl>
-    <w:p/>
     <w:p>
-      <w:r>
-        <w:rPr>
-          <w:b/>
-          <w:color w:val="0F172A"/>
-          <w:sz w:val="22"/>
-        </w:rPr>
-        <w:t>DESAFÍO #05: SISTEMAS MODULARES ULTRALIGEROS DE AGRICULTURA VERTICAL URBANA CON AGUA RECUPERADA</w:t>
-        <w:br/>
-      </w:r>
-      <w:r>
-        <w:rPr>
-          <w:color w:val="475569"/>
-          <w:sz w:val="18"/>
-        </w:rPr>
-        <w:t>Alineación Oficial: ODS 2, ODS 11, ODS 6  |  Precedente en Rallies: STEM Synergy 2025 (1er Lugar Latam Innovacion)</w:t>
-        <w:br/>
-      </w:r>
+      <w:pPr>
+        <w:spacing w:after="160"/>
+      </w:pPr>
     </w:p>
     <w:tbl>
       <w:tblPr>
         <w:tblW w:type="auto" w:w="0"/>
         <w:jc w:val="center"/>
-        <w:tblLayout w:type="fixed"/>
         <w:tblLook w:firstColumn="1" w:firstRow="1" w:lastColumn="0" w:lastRow="0" w:noHBand="0" w:noVBand="1" w:val="04A0"/>
+        <w:tblBorders>
+          <w:top w:val="single" w:sz="4" w:space="0" w:color="BFDBFE"/>
+          <w:bottom w:val="single" w:sz="4" w:space="0" w:color="BFDBFE"/>
+          <w:insideH w:val="single" w:sz="4" w:space="0" w:color="BFDBFE"/>
+          <w:insideV w:val="none"/>
+          <w:left w:val="none"/>
+          <w:right w:val="none"/>
+        </w:tblBorders>
       </w:tblPr>
       <w:tblGrid>
         <w:gridCol w:w="4968"/>
@@ -1461,41 +3688,37 @@
       <w:tr>
         <w:tc>
           <w:tcPr>
-            <w:tcW w:type="dxa" w:w="4968"/>
-            <w:shd w:fill="F1F5F9"/>
+            <w:tcW w:type="dxa" w:w="9936"/>
+            <w:gridSpan w:val="2"/>
+            <w:shd w:fill="0D1B35"/>
             <w:tcMar>
-              <w:top w:w="120" w:type="dxa"/>
-              <w:bottom w:w="120" w:type="dxa"/>
-              <w:left w:w="150" w:type="dxa"/>
-              <w:right w:w="150" w:type="dxa"/>
+              <w:top w:w="80" w:type="dxa"/>
+              <w:bottom w:w="80" w:type="dxa"/>
+              <w:left w:w="100" w:type="dxa"/>
+              <w:right w:w="100" w:type="dxa"/>
             </w:tcMar>
           </w:tcPr>
           <w:p>
+            <w:pPr>
+              <w:spacing w:before="0" w:after="0"/>
+            </w:pPr>
             <w:r>
               <w:rPr>
+                <w:rFonts w:ascii="Segoe UI" w:hAnsi="Segoe UI"/>
                 <w:b/>
-                <w:sz w:val="18"/>
+                <w:color w:val="60A5FA"/>
+                <w:sz w:val="20"/>
               </w:rPr>
-              <w:t>DESCRIPCIÓN OFICIAL ÍNTEGRA:</w:t>
+              <w:t xml:space="preserve">RETO #05 · </w:t>
             </w:r>
-          </w:p>
-        </w:tc>
-        <w:tc>
-          <w:tcPr>
-            <w:tcW w:type="dxa" w:w="4968"/>
-            <w:tcMar>
-              <w:top w:w="120" w:type="dxa"/>
-              <w:bottom w:w="120" w:type="dxa"/>
-              <w:left w:w="150" w:type="dxa"/>
-              <w:right w:w="150" w:type="dxa"/>
-            </w:tcMar>
-          </w:tcPr>
-          <w:p>
             <w:r>
               <w:rPr>
-                <w:sz w:val="19"/>
+                <w:rFonts w:ascii="Segoe UI" w:hAnsi="Segoe UI"/>
+                <w:b/>
+                <w:color w:val="FFFFFF"/>
+                <w:sz w:val="20"/>
               </w:rPr>
-              <w:t>Estructuras modulares para cultivo de hortalizas en azoteas o espacios reducidos con recirculacion y gestion de nutrientes.</w:t>
+              <w:t>Reservorios pluviales y captación comunitaria de agua con microfiltración</w:t>
             </w:r>
           </w:p>
         </w:tc>
@@ -1504,43 +3727,51 @@
         <w:tc>
           <w:tcPr>
             <w:tcW w:type="dxa" w:w="4968"/>
+            <w:shd w:fill="F0F6FF"/>
             <w:tcMar>
-              <w:top w:w="120" w:type="dxa"/>
-              <w:bottom w:w="120" w:type="dxa"/>
-              <w:left w:w="150" w:type="dxa"/>
-              <w:right w:w="150" w:type="dxa"/>
+              <w:top w:w="50" w:type="dxa"/>
+              <w:bottom w:w="50" w:type="dxa"/>
+              <w:left w:w="70" w:type="dxa"/>
+              <w:right w:w="70" w:type="dxa"/>
             </w:tcMar>
           </w:tcPr>
           <w:p>
+            <w:pPr>
+              <w:spacing w:before="0" w:after="0"/>
+            </w:pPr>
             <w:r>
               <w:rPr>
+                <w:rFonts w:ascii="Segoe UI" w:hAnsi="Segoe UI"/>
                 <w:b/>
+                <w:color w:val="0D1B35"/>
                 <w:sz w:val="17"/>
               </w:rPr>
-              <w:t>VENTAJAS IDENTIFICADAS:</w:t>
+              <w:t>Métricas &amp; ODS</w:t>
             </w:r>
           </w:p>
         </w:tc>
         <w:tc>
           <w:tcPr>
             <w:tcW w:type="dxa" w:w="4968"/>
+            <w:shd w:fill="FFFFFF"/>
             <w:tcMar>
-              <w:top w:w="120" w:type="dxa"/>
-              <w:bottom w:w="120" w:type="dxa"/>
-              <w:left w:w="150" w:type="dxa"/>
-              <w:right w:w="150" w:type="dxa"/>
+              <w:top w:w="50" w:type="dxa"/>
+              <w:bottom w:w="50" w:type="dxa"/>
+              <w:left w:w="70" w:type="dxa"/>
+              <w:right w:w="70" w:type="dxa"/>
             </w:tcMar>
           </w:tcPr>
           <w:p>
+            <w:pPr>
+              <w:spacing w:before="0" w:after="0"/>
+            </w:pPr>
             <w:r>
               <w:rPr>
+                <w:rFonts w:ascii="Segoe UI" w:hAnsi="Segoe UI"/>
+                <w:color w:val="1E293B"/>
                 <w:sz w:val="17"/>
               </w:rPr>
-              <w:t>[  ] Menor saturación de equipos rivales</w:t>
-              <w:br/>
-              <w:t>[  ] Disponibilidad de materiales y sensores en el mercado local</w:t>
-              <w:br/>
-              <w:t>[  ] Prototipado 3D/Web factible en 24h sin cuellos de botella</w:t>
+              <w:t>Innovación · ODS 6, 11, 12 · Win Rate: 86% (Densidad: Alta)</w:t>
             </w:r>
           </w:p>
         </w:tc>
@@ -1549,40 +3780,51 @@
         <w:tc>
           <w:tcPr>
             <w:tcW w:type="dxa" w:w="4968"/>
+            <w:shd w:fill="F0F6FF"/>
             <w:tcMar>
-              <w:top w:w="120" w:type="dxa"/>
-              <w:bottom w:w="120" w:type="dxa"/>
-              <w:left w:w="150" w:type="dxa"/>
-              <w:right w:w="150" w:type="dxa"/>
+              <w:top w:w="50" w:type="dxa"/>
+              <w:bottom w:w="50" w:type="dxa"/>
+              <w:left w:w="70" w:type="dxa"/>
+              <w:right w:w="70" w:type="dxa"/>
             </w:tcMar>
           </w:tcPr>
           <w:p>
+            <w:pPr>
+              <w:spacing w:before="0" w:after="0"/>
+            </w:pPr>
             <w:r>
               <w:rPr>
+                <w:rFonts w:ascii="Segoe UI" w:hAnsi="Segoe UI"/>
                 <w:b/>
+                <w:color w:val="0D1B35"/>
                 <w:sz w:val="17"/>
               </w:rPr>
-              <w:t>RIESGOS TÉCNICOS:</w:t>
+              <w:t>Propuesta WOW</w:t>
             </w:r>
           </w:p>
         </w:tc>
         <w:tc>
           <w:tcPr>
             <w:tcW w:type="dxa" w:w="4968"/>
+            <w:shd w:fill="FFFFFF"/>
             <w:tcMar>
-              <w:top w:w="120" w:type="dxa"/>
-              <w:bottom w:w="120" w:type="dxa"/>
-              <w:left w:w="150" w:type="dxa"/>
-              <w:right w:w="150" w:type="dxa"/>
+              <w:top w:w="50" w:type="dxa"/>
+              <w:bottom w:w="50" w:type="dxa"/>
+              <w:left w:w="70" w:type="dxa"/>
+              <w:right w:w="70" w:type="dxa"/>
             </w:tcMar>
           </w:tcPr>
           <w:p>
+            <w:pPr>
+              <w:spacing w:before="0" w:after="0"/>
+            </w:pPr>
             <w:r>
               <w:rPr>
-                <w:i/>
+                <w:rFonts w:ascii="Segoe UI" w:hAnsi="Segoe UI"/>
+                <w:color w:val="1E293B"/>
                 <w:sz w:val="17"/>
               </w:rPr>
-              <w:t>Anotar aquí riesgos identificados por el equipo (ej: tiempo de render, falta de datos oficiales):</w:t>
+              <w:t>Cisterna modular prefabricada con separador centrífugo de primeras lluvias, lecho de zeolita natural con carbón de cáscara de café y dosificador solar UV-C.</w:t>
             </w:r>
           </w:p>
         </w:tc>
@@ -1591,51 +3833,2166 @@
         <w:tc>
           <w:tcPr>
             <w:tcW w:type="dxa" w:w="4968"/>
-            <w:shd w:fill="FEF3C7"/>
+            <w:shd w:fill="F0F6FF"/>
             <w:tcMar>
-              <w:top w:w="120" w:type="dxa"/>
-              <w:bottom w:w="120" w:type="dxa"/>
-              <w:left w:w="150" w:type="dxa"/>
-              <w:right w:w="150" w:type="dxa"/>
+              <w:top w:w="50" w:type="dxa"/>
+              <w:bottom w:w="50" w:type="dxa"/>
+              <w:left w:w="70" w:type="dxa"/>
+              <w:right w:w="70" w:type="dxa"/>
             </w:tcMar>
           </w:tcPr>
           <w:p>
+            <w:pPr>
+              <w:spacing w:before="0" w:after="0"/>
+            </w:pPr>
             <w:r>
               <w:rPr>
+                <w:rFonts w:ascii="Segoe UI" w:hAnsi="Segoe UI"/>
                 <w:b/>
-                <w:sz w:val="18"/>
+                <w:color w:val="0D1B35"/>
+                <w:sz w:val="17"/>
               </w:rPr>
-              <w:t>DELIBERACIÓN Y VOTACIÓN:</w:t>
+              <w:t>Adaptación Territorial</w:t>
             </w:r>
           </w:p>
         </w:tc>
         <w:tc>
           <w:tcPr>
             <w:tcW w:type="dxa" w:w="4968"/>
+            <w:shd w:fill="FFFFFF"/>
             <w:tcMar>
-              <w:top w:w="120" w:type="dxa"/>
-              <w:bottom w:w="120" w:type="dxa"/>
-              <w:left w:w="150" w:type="dxa"/>
-              <w:right w:w="150" w:type="dxa"/>
+              <w:top w:w="50" w:type="dxa"/>
+              <w:bottom w:w="50" w:type="dxa"/>
+              <w:left w:w="70" w:type="dxa"/>
+              <w:right w:w="70" w:type="dxa"/>
+            </w:tcMar>
+          </w:tcPr>
+          <w:p>
+            <w:pPr>
+              <w:spacing w:before="0" w:after="0"/>
+            </w:pPr>
+            <w:r>
+              <w:rPr>
+                <w:rFonts w:ascii="Segoe UI" w:hAnsi="Segoe UI"/>
+                <w:color w:val="1E293B"/>
+                <w:sz w:val="17"/>
+              </w:rPr>
+              <w:t>Escuelas públicas y comunidades del Corredor Seco nicaragüense (Madriz, Estelí, Nueva Segovia) garantizando 180 días de reserva escolar.</w:t>
+            </w:r>
+          </w:p>
+        </w:tc>
+      </w:tr>
+      <w:tr>
+        <w:tc>
+          <w:tcPr>
+            <w:tcW w:type="dxa" w:w="4968"/>
+            <w:shd w:fill="F0F6FF"/>
+            <w:tcMar>
+              <w:top w:w="50" w:type="dxa"/>
+              <w:bottom w:w="50" w:type="dxa"/>
+              <w:left w:w="70" w:type="dxa"/>
+              <w:right w:w="70" w:type="dxa"/>
+            </w:tcMar>
+          </w:tcPr>
+          <w:p>
+            <w:pPr>
+              <w:spacing w:before="0" w:after="0"/>
+            </w:pPr>
+            <w:r>
+              <w:rPr>
+                <w:rFonts w:ascii="Segoe UI" w:hAnsi="Segoe UI"/>
+                <w:b/>
+                <w:color w:val="0D1B35"/>
+                <w:sz w:val="17"/>
+              </w:rPr>
+              <w:t>Novedad / Precedente</w:t>
+            </w:r>
+          </w:p>
+        </w:tc>
+        <w:tc>
+          <w:tcPr>
+            <w:tcW w:type="dxa" w:w="4968"/>
+            <w:shd w:fill="FFFFFF"/>
+            <w:tcMar>
+              <w:top w:w="50" w:type="dxa"/>
+              <w:bottom w:w="50" w:type="dxa"/>
+              <w:left w:w="70" w:type="dxa"/>
+              <w:right w:w="70" w:type="dxa"/>
+            </w:tcMar>
+          </w:tcPr>
+          <w:p>
+            <w:pPr>
+              <w:spacing w:before="0" w:after="0"/>
+            </w:pPr>
+            <w:r>
+              <w:rPr>
+                <w:rFonts w:ascii="Segoe UI" w:hAnsi="Segoe UI"/>
+                <w:color w:val="1E293B"/>
+                <w:sz w:val="17"/>
+              </w:rPr>
+              <w:t>Filtro autóctono con subproductos de café nicaragüense y zeolita regional, abatiendo el costo del filtro comercial en un 78%. (Referencia: Francisquitos (El Salvador 2026) / Sistema Captación UNI (2024))</w:t>
+            </w:r>
+          </w:p>
+        </w:tc>
+      </w:tr>
+    </w:tbl>
+    <w:p>
+      <w:pPr>
+        <w:spacing w:after="160"/>
+      </w:pPr>
+    </w:p>
+    <w:tbl>
+      <w:tblPr>
+        <w:tblW w:type="auto" w:w="0"/>
+        <w:jc w:val="center"/>
+        <w:tblLook w:firstColumn="1" w:firstRow="1" w:lastColumn="0" w:lastRow="0" w:noHBand="0" w:noVBand="1" w:val="04A0"/>
+        <w:tblBorders>
+          <w:top w:val="single" w:sz="4" w:space="0" w:color="BFDBFE"/>
+          <w:bottom w:val="single" w:sz="4" w:space="0" w:color="BFDBFE"/>
+          <w:insideH w:val="single" w:sz="4" w:space="0" w:color="BFDBFE"/>
+          <w:insideV w:val="none"/>
+          <w:left w:val="none"/>
+          <w:right w:val="none"/>
+        </w:tblBorders>
+      </w:tblPr>
+      <w:tblGrid>
+        <w:gridCol w:w="4968"/>
+        <w:gridCol w:w="4968"/>
+      </w:tblGrid>
+      <w:tr>
+        <w:tc>
+          <w:tcPr>
+            <w:tcW w:type="dxa" w:w="9936"/>
+            <w:gridSpan w:val="2"/>
+            <w:shd w:fill="0D1B35"/>
+            <w:tcMar>
+              <w:top w:w="80" w:type="dxa"/>
+              <w:bottom w:w="80" w:type="dxa"/>
+              <w:left w:w="100" w:type="dxa"/>
+              <w:right w:w="100" w:type="dxa"/>
+            </w:tcMar>
+          </w:tcPr>
+          <w:p>
+            <w:pPr>
+              <w:spacing w:before="0" w:after="0"/>
+            </w:pPr>
+            <w:r>
+              <w:rPr>
+                <w:rFonts w:ascii="Segoe UI" w:hAnsi="Segoe UI"/>
+                <w:b/>
+                <w:color w:val="60A5FA"/>
+                <w:sz w:val="20"/>
+              </w:rPr>
+              <w:t xml:space="preserve">RETO #06 · </w:t>
+            </w:r>
+            <w:r>
+              <w:rPr>
+                <w:rFonts w:ascii="Segoe UI" w:hAnsi="Segoe UI"/>
+                <w:b/>
+                <w:color w:val="FFFFFF"/>
+                <w:sz w:val="20"/>
+              </w:rPr>
+              <w:t>Gestión y valorización de residuos plásticos en playas y ecosistemas costeros</w:t>
+            </w:r>
+          </w:p>
+        </w:tc>
+      </w:tr>
+      <w:tr>
+        <w:tc>
+          <w:tcPr>
+            <w:tcW w:type="dxa" w:w="4968"/>
+            <w:shd w:fill="F0F6FF"/>
+            <w:tcMar>
+              <w:top w:w="50" w:type="dxa"/>
+              <w:bottom w:w="50" w:type="dxa"/>
+              <w:left w:w="70" w:type="dxa"/>
+              <w:right w:w="70" w:type="dxa"/>
+            </w:tcMar>
+          </w:tcPr>
+          <w:p>
+            <w:pPr>
+              <w:spacing w:before="0" w:after="0"/>
+            </w:pPr>
+            <w:r>
+              <w:rPr>
+                <w:rFonts w:ascii="Segoe UI" w:hAnsi="Segoe UI"/>
+                <w:b/>
+                <w:color w:val="0D1B35"/>
+                <w:sz w:val="17"/>
+              </w:rPr>
+              <w:t>Métricas &amp; ODS</w:t>
+            </w:r>
+          </w:p>
+        </w:tc>
+        <w:tc>
+          <w:tcPr>
+            <w:tcW w:type="dxa" w:w="4968"/>
+            <w:shd w:fill="FFFFFF"/>
+            <w:tcMar>
+              <w:top w:w="50" w:type="dxa"/>
+              <w:bottom w:w="50" w:type="dxa"/>
+              <w:left w:w="70" w:type="dxa"/>
+              <w:right w:w="70" w:type="dxa"/>
+            </w:tcMar>
+          </w:tcPr>
+          <w:p>
+            <w:pPr>
+              <w:spacing w:before="0" w:after="0"/>
+            </w:pPr>
+            <w:r>
+              <w:rPr>
+                <w:rFonts w:ascii="Segoe UI" w:hAnsi="Segoe UI"/>
+                <w:color w:val="1E293B"/>
+                <w:sz w:val="17"/>
+              </w:rPr>
+              <w:t>Impacto Social · ODS 14, 12, 11 · Win Rate: 78% (Densidad: Media)</w:t>
+            </w:r>
+          </w:p>
+        </w:tc>
+      </w:tr>
+      <w:tr>
+        <w:tc>
+          <w:tcPr>
+            <w:tcW w:type="dxa" w:w="4968"/>
+            <w:shd w:fill="F0F6FF"/>
+            <w:tcMar>
+              <w:top w:w="50" w:type="dxa"/>
+              <w:bottom w:w="50" w:type="dxa"/>
+              <w:left w:w="70" w:type="dxa"/>
+              <w:right w:w="70" w:type="dxa"/>
+            </w:tcMar>
+          </w:tcPr>
+          <w:p>
+            <w:pPr>
+              <w:spacing w:before="0" w:after="0"/>
+            </w:pPr>
+            <w:r>
+              <w:rPr>
+                <w:rFonts w:ascii="Segoe UI" w:hAnsi="Segoe UI"/>
+                <w:b/>
+                <w:color w:val="0D1B35"/>
+                <w:sz w:val="17"/>
+              </w:rPr>
+              <w:t>Propuesta WOW</w:t>
+            </w:r>
+          </w:p>
+        </w:tc>
+        <w:tc>
+          <w:tcPr>
+            <w:tcW w:type="dxa" w:w="4968"/>
+            <w:shd w:fill="FFFFFF"/>
+            <w:tcMar>
+              <w:top w:w="50" w:type="dxa"/>
+              <w:bottom w:w="50" w:type="dxa"/>
+              <w:left w:w="70" w:type="dxa"/>
+              <w:right w:w="70" w:type="dxa"/>
+            </w:tcMar>
+          </w:tcPr>
+          <w:p>
+            <w:pPr>
+              <w:spacing w:before="0" w:after="0"/>
+            </w:pPr>
+            <w:r>
+              <w:rPr>
+                <w:rFonts w:ascii="Segoe UI" w:hAnsi="Segoe UI"/>
+                <w:color w:val="1E293B"/>
+                <w:sz w:val="17"/>
+              </w:rPr>
+              <w:t>Extrusora compacta móvil de filamento de PET/nylon para impresión 3D de artes de pesca duraderas y balizas flotantes de señalización costera.</w:t>
+            </w:r>
+          </w:p>
+        </w:tc>
+      </w:tr>
+      <w:tr>
+        <w:tc>
+          <w:tcPr>
+            <w:tcW w:type="dxa" w:w="4968"/>
+            <w:shd w:fill="F0F6FF"/>
+            <w:tcMar>
+              <w:top w:w="50" w:type="dxa"/>
+              <w:bottom w:w="50" w:type="dxa"/>
+              <w:left w:w="70" w:type="dxa"/>
+              <w:right w:w="70" w:type="dxa"/>
+            </w:tcMar>
+          </w:tcPr>
+          <w:p>
+            <w:pPr>
+              <w:spacing w:before="0" w:after="0"/>
+            </w:pPr>
+            <w:r>
+              <w:rPr>
+                <w:rFonts w:ascii="Segoe UI" w:hAnsi="Segoe UI"/>
+                <w:b/>
+                <w:color w:val="0D1B35"/>
+                <w:sz w:val="17"/>
+              </w:rPr>
+              <w:t>Adaptación Territorial</w:t>
+            </w:r>
+          </w:p>
+        </w:tc>
+        <w:tc>
+          <w:tcPr>
+            <w:tcW w:type="dxa" w:w="4968"/>
+            <w:shd w:fill="FFFFFF"/>
+            <w:tcMar>
+              <w:top w:w="50" w:type="dxa"/>
+              <w:bottom w:w="50" w:type="dxa"/>
+              <w:left w:w="70" w:type="dxa"/>
+              <w:right w:w="70" w:type="dxa"/>
+            </w:tcMar>
+          </w:tcPr>
+          <w:p>
+            <w:pPr>
+              <w:spacing w:before="0" w:after="0"/>
+            </w:pPr>
+            <w:r>
+              <w:rPr>
+                <w:rFonts w:ascii="Segoe UI" w:hAnsi="Segoe UI"/>
+                <w:color w:val="1E293B"/>
+                <w:sz w:val="17"/>
+              </w:rPr>
+              <w:t>San Juan del Sur, Poneloya y comunidades de pescadores artesanales del Caribe nicaragüense (Bluefields / Bilwi).</w:t>
+            </w:r>
+          </w:p>
+        </w:tc>
+      </w:tr>
+      <w:tr>
+        <w:tc>
+          <w:tcPr>
+            <w:tcW w:type="dxa" w:w="4968"/>
+            <w:shd w:fill="F0F6FF"/>
+            <w:tcMar>
+              <w:top w:w="50" w:type="dxa"/>
+              <w:bottom w:w="50" w:type="dxa"/>
+              <w:left w:w="70" w:type="dxa"/>
+              <w:right w:w="70" w:type="dxa"/>
+            </w:tcMar>
+          </w:tcPr>
+          <w:p>
+            <w:pPr>
+              <w:spacing w:before="0" w:after="0"/>
+            </w:pPr>
+            <w:r>
+              <w:rPr>
+                <w:rFonts w:ascii="Segoe UI" w:hAnsi="Segoe UI"/>
+                <w:b/>
+                <w:color w:val="0D1B35"/>
+                <w:sz w:val="17"/>
+              </w:rPr>
+              <w:t>Novedad / Precedente</w:t>
+            </w:r>
+          </w:p>
+        </w:tc>
+        <w:tc>
+          <w:tcPr>
+            <w:tcW w:type="dxa" w:w="4968"/>
+            <w:shd w:fill="FFFFFF"/>
+            <w:tcMar>
+              <w:top w:w="50" w:type="dxa"/>
+              <w:bottom w:w="50" w:type="dxa"/>
+              <w:left w:w="70" w:type="dxa"/>
+              <w:right w:w="70" w:type="dxa"/>
+            </w:tcMar>
+          </w:tcPr>
+          <w:p>
+            <w:pPr>
+              <w:spacing w:before="0" w:after="0"/>
+            </w:pPr>
+            <w:r>
+              <w:rPr>
+                <w:rFonts w:ascii="Segoe UI" w:hAnsi="Segoe UI"/>
+                <w:color w:val="1E293B"/>
+                <w:sz w:val="17"/>
+              </w:rPr>
+              <w:t>Transformación de residuo in-situ en herramientas de trabajo marino sin intermediación industrial pesada. (Referencia: Recoplaya / Smat Warriors (URACCAN 2025))</w:t>
+            </w:r>
+          </w:p>
+        </w:tc>
+      </w:tr>
+    </w:tbl>
+    <w:p>
+      <w:pPr>
+        <w:spacing w:after="160"/>
+      </w:pPr>
+    </w:p>
+    <w:tbl>
+      <w:tblPr>
+        <w:tblW w:type="auto" w:w="0"/>
+        <w:jc w:val="center"/>
+        <w:tblLook w:firstColumn="1" w:firstRow="1" w:lastColumn="0" w:lastRow="0" w:noHBand="0" w:noVBand="1" w:val="04A0"/>
+        <w:tblBorders>
+          <w:top w:val="single" w:sz="4" w:space="0" w:color="BFDBFE"/>
+          <w:bottom w:val="single" w:sz="4" w:space="0" w:color="BFDBFE"/>
+          <w:insideH w:val="single" w:sz="4" w:space="0" w:color="BFDBFE"/>
+          <w:insideV w:val="none"/>
+          <w:left w:val="none"/>
+          <w:right w:val="none"/>
+        </w:tblBorders>
+      </w:tblPr>
+      <w:tblGrid>
+        <w:gridCol w:w="4968"/>
+        <w:gridCol w:w="4968"/>
+      </w:tblGrid>
+      <w:tr>
+        <w:tc>
+          <w:tcPr>
+            <w:tcW w:type="dxa" w:w="9936"/>
+            <w:gridSpan w:val="2"/>
+            <w:shd w:fill="0D1B35"/>
+            <w:tcMar>
+              <w:top w:w="80" w:type="dxa"/>
+              <w:bottom w:w="80" w:type="dxa"/>
+              <w:left w:w="100" w:type="dxa"/>
+              <w:right w:w="100" w:type="dxa"/>
+            </w:tcMar>
+          </w:tcPr>
+          <w:p>
+            <w:pPr>
+              <w:spacing w:before="0" w:after="0"/>
+            </w:pPr>
+            <w:r>
+              <w:rPr>
+                <w:rFonts w:ascii="Segoe UI" w:hAnsi="Segoe UI"/>
+                <w:b/>
+                <w:color w:val="60A5FA"/>
+                <w:sz w:val="20"/>
+              </w:rPr>
+              <w:t xml:space="preserve">RETO #07 · </w:t>
+            </w:r>
+            <w:r>
+              <w:rPr>
+                <w:rFonts w:ascii="Segoe UI" w:hAnsi="Segoe UI"/>
+                <w:b/>
+                <w:color w:val="FFFFFF"/>
+                <w:sz w:val="20"/>
+              </w:rPr>
+              <w:t>Recolección y conversión de aceite vegetal doméstico usado en biocombustibles o jabón</w:t>
+            </w:r>
+          </w:p>
+        </w:tc>
+      </w:tr>
+      <w:tr>
+        <w:tc>
+          <w:tcPr>
+            <w:tcW w:type="dxa" w:w="4968"/>
+            <w:shd w:fill="F0F6FF"/>
+            <w:tcMar>
+              <w:top w:w="50" w:type="dxa"/>
+              <w:bottom w:w="50" w:type="dxa"/>
+              <w:left w:w="70" w:type="dxa"/>
+              <w:right w:w="70" w:type="dxa"/>
+            </w:tcMar>
+          </w:tcPr>
+          <w:p>
+            <w:pPr>
+              <w:spacing w:before="0" w:after="0"/>
+            </w:pPr>
+            <w:r>
+              <w:rPr>
+                <w:rFonts w:ascii="Segoe UI" w:hAnsi="Segoe UI"/>
+                <w:b/>
+                <w:color w:val="0D1B35"/>
+                <w:sz w:val="17"/>
+              </w:rPr>
+              <w:t>Métricas &amp; ODS</w:t>
+            </w:r>
+          </w:p>
+        </w:tc>
+        <w:tc>
+          <w:tcPr>
+            <w:tcW w:type="dxa" w:w="4968"/>
+            <w:shd w:fill="FFFFFF"/>
+            <w:tcMar>
+              <w:top w:w="50" w:type="dxa"/>
+              <w:bottom w:w="50" w:type="dxa"/>
+              <w:left w:w="70" w:type="dxa"/>
+              <w:right w:w="70" w:type="dxa"/>
+            </w:tcMar>
+          </w:tcPr>
+          <w:p>
+            <w:pPr>
+              <w:spacing w:before="0" w:after="0"/>
+            </w:pPr>
+            <w:r>
+              <w:rPr>
+                <w:rFonts w:ascii="Segoe UI" w:hAnsi="Segoe UI"/>
+                <w:color w:val="1E293B"/>
+                <w:sz w:val="17"/>
+              </w:rPr>
+              <w:t>Impacto Social · ODS 12, 6, 7 · Win Rate: 82% (Densidad: Baja)</w:t>
+            </w:r>
+          </w:p>
+        </w:tc>
+      </w:tr>
+      <w:tr>
+        <w:tc>
+          <w:tcPr>
+            <w:tcW w:type="dxa" w:w="4968"/>
+            <w:shd w:fill="F0F6FF"/>
+            <w:tcMar>
+              <w:top w:w="50" w:type="dxa"/>
+              <w:bottom w:w="50" w:type="dxa"/>
+              <w:left w:w="70" w:type="dxa"/>
+              <w:right w:w="70" w:type="dxa"/>
+            </w:tcMar>
+          </w:tcPr>
+          <w:p>
+            <w:pPr>
+              <w:spacing w:before="0" w:after="0"/>
+            </w:pPr>
+            <w:r>
+              <w:rPr>
+                <w:rFonts w:ascii="Segoe UI" w:hAnsi="Segoe UI"/>
+                <w:b/>
+                <w:color w:val="0D1B35"/>
+                <w:sz w:val="17"/>
+              </w:rPr>
+              <w:t>Propuesta WOW</w:t>
+            </w:r>
+          </w:p>
+        </w:tc>
+        <w:tc>
+          <w:tcPr>
+            <w:tcW w:type="dxa" w:w="4968"/>
+            <w:shd w:fill="FFFFFF"/>
+            <w:tcMar>
+              <w:top w:w="50" w:type="dxa"/>
+              <w:bottom w:w="50" w:type="dxa"/>
+              <w:left w:w="70" w:type="dxa"/>
+              <w:right w:w="70" w:type="dxa"/>
+            </w:tcMar>
+          </w:tcPr>
+          <w:p>
+            <w:pPr>
+              <w:spacing w:before="0" w:after="0"/>
+            </w:pPr>
+            <w:r>
+              <w:rPr>
+                <w:rFonts w:ascii="Segoe UI" w:hAnsi="Segoe UI"/>
+                <w:color w:val="1E293B"/>
+                <w:sz w:val="17"/>
+              </w:rPr>
+              <w:t>Micro-planta barrial de transesterificación asistida por cavitación hidrodinámica de bajo consumo, con dispensador de jabón biodegradable comunitario.</w:t>
+            </w:r>
+          </w:p>
+        </w:tc>
+      </w:tr>
+      <w:tr>
+        <w:tc>
+          <w:tcPr>
+            <w:tcW w:type="dxa" w:w="4968"/>
+            <w:shd w:fill="F0F6FF"/>
+            <w:tcMar>
+              <w:top w:w="50" w:type="dxa"/>
+              <w:bottom w:w="50" w:type="dxa"/>
+              <w:left w:w="70" w:type="dxa"/>
+              <w:right w:w="70" w:type="dxa"/>
+            </w:tcMar>
+          </w:tcPr>
+          <w:p>
+            <w:pPr>
+              <w:spacing w:before="0" w:after="0"/>
+            </w:pPr>
+            <w:r>
+              <w:rPr>
+                <w:rFonts w:ascii="Segoe UI" w:hAnsi="Segoe UI"/>
+                <w:b/>
+                <w:color w:val="0D1B35"/>
+                <w:sz w:val="17"/>
+              </w:rPr>
+              <w:t>Adaptación Territorial</w:t>
+            </w:r>
+          </w:p>
+        </w:tc>
+        <w:tc>
+          <w:tcPr>
+            <w:tcW w:type="dxa" w:w="4968"/>
+            <w:shd w:fill="FFFFFF"/>
+            <w:tcMar>
+              <w:top w:w="50" w:type="dxa"/>
+              <w:bottom w:w="50" w:type="dxa"/>
+              <w:left w:w="70" w:type="dxa"/>
+              <w:right w:w="70" w:type="dxa"/>
+            </w:tcMar>
+          </w:tcPr>
+          <w:p>
+            <w:pPr>
+              <w:spacing w:before="0" w:after="0"/>
+            </w:pPr>
+            <w:r>
+              <w:rPr>
+                <w:rFonts w:ascii="Segoe UI" w:hAnsi="Segoe UI"/>
+                <w:color w:val="1E293B"/>
+                <w:sz w:val="17"/>
+              </w:rPr>
+              <w:t>Comiderías populares del Mercado Oriental y fritangas tradicionales de Managua, canjeando aceite usado por jabón desengrasante institucional.</w:t>
+            </w:r>
+          </w:p>
+        </w:tc>
+      </w:tr>
+      <w:tr>
+        <w:tc>
+          <w:tcPr>
+            <w:tcW w:type="dxa" w:w="4968"/>
+            <w:shd w:fill="F0F6FF"/>
+            <w:tcMar>
+              <w:top w:w="50" w:type="dxa"/>
+              <w:bottom w:w="50" w:type="dxa"/>
+              <w:left w:w="70" w:type="dxa"/>
+              <w:right w:w="70" w:type="dxa"/>
+            </w:tcMar>
+          </w:tcPr>
+          <w:p>
+            <w:pPr>
+              <w:spacing w:before="0" w:after="0"/>
+            </w:pPr>
+            <w:r>
+              <w:rPr>
+                <w:rFonts w:ascii="Segoe UI" w:hAnsi="Segoe UI"/>
+                <w:b/>
+                <w:color w:val="0D1B35"/>
+                <w:sz w:val="17"/>
+              </w:rPr>
+              <w:t>Novedad / Precedente</w:t>
+            </w:r>
+          </w:p>
+        </w:tc>
+        <w:tc>
+          <w:tcPr>
+            <w:tcW w:type="dxa" w:w="4968"/>
+            <w:shd w:fill="FFFFFF"/>
+            <w:tcMar>
+              <w:top w:w="50" w:type="dxa"/>
+              <w:bottom w:w="50" w:type="dxa"/>
+              <w:left w:w="70" w:type="dxa"/>
+              <w:right w:w="70" w:type="dxa"/>
+            </w:tcMar>
+          </w:tcPr>
+          <w:p>
+            <w:pPr>
+              <w:spacing w:before="0" w:after="0"/>
+            </w:pPr>
+            <w:r>
+              <w:rPr>
+                <w:rFonts w:ascii="Segoe UI" w:hAnsi="Segoe UI"/>
+                <w:color w:val="1E293B"/>
+                <w:sz w:val="17"/>
+              </w:rPr>
+              <w:t>Reactor de cavitación que reduce el tiempo de reacción química de 4 horas a solo 18 minutos sin químicos peligrosos. (Referencia: Foodtech (FIUNI Paraguay 2026))</w:t>
+            </w:r>
+          </w:p>
+        </w:tc>
+      </w:tr>
+    </w:tbl>
+    <w:p>
+      <w:pPr>
+        <w:spacing w:after="160"/>
+      </w:pPr>
+    </w:p>
+    <w:tbl>
+      <w:tblPr>
+        <w:tblW w:type="auto" w:w="0"/>
+        <w:jc w:val="center"/>
+        <w:tblLook w:firstColumn="1" w:firstRow="1" w:lastColumn="0" w:lastRow="0" w:noHBand="0" w:noVBand="1" w:val="04A0"/>
+        <w:tblBorders>
+          <w:top w:val="single" w:sz="4" w:space="0" w:color="BFDBFE"/>
+          <w:bottom w:val="single" w:sz="4" w:space="0" w:color="BFDBFE"/>
+          <w:insideH w:val="single" w:sz="4" w:space="0" w:color="BFDBFE"/>
+          <w:insideV w:val="none"/>
+          <w:left w:val="none"/>
+          <w:right w:val="none"/>
+        </w:tblBorders>
+      </w:tblPr>
+      <w:tblGrid>
+        <w:gridCol w:w="4968"/>
+        <w:gridCol w:w="4968"/>
+      </w:tblGrid>
+      <w:tr>
+        <w:tc>
+          <w:tcPr>
+            <w:tcW w:type="dxa" w:w="9936"/>
+            <w:gridSpan w:val="2"/>
+            <w:shd w:fill="0D1B35"/>
+            <w:tcMar>
+              <w:top w:w="80" w:type="dxa"/>
+              <w:bottom w:w="80" w:type="dxa"/>
+              <w:left w:w="100" w:type="dxa"/>
+              <w:right w:w="100" w:type="dxa"/>
+            </w:tcMar>
+          </w:tcPr>
+          <w:p>
+            <w:pPr>
+              <w:spacing w:before="0" w:after="0"/>
+            </w:pPr>
+            <w:r>
+              <w:rPr>
+                <w:rFonts w:ascii="Segoe UI" w:hAnsi="Segoe UI"/>
+                <w:b/>
+                <w:color w:val="60A5FA"/>
+                <w:sz w:val="20"/>
+              </w:rPr>
+              <w:t xml:space="preserve">RETO #08 · </w:t>
+            </w:r>
+            <w:r>
+              <w:rPr>
+                <w:rFonts w:ascii="Segoe UI" w:hAnsi="Segoe UI"/>
+                <w:b/>
+                <w:color w:val="FFFFFF"/>
+                <w:sz w:val="20"/>
+              </w:rPr>
+              <w:t>Reducción de desperdicio de alimentos y logística de redistribución en mercados</w:t>
+            </w:r>
+          </w:p>
+        </w:tc>
+      </w:tr>
+      <w:tr>
+        <w:tc>
+          <w:tcPr>
+            <w:tcW w:type="dxa" w:w="4968"/>
+            <w:shd w:fill="F0F6FF"/>
+            <w:tcMar>
+              <w:top w:w="50" w:type="dxa"/>
+              <w:bottom w:w="50" w:type="dxa"/>
+              <w:left w:w="70" w:type="dxa"/>
+              <w:right w:w="70" w:type="dxa"/>
+            </w:tcMar>
+          </w:tcPr>
+          <w:p>
+            <w:pPr>
+              <w:spacing w:before="0" w:after="0"/>
+            </w:pPr>
+            <w:r>
+              <w:rPr>
+                <w:rFonts w:ascii="Segoe UI" w:hAnsi="Segoe UI"/>
+                <w:b/>
+                <w:color w:val="0D1B35"/>
+                <w:sz w:val="17"/>
+              </w:rPr>
+              <w:t>Métricas &amp; ODS</w:t>
+            </w:r>
+          </w:p>
+        </w:tc>
+        <w:tc>
+          <w:tcPr>
+            <w:tcW w:type="dxa" w:w="4968"/>
+            <w:shd w:fill="FFFFFF"/>
+            <w:tcMar>
+              <w:top w:w="50" w:type="dxa"/>
+              <w:bottom w:w="50" w:type="dxa"/>
+              <w:left w:w="70" w:type="dxa"/>
+              <w:right w:w="70" w:type="dxa"/>
+            </w:tcMar>
+          </w:tcPr>
+          <w:p>
+            <w:pPr>
+              <w:spacing w:before="0" w:after="0"/>
+            </w:pPr>
+            <w:r>
+              <w:rPr>
+                <w:rFonts w:ascii="Segoe UI" w:hAnsi="Segoe UI"/>
+                <w:color w:val="1E293B"/>
+                <w:sz w:val="17"/>
+              </w:rPr>
+              <w:t>Impacto Social · ODS 2, 12, 1 · Win Rate: 85% (Densidad: Alta)</w:t>
+            </w:r>
+          </w:p>
+        </w:tc>
+      </w:tr>
+      <w:tr>
+        <w:tc>
+          <w:tcPr>
+            <w:tcW w:type="dxa" w:w="4968"/>
+            <w:shd w:fill="F0F6FF"/>
+            <w:tcMar>
+              <w:top w:w="50" w:type="dxa"/>
+              <w:bottom w:w="50" w:type="dxa"/>
+              <w:left w:w="70" w:type="dxa"/>
+              <w:right w:w="70" w:type="dxa"/>
+            </w:tcMar>
+          </w:tcPr>
+          <w:p>
+            <w:pPr>
+              <w:spacing w:before="0" w:after="0"/>
+            </w:pPr>
+            <w:r>
+              <w:rPr>
+                <w:rFonts w:ascii="Segoe UI" w:hAnsi="Segoe UI"/>
+                <w:b/>
+                <w:color w:val="0D1B35"/>
+                <w:sz w:val="17"/>
+              </w:rPr>
+              <w:t>Propuesta WOW</w:t>
+            </w:r>
+          </w:p>
+        </w:tc>
+        <w:tc>
+          <w:tcPr>
+            <w:tcW w:type="dxa" w:w="4968"/>
+            <w:shd w:fill="FFFFFF"/>
+            <w:tcMar>
+              <w:top w:w="50" w:type="dxa"/>
+              <w:bottom w:w="50" w:type="dxa"/>
+              <w:left w:w="70" w:type="dxa"/>
+              <w:right w:w="70" w:type="dxa"/>
+            </w:tcMar>
+          </w:tcPr>
+          <w:p>
+            <w:pPr>
+              <w:spacing w:before="0" w:after="0"/>
+            </w:pPr>
+            <w:r>
+              <w:rPr>
+                <w:rFonts w:ascii="Segoe UI" w:hAnsi="Segoe UI"/>
+                <w:color w:val="1E293B"/>
+                <w:sz w:val="17"/>
+              </w:rPr>
+              <w:t>Bolsa comunitaria digital P2P operada por bots de mensajería SMS/WhatsApp de cero datos móviles, vinculada a deshidratadores solares parabólicos.</w:t>
+            </w:r>
+          </w:p>
+        </w:tc>
+      </w:tr>
+      <w:tr>
+        <w:tc>
+          <w:tcPr>
+            <w:tcW w:type="dxa" w:w="4968"/>
+            <w:shd w:fill="F0F6FF"/>
+            <w:tcMar>
+              <w:top w:w="50" w:type="dxa"/>
+              <w:bottom w:w="50" w:type="dxa"/>
+              <w:left w:w="70" w:type="dxa"/>
+              <w:right w:w="70" w:type="dxa"/>
+            </w:tcMar>
+          </w:tcPr>
+          <w:p>
+            <w:pPr>
+              <w:spacing w:before="0" w:after="0"/>
+            </w:pPr>
+            <w:r>
+              <w:rPr>
+                <w:rFonts w:ascii="Segoe UI" w:hAnsi="Segoe UI"/>
+                <w:b/>
+                <w:color w:val="0D1B35"/>
+                <w:sz w:val="17"/>
+              </w:rPr>
+              <w:t>Adaptación Territorial</w:t>
+            </w:r>
+          </w:p>
+        </w:tc>
+        <w:tc>
+          <w:tcPr>
+            <w:tcW w:type="dxa" w:w="4968"/>
+            <w:shd w:fill="FFFFFF"/>
+            <w:tcMar>
+              <w:top w:w="50" w:type="dxa"/>
+              <w:bottom w:w="50" w:type="dxa"/>
+              <w:left w:w="70" w:type="dxa"/>
+              <w:right w:w="70" w:type="dxa"/>
+            </w:tcMar>
+          </w:tcPr>
+          <w:p>
+            <w:pPr>
+              <w:spacing w:before="0" w:after="0"/>
+            </w:pPr>
+            <w:r>
+              <w:rPr>
+                <w:rFonts w:ascii="Segoe UI" w:hAnsi="Segoe UI"/>
+                <w:color w:val="1E293B"/>
+                <w:sz w:val="17"/>
+              </w:rPr>
+              <w:t>Mercado Mayoreo y Mercado Huembes de Managua, salvando frutas perecederas para el programa de merienda escolar comunitaria.</w:t>
+            </w:r>
+          </w:p>
+        </w:tc>
+      </w:tr>
+      <w:tr>
+        <w:tc>
+          <w:tcPr>
+            <w:tcW w:type="dxa" w:w="4968"/>
+            <w:shd w:fill="F0F6FF"/>
+            <w:tcMar>
+              <w:top w:w="50" w:type="dxa"/>
+              <w:bottom w:w="50" w:type="dxa"/>
+              <w:left w:w="70" w:type="dxa"/>
+              <w:right w:w="70" w:type="dxa"/>
+            </w:tcMar>
+          </w:tcPr>
+          <w:p>
+            <w:pPr>
+              <w:spacing w:before="0" w:after="0"/>
+            </w:pPr>
+            <w:r>
+              <w:rPr>
+                <w:rFonts w:ascii="Segoe UI" w:hAnsi="Segoe UI"/>
+                <w:b/>
+                <w:color w:val="0D1B35"/>
+                <w:sz w:val="17"/>
+              </w:rPr>
+              <w:t>Novedad / Precedente</w:t>
+            </w:r>
+          </w:p>
+        </w:tc>
+        <w:tc>
+          <w:tcPr>
+            <w:tcW w:type="dxa" w:w="4968"/>
+            <w:shd w:fill="FFFFFF"/>
+            <w:tcMar>
+              <w:top w:w="50" w:type="dxa"/>
+              <w:bottom w:w="50" w:type="dxa"/>
+              <w:left w:w="70" w:type="dxa"/>
+              <w:right w:w="70" w:type="dxa"/>
+            </w:tcMar>
+          </w:tcPr>
+          <w:p>
+            <w:pPr>
+              <w:spacing w:before="0" w:after="0"/>
+            </w:pPr>
+            <w:r>
+              <w:rPr>
+                <w:rFonts w:ascii="Segoe UI" w:hAnsi="Segoe UI"/>
+                <w:color w:val="1E293B"/>
+                <w:sz w:val="17"/>
+              </w:rPr>
+              <w:t>Uso de deshidratadores solares directos para convertir el excedente no rescatado a tiempo en harina frutal rica en nutrientes. (Referencia: Mexitech (UPEMOR 1° Int. 2024) / Catalizadores (Chile))</w:t>
+            </w:r>
+          </w:p>
+        </w:tc>
+      </w:tr>
+    </w:tbl>
+    <w:p>
+      <w:pPr>
+        <w:spacing w:after="160"/>
+      </w:pPr>
+    </w:p>
+    <w:tbl>
+      <w:tblPr>
+        <w:tblW w:type="auto" w:w="0"/>
+        <w:jc w:val="center"/>
+        <w:tblLook w:firstColumn="1" w:firstRow="1" w:lastColumn="0" w:lastRow="0" w:noHBand="0" w:noVBand="1" w:val="04A0"/>
+        <w:tblBorders>
+          <w:top w:val="single" w:sz="4" w:space="0" w:color="BFDBFE"/>
+          <w:bottom w:val="single" w:sz="4" w:space="0" w:color="BFDBFE"/>
+          <w:insideH w:val="single" w:sz="4" w:space="0" w:color="BFDBFE"/>
+          <w:insideV w:val="none"/>
+          <w:left w:val="none"/>
+          <w:right w:val="none"/>
+        </w:tblBorders>
+      </w:tblPr>
+      <w:tblGrid>
+        <w:gridCol w:w="4968"/>
+        <w:gridCol w:w="4968"/>
+      </w:tblGrid>
+      <w:tr>
+        <w:tc>
+          <w:tcPr>
+            <w:tcW w:type="dxa" w:w="9936"/>
+            <w:gridSpan w:val="2"/>
+            <w:shd w:fill="0D1B35"/>
+            <w:tcMar>
+              <w:top w:w="80" w:type="dxa"/>
+              <w:bottom w:w="80" w:type="dxa"/>
+              <w:left w:w="100" w:type="dxa"/>
+              <w:right w:w="100" w:type="dxa"/>
+            </w:tcMar>
+          </w:tcPr>
+          <w:p>
+            <w:pPr>
+              <w:spacing w:before="0" w:after="0"/>
+            </w:pPr>
+            <w:r>
+              <w:rPr>
+                <w:rFonts w:ascii="Segoe UI" w:hAnsi="Segoe UI"/>
+                <w:b/>
+                <w:color w:val="60A5FA"/>
+                <w:sz w:val="20"/>
+              </w:rPr>
+              <w:t xml:space="preserve">RETO #09 · </w:t>
+            </w:r>
+            <w:r>
+              <w:rPr>
+                <w:rFonts w:ascii="Segoe UI" w:hAnsi="Segoe UI"/>
+                <w:b/>
+                <w:color w:val="FFFFFF"/>
+                <w:sz w:val="20"/>
+              </w:rPr>
+              <w:t>Sistemas modulares de refugio y energía de emergencia post-desastre climático</w:t>
+            </w:r>
+          </w:p>
+        </w:tc>
+      </w:tr>
+      <w:tr>
+        <w:tc>
+          <w:tcPr>
+            <w:tcW w:type="dxa" w:w="4968"/>
+            <w:shd w:fill="F0F6FF"/>
+            <w:tcMar>
+              <w:top w:w="50" w:type="dxa"/>
+              <w:bottom w:w="50" w:type="dxa"/>
+              <w:left w:w="70" w:type="dxa"/>
+              <w:right w:w="70" w:type="dxa"/>
+            </w:tcMar>
+          </w:tcPr>
+          <w:p>
+            <w:pPr>
+              <w:spacing w:before="0" w:after="0"/>
+            </w:pPr>
+            <w:r>
+              <w:rPr>
+                <w:rFonts w:ascii="Segoe UI" w:hAnsi="Segoe UI"/>
+                <w:b/>
+                <w:color w:val="0D1B35"/>
+                <w:sz w:val="17"/>
+              </w:rPr>
+              <w:t>Métricas &amp; ODS</w:t>
+            </w:r>
+          </w:p>
+        </w:tc>
+        <w:tc>
+          <w:tcPr>
+            <w:tcW w:type="dxa" w:w="4968"/>
+            <w:shd w:fill="FFFFFF"/>
+            <w:tcMar>
+              <w:top w:w="50" w:type="dxa"/>
+              <w:bottom w:w="50" w:type="dxa"/>
+              <w:left w:w="70" w:type="dxa"/>
+              <w:right w:w="70" w:type="dxa"/>
+            </w:tcMar>
+          </w:tcPr>
+          <w:p>
+            <w:pPr>
+              <w:spacing w:before="0" w:after="0"/>
+            </w:pPr>
+            <w:r>
+              <w:rPr>
+                <w:rFonts w:ascii="Segoe UI" w:hAnsi="Segoe UI"/>
+                <w:color w:val="1E293B"/>
+                <w:sz w:val="17"/>
+              </w:rPr>
+              <w:t>Innovación · ODS 11, 13, 7 · Win Rate: 89% (Densidad: Baja)</w:t>
+            </w:r>
+          </w:p>
+        </w:tc>
+      </w:tr>
+      <w:tr>
+        <w:tc>
+          <w:tcPr>
+            <w:tcW w:type="dxa" w:w="4968"/>
+            <w:shd w:fill="F0F6FF"/>
+            <w:tcMar>
+              <w:top w:w="50" w:type="dxa"/>
+              <w:bottom w:w="50" w:type="dxa"/>
+              <w:left w:w="70" w:type="dxa"/>
+              <w:right w:w="70" w:type="dxa"/>
+            </w:tcMar>
+          </w:tcPr>
+          <w:p>
+            <w:pPr>
+              <w:spacing w:before="0" w:after="0"/>
+            </w:pPr>
+            <w:r>
+              <w:rPr>
+                <w:rFonts w:ascii="Segoe UI" w:hAnsi="Segoe UI"/>
+                <w:b/>
+                <w:color w:val="0D1B35"/>
+                <w:sz w:val="17"/>
+              </w:rPr>
+              <w:t>Propuesta WOW</w:t>
+            </w:r>
+          </w:p>
+        </w:tc>
+        <w:tc>
+          <w:tcPr>
+            <w:tcW w:type="dxa" w:w="4968"/>
+            <w:shd w:fill="FFFFFF"/>
+            <w:tcMar>
+              <w:top w:w="50" w:type="dxa"/>
+              <w:bottom w:w="50" w:type="dxa"/>
+              <w:left w:w="70" w:type="dxa"/>
+              <w:right w:w="70" w:type="dxa"/>
+            </w:tcMar>
+          </w:tcPr>
+          <w:p>
+            <w:pPr>
+              <w:spacing w:before="0" w:after="0"/>
+            </w:pPr>
+            <w:r>
+              <w:rPr>
+                <w:rFonts w:ascii="Segoe UI" w:hAnsi="Segoe UI"/>
+                <w:color w:val="1E293B"/>
+                <w:sz w:val="17"/>
+              </w:rPr>
+              <w:t>Célula habitable hexagonal desplegable en seco en 45 minutos con paneles sándwich de caña brava tratada y techo flexible fotovoltaico con banco LiFePO4.</w:t>
+            </w:r>
+          </w:p>
+        </w:tc>
+      </w:tr>
+      <w:tr>
+        <w:tc>
+          <w:tcPr>
+            <w:tcW w:type="dxa" w:w="4968"/>
+            <w:shd w:fill="F0F6FF"/>
+            <w:tcMar>
+              <w:top w:w="50" w:type="dxa"/>
+              <w:bottom w:w="50" w:type="dxa"/>
+              <w:left w:w="70" w:type="dxa"/>
+              <w:right w:w="70" w:type="dxa"/>
+            </w:tcMar>
+          </w:tcPr>
+          <w:p>
+            <w:pPr>
+              <w:spacing w:before="0" w:after="0"/>
+            </w:pPr>
+            <w:r>
+              <w:rPr>
+                <w:rFonts w:ascii="Segoe UI" w:hAnsi="Segoe UI"/>
+                <w:b/>
+                <w:color w:val="0D1B35"/>
+                <w:sz w:val="17"/>
+              </w:rPr>
+              <w:t>Adaptación Territorial</w:t>
+            </w:r>
+          </w:p>
+        </w:tc>
+        <w:tc>
+          <w:tcPr>
+            <w:tcW w:type="dxa" w:w="4968"/>
+            <w:shd w:fill="FFFFFF"/>
+            <w:tcMar>
+              <w:top w:w="50" w:type="dxa"/>
+              <w:bottom w:w="50" w:type="dxa"/>
+              <w:left w:w="70" w:type="dxa"/>
+              <w:right w:w="70" w:type="dxa"/>
+            </w:tcMar>
+          </w:tcPr>
+          <w:p>
+            <w:pPr>
+              <w:spacing w:before="0" w:after="0"/>
+            </w:pPr>
+            <w:r>
+              <w:rPr>
+                <w:rFonts w:ascii="Segoe UI" w:hAnsi="Segoe UI"/>
+                <w:color w:val="1E293B"/>
+                <w:sz w:val="17"/>
+              </w:rPr>
+              <w:t>Triángulo Minero y Costa Caribe Norte ante embates recurrentes de huracanes categoría 4 y 5 (Iota, Eta, Julia), transportable en botes fluviales.</w:t>
+            </w:r>
+          </w:p>
+        </w:tc>
+      </w:tr>
+      <w:tr>
+        <w:tc>
+          <w:tcPr>
+            <w:tcW w:type="dxa" w:w="4968"/>
+            <w:shd w:fill="F0F6FF"/>
+            <w:tcMar>
+              <w:top w:w="50" w:type="dxa"/>
+              <w:bottom w:w="50" w:type="dxa"/>
+              <w:left w:w="70" w:type="dxa"/>
+              <w:right w:w="70" w:type="dxa"/>
+            </w:tcMar>
+          </w:tcPr>
+          <w:p>
+            <w:pPr>
+              <w:spacing w:before="0" w:after="0"/>
+            </w:pPr>
+            <w:r>
+              <w:rPr>
+                <w:rFonts w:ascii="Segoe UI" w:hAnsi="Segoe UI"/>
+                <w:b/>
+                <w:color w:val="0D1B35"/>
+                <w:sz w:val="17"/>
+              </w:rPr>
+              <w:t>Novedad / Precedente</w:t>
+            </w:r>
+          </w:p>
+        </w:tc>
+        <w:tc>
+          <w:tcPr>
+            <w:tcW w:type="dxa" w:w="4968"/>
+            <w:shd w:fill="FFFFFF"/>
+            <w:tcMar>
+              <w:top w:w="50" w:type="dxa"/>
+              <w:bottom w:w="50" w:type="dxa"/>
+              <w:left w:w="70" w:type="dxa"/>
+              <w:right w:w="70" w:type="dxa"/>
+            </w:tcMar>
+          </w:tcPr>
+          <w:p>
+            <w:pPr>
+              <w:spacing w:before="0" w:after="0"/>
+            </w:pPr>
+            <w:r>
+              <w:rPr>
+                <w:rFonts w:ascii="Segoe UI" w:hAnsi="Segoe UI"/>
+                <w:color w:val="1E293B"/>
+                <w:sz w:val="17"/>
+              </w:rPr>
+              <w:t>Montaje 100% sin herramientas mecánicas por la propia familia damnificada con autonomía energética inmediata. (Referencia: Hooke (Chile 2026) / The Bubbles (Paraguay))</w:t>
+            </w:r>
+          </w:p>
+        </w:tc>
+      </w:tr>
+    </w:tbl>
+    <w:p>
+      <w:pPr>
+        <w:spacing w:after="160"/>
+      </w:pPr>
+    </w:p>
+    <w:p>
+      <w:r>
+        <w:br w:type="page"/>
+      </w:r>
+    </w:p>
+    <w:p>
+      <w:pPr>
+        <w:spacing w:before="0" w:after="120"/>
+      </w:pPr>
+      <w:r>
+        <w:rPr>
+          <w:rFonts w:ascii="Segoe UI Semibold" w:hAnsi="Segoe UI Semibold"/>
+          <w:b/>
+          <w:color w:val="0D1B35"/>
+          <w:sz w:val="28"/>
+        </w:rPr>
+        <w:t>4. Acta de Selección Definitiva y Asignación de Roles</w:t>
+      </w:r>
+    </w:p>
+    <w:tbl>
+      <w:tblPr>
+        <w:tblW w:type="auto" w:w="0"/>
+        <w:jc w:val="center"/>
+        <w:tblLook w:firstColumn="1" w:firstRow="1" w:lastColumn="0" w:lastRow="0" w:noHBand="0" w:noVBand="1" w:val="04A0"/>
+        <w:tblBorders>
+          <w:top w:val="single" w:sz="4" w:space="0" w:color="CBD5E1"/>
+          <w:bottom w:val="single" w:sz="4" w:space="0" w:color="CBD5E1"/>
+          <w:insideH w:val="single" w:sz="4" w:space="0" w:color="CBD5E1"/>
+          <w:insideV w:val="none"/>
+          <w:left w:val="none"/>
+          <w:right w:val="none"/>
+        </w:tblBorders>
+      </w:tblPr>
+      <w:tblGrid>
+        <w:gridCol w:w="2484"/>
+        <w:gridCol w:w="2484"/>
+        <w:gridCol w:w="2484"/>
+        <w:gridCol w:w="2484"/>
+      </w:tblGrid>
+      <w:tr>
+        <w:tc>
+          <w:tcPr>
+            <w:tcW w:type="dxa" w:w="2484"/>
+            <w:shd w:fill="0D1B35"/>
+            <w:tcMar>
+              <w:top w:w="80" w:type="dxa"/>
+              <w:bottom w:w="80" w:type="dxa"/>
+              <w:left w:w="60" w:type="dxa"/>
+              <w:right w:w="60" w:type="dxa"/>
+            </w:tcMar>
+          </w:tcPr>
+          <w:p>
+            <w:pPr>
+              <w:jc w:val="center"/>
+            </w:pPr>
+            <w:r>
+              <w:rPr>
+                <w:rFonts w:ascii="Segoe UI" w:hAnsi="Segoe UI"/>
+                <w:b/>
+                <w:color w:val="FFFFFF"/>
+                <w:sz w:val="17"/>
+              </w:rPr>
+              <w:t>Rol en las 28 Horas</w:t>
+            </w:r>
+          </w:p>
+        </w:tc>
+        <w:tc>
+          <w:tcPr>
+            <w:tcW w:type="dxa" w:w="2484"/>
+            <w:shd w:fill="0D1B35"/>
+            <w:tcMar>
+              <w:top w:w="80" w:type="dxa"/>
+              <w:bottom w:w="80" w:type="dxa"/>
+              <w:left w:w="60" w:type="dxa"/>
+              <w:right w:w="60" w:type="dxa"/>
+            </w:tcMar>
+          </w:tcPr>
+          <w:p>
+            <w:pPr>
+              <w:jc w:val="center"/>
+            </w:pPr>
+            <w:r>
+              <w:rPr>
+                <w:rFonts w:ascii="Segoe UI" w:hAnsi="Segoe UI"/>
+                <w:b/>
+                <w:color w:val="FFFFFF"/>
+                <w:sz w:val="17"/>
+              </w:rPr>
+              <w:t>Integrante Responsable</w:t>
+            </w:r>
+          </w:p>
+        </w:tc>
+        <w:tc>
+          <w:tcPr>
+            <w:tcW w:type="dxa" w:w="2484"/>
+            <w:shd w:fill="0D1B35"/>
+            <w:tcMar>
+              <w:top w:w="80" w:type="dxa"/>
+              <w:bottom w:w="80" w:type="dxa"/>
+              <w:left w:w="60" w:type="dxa"/>
+              <w:right w:w="60" w:type="dxa"/>
+            </w:tcMar>
+          </w:tcPr>
+          <w:p>
+            <w:pPr>
+              <w:jc w:val="center"/>
+            </w:pPr>
+            <w:r>
+              <w:rPr>
+                <w:rFonts w:ascii="Segoe UI" w:hAnsi="Segoe UI"/>
+                <w:b/>
+                <w:color w:val="FFFFFF"/>
+                <w:sz w:val="17"/>
+              </w:rPr>
+              <w:t>Entregable Principal</w:t>
+            </w:r>
+          </w:p>
+        </w:tc>
+        <w:tc>
+          <w:tcPr>
+            <w:tcW w:type="dxa" w:w="2484"/>
+            <w:shd w:fill="0D1B35"/>
+            <w:tcMar>
+              <w:top w:w="80" w:type="dxa"/>
+              <w:bottom w:w="80" w:type="dxa"/>
+              <w:left w:w="60" w:type="dxa"/>
+              <w:right w:w="60" w:type="dxa"/>
+            </w:tcMar>
+          </w:tcPr>
+          <w:p>
+            <w:pPr>
+              <w:jc w:val="center"/>
+            </w:pPr>
+            <w:r>
+              <w:rPr>
+                <w:rFonts w:ascii="Segoe UI" w:hAnsi="Segoe UI"/>
+                <w:b/>
+                <w:color w:val="FFFFFF"/>
+                <w:sz w:val="17"/>
+              </w:rPr>
+              <w:t>Firma Consenso</w:t>
+            </w:r>
+          </w:p>
+        </w:tc>
+      </w:tr>
+      <w:tr>
+        <w:tc>
+          <w:tcPr>
+            <w:tcW w:type="dxa" w:w="2484"/>
+            <w:shd w:fill="FFFFFF"/>
+            <w:tcMar>
+              <w:top w:w="60" w:type="dxa"/>
+              <w:bottom w:w="60" w:type="dxa"/>
+              <w:left w:w="50" w:type="dxa"/>
+              <w:right w:w="50" w:type="dxa"/>
             </w:tcMar>
           </w:tcPr>
           <w:p>
             <w:r>
               <w:rPr>
+                <w:rFonts w:ascii="Segoe UI" w:hAnsi="Segoe UI"/>
                 <w:b/>
-                <w:sz w:val="18"/>
+                <w:color w:val="0D1B35"/>
+                <w:sz w:val="16"/>
               </w:rPr>
-              <w:t>Votos a favor en el equipo: [   ] / Integrantes totales</w:t>
-              <w:br/>
-              <w:t>Puntuación del Equipo (1 al 10): [   ]</w:t>
-              <w:br/>
-              <w:t>¿Elegido como proyecto final?: [ SÍ ]   [ NO ]</w:t>
+              <w:t>Líder de Estrategia &amp; Tesis</w:t>
+            </w:r>
+          </w:p>
+        </w:tc>
+        <w:tc>
+          <w:tcPr>
+            <w:tcW w:type="dxa" w:w="2484"/>
+            <w:shd w:fill="FFFFFF"/>
+            <w:tcMar>
+              <w:top w:w="60" w:type="dxa"/>
+              <w:bottom w:w="60" w:type="dxa"/>
+              <w:left w:w="50" w:type="dxa"/>
+              <w:right w:w="50" w:type="dxa"/>
+            </w:tcMar>
+          </w:tcPr>
+          <w:p>
+            <w:r>
+              <w:rPr>
+                <w:rFonts w:ascii="Segoe UI" w:hAnsi="Segoe UI"/>
+                <w:color w:val="1E293B"/>
+                <w:sz w:val="16"/>
+              </w:rPr>
+              <w:t>____________________</w:t>
+            </w:r>
+          </w:p>
+        </w:tc>
+        <w:tc>
+          <w:tcPr>
+            <w:tcW w:type="dxa" w:w="2484"/>
+            <w:shd w:fill="FFFFFF"/>
+            <w:tcMar>
+              <w:top w:w="60" w:type="dxa"/>
+              <w:bottom w:w="60" w:type="dxa"/>
+              <w:left w:w="50" w:type="dxa"/>
+              <w:right w:w="50" w:type="dxa"/>
+            </w:tcMar>
+          </w:tcPr>
+          <w:p>
+            <w:r>
+              <w:rPr>
+                <w:rFonts w:ascii="Segoe UI" w:hAnsi="Segoe UI"/>
+                <w:color w:val="1E293B"/>
+                <w:sz w:val="16"/>
+              </w:rPr>
+              <w:t>Pautado Secc. 1 y 2 (Problema/Solución)</w:t>
+            </w:r>
+          </w:p>
+        </w:tc>
+        <w:tc>
+          <w:tcPr>
+            <w:tcW w:type="dxa" w:w="2484"/>
+            <w:shd w:fill="FFFFFF"/>
+            <w:tcMar>
+              <w:top w:w="60" w:type="dxa"/>
+              <w:bottom w:w="60" w:type="dxa"/>
+              <w:left w:w="50" w:type="dxa"/>
+              <w:right w:w="50" w:type="dxa"/>
+            </w:tcMar>
+          </w:tcPr>
+          <w:p>
+            <w:pPr>
+              <w:jc w:val="center"/>
+            </w:pPr>
+            <w:r>
+              <w:rPr>
+                <w:rFonts w:ascii="Segoe UI" w:hAnsi="Segoe UI"/>
+                <w:color w:val="1E293B"/>
+                <w:sz w:val="16"/>
+              </w:rPr>
+              <w:t>[  ]</w:t>
+            </w:r>
+          </w:p>
+        </w:tc>
+      </w:tr>
+      <w:tr>
+        <w:tc>
+          <w:tcPr>
+            <w:tcW w:type="dxa" w:w="2484"/>
+            <w:shd w:fill="F8FAFD"/>
+            <w:tcMar>
+              <w:top w:w="60" w:type="dxa"/>
+              <w:bottom w:w="60" w:type="dxa"/>
+              <w:left w:w="50" w:type="dxa"/>
+              <w:right w:w="50" w:type="dxa"/>
+            </w:tcMar>
+          </w:tcPr>
+          <w:p>
+            <w:r>
+              <w:rPr>
+                <w:rFonts w:ascii="Segoe UI" w:hAnsi="Segoe UI"/>
+                <w:b/>
+                <w:color w:val="0D1B35"/>
+                <w:sz w:val="16"/>
+              </w:rPr>
+              <w:t>Ingeniero de Hardware / Ciberfísico</w:t>
+            </w:r>
+          </w:p>
+        </w:tc>
+        <w:tc>
+          <w:tcPr>
+            <w:tcW w:type="dxa" w:w="2484"/>
+            <w:shd w:fill="F8FAFD"/>
+            <w:tcMar>
+              <w:top w:w="60" w:type="dxa"/>
+              <w:bottom w:w="60" w:type="dxa"/>
+              <w:left w:w="50" w:type="dxa"/>
+              <w:right w:w="50" w:type="dxa"/>
+            </w:tcMar>
+          </w:tcPr>
+          <w:p>
+            <w:r>
+              <w:rPr>
+                <w:rFonts w:ascii="Segoe UI" w:hAnsi="Segoe UI"/>
+                <w:color w:val="1E293B"/>
+                <w:sz w:val="16"/>
+              </w:rPr>
+              <w:t>____________________</w:t>
+            </w:r>
+          </w:p>
+        </w:tc>
+        <w:tc>
+          <w:tcPr>
+            <w:tcW w:type="dxa" w:w="2484"/>
+            <w:shd w:fill="F8FAFD"/>
+            <w:tcMar>
+              <w:top w:w="60" w:type="dxa"/>
+              <w:bottom w:w="60" w:type="dxa"/>
+              <w:left w:w="50" w:type="dxa"/>
+              <w:right w:w="50" w:type="dxa"/>
+            </w:tcMar>
+          </w:tcPr>
+          <w:p>
+            <w:r>
+              <w:rPr>
+                <w:rFonts w:ascii="Segoe UI" w:hAnsi="Segoe UI"/>
+                <w:color w:val="1E293B"/>
+                <w:sz w:val="16"/>
+              </w:rPr>
+              <w:t>Diagrama LoRa/ESP32 y BOM de componentes</w:t>
+            </w:r>
+          </w:p>
+        </w:tc>
+        <w:tc>
+          <w:tcPr>
+            <w:tcW w:type="dxa" w:w="2484"/>
+            <w:shd w:fill="F8FAFD"/>
+            <w:tcMar>
+              <w:top w:w="60" w:type="dxa"/>
+              <w:bottom w:w="60" w:type="dxa"/>
+              <w:left w:w="50" w:type="dxa"/>
+              <w:right w:w="50" w:type="dxa"/>
+            </w:tcMar>
+          </w:tcPr>
+          <w:p>
+            <w:pPr>
+              <w:jc w:val="center"/>
+            </w:pPr>
+            <w:r>
+              <w:rPr>
+                <w:rFonts w:ascii="Segoe UI" w:hAnsi="Segoe UI"/>
+                <w:color w:val="1E293B"/>
+                <w:sz w:val="16"/>
+              </w:rPr>
+              <w:t>[  ]</w:t>
+            </w:r>
+          </w:p>
+        </w:tc>
+      </w:tr>
+      <w:tr>
+        <w:tc>
+          <w:tcPr>
+            <w:tcW w:type="dxa" w:w="2484"/>
+            <w:shd w:fill="FFFFFF"/>
+            <w:tcMar>
+              <w:top w:w="60" w:type="dxa"/>
+              <w:bottom w:w="60" w:type="dxa"/>
+              <w:left w:w="50" w:type="dxa"/>
+              <w:right w:w="50" w:type="dxa"/>
+            </w:tcMar>
+          </w:tcPr>
+          <w:p>
+            <w:r>
+              <w:rPr>
+                <w:rFonts w:ascii="Segoe UI" w:hAnsi="Segoe UI"/>
+                <w:b/>
+                <w:color w:val="0D1B35"/>
+                <w:sz w:val="16"/>
+              </w:rPr>
+              <w:t>Economista / Modelador Canvas</w:t>
+            </w:r>
+          </w:p>
+        </w:tc>
+        <w:tc>
+          <w:tcPr>
+            <w:tcW w:type="dxa" w:w="2484"/>
+            <w:shd w:fill="FFFFFF"/>
+            <w:tcMar>
+              <w:top w:w="60" w:type="dxa"/>
+              <w:bottom w:w="60" w:type="dxa"/>
+              <w:left w:w="50" w:type="dxa"/>
+              <w:right w:w="50" w:type="dxa"/>
+            </w:tcMar>
+          </w:tcPr>
+          <w:p>
+            <w:r>
+              <w:rPr>
+                <w:rFonts w:ascii="Segoe UI" w:hAnsi="Segoe UI"/>
+                <w:color w:val="1E293B"/>
+                <w:sz w:val="16"/>
+              </w:rPr>
+              <w:t>____________________</w:t>
+            </w:r>
+          </w:p>
+        </w:tc>
+        <w:tc>
+          <w:tcPr>
+            <w:tcW w:type="dxa" w:w="2484"/>
+            <w:shd w:fill="FFFFFF"/>
+            <w:tcMar>
+              <w:top w:w="60" w:type="dxa"/>
+              <w:bottom w:w="60" w:type="dxa"/>
+              <w:left w:w="50" w:type="dxa"/>
+              <w:right w:w="50" w:type="dxa"/>
+            </w:tcMar>
+          </w:tcPr>
+          <w:p>
+            <w:r>
+              <w:rPr>
+                <w:rFonts w:ascii="Segoe UI" w:hAnsi="Segoe UI"/>
+                <w:color w:val="1E293B"/>
+                <w:sz w:val="16"/>
+              </w:rPr>
+              <w:t>Presupuesto de Marcha y 9 Cuadrantes</w:t>
+            </w:r>
+          </w:p>
+        </w:tc>
+        <w:tc>
+          <w:tcPr>
+            <w:tcW w:type="dxa" w:w="2484"/>
+            <w:shd w:fill="FFFFFF"/>
+            <w:tcMar>
+              <w:top w:w="60" w:type="dxa"/>
+              <w:bottom w:w="60" w:type="dxa"/>
+              <w:left w:w="50" w:type="dxa"/>
+              <w:right w:w="50" w:type="dxa"/>
+            </w:tcMar>
+          </w:tcPr>
+          <w:p>
+            <w:pPr>
+              <w:jc w:val="center"/>
+            </w:pPr>
+            <w:r>
+              <w:rPr>
+                <w:rFonts w:ascii="Segoe UI" w:hAnsi="Segoe UI"/>
+                <w:color w:val="1E293B"/>
+                <w:sz w:val="16"/>
+              </w:rPr>
+              <w:t>[  ]</w:t>
+            </w:r>
+          </w:p>
+        </w:tc>
+      </w:tr>
+      <w:tr>
+        <w:tc>
+          <w:tcPr>
+            <w:tcW w:type="dxa" w:w="2484"/>
+            <w:shd w:fill="F8FAFD"/>
+            <w:tcMar>
+              <w:top w:w="60" w:type="dxa"/>
+              <w:bottom w:w="60" w:type="dxa"/>
+              <w:left w:w="50" w:type="dxa"/>
+              <w:right w:w="50" w:type="dxa"/>
+            </w:tcMar>
+          </w:tcPr>
+          <w:p>
+            <w:r>
+              <w:rPr>
+                <w:rFonts w:ascii="Segoe UI" w:hAnsi="Segoe UI"/>
+                <w:b/>
+                <w:color w:val="0D1B35"/>
+                <w:sz w:val="16"/>
+              </w:rPr>
+              <w:t>Especialista en Impacto Social / ODS</w:t>
+            </w:r>
+          </w:p>
+        </w:tc>
+        <w:tc>
+          <w:tcPr>
+            <w:tcW w:type="dxa" w:w="2484"/>
+            <w:shd w:fill="F8FAFD"/>
+            <w:tcMar>
+              <w:top w:w="60" w:type="dxa"/>
+              <w:bottom w:w="60" w:type="dxa"/>
+              <w:left w:w="50" w:type="dxa"/>
+              <w:right w:w="50" w:type="dxa"/>
+            </w:tcMar>
+          </w:tcPr>
+          <w:p>
+            <w:r>
+              <w:rPr>
+                <w:rFonts w:ascii="Segoe UI" w:hAnsi="Segoe UI"/>
+                <w:color w:val="1E293B"/>
+                <w:sz w:val="16"/>
+              </w:rPr>
+              <w:t>____________________</w:t>
+            </w:r>
+          </w:p>
+        </w:tc>
+        <w:tc>
+          <w:tcPr>
+            <w:tcW w:type="dxa" w:w="2484"/>
+            <w:shd w:fill="F8FAFD"/>
+            <w:tcMar>
+              <w:top w:w="60" w:type="dxa"/>
+              <w:bottom w:w="60" w:type="dxa"/>
+              <w:left w:w="50" w:type="dxa"/>
+              <w:right w:w="50" w:type="dxa"/>
+            </w:tcMar>
+          </w:tcPr>
+          <w:p>
+            <w:r>
+              <w:rPr>
+                <w:rFonts w:ascii="Segoe UI" w:hAnsi="Segoe UI"/>
+                <w:color w:val="1E293B"/>
+                <w:sz w:val="16"/>
+              </w:rPr>
+              <w:t>Alineación ODS y Validación Territorial</w:t>
+            </w:r>
+          </w:p>
+        </w:tc>
+        <w:tc>
+          <w:tcPr>
+            <w:tcW w:type="dxa" w:w="2484"/>
+            <w:shd w:fill="F8FAFD"/>
+            <w:tcMar>
+              <w:top w:w="60" w:type="dxa"/>
+              <w:bottom w:w="60" w:type="dxa"/>
+              <w:left w:w="50" w:type="dxa"/>
+              <w:right w:w="50" w:type="dxa"/>
+            </w:tcMar>
+          </w:tcPr>
+          <w:p>
+            <w:pPr>
+              <w:jc w:val="center"/>
+            </w:pPr>
+            <w:r>
+              <w:rPr>
+                <w:rFonts w:ascii="Segoe UI" w:hAnsi="Segoe UI"/>
+                <w:color w:val="1E293B"/>
+                <w:sz w:val="16"/>
+              </w:rPr>
+              <w:t>[  ]</w:t>
+            </w:r>
+          </w:p>
+        </w:tc>
+      </w:tr>
+      <w:tr>
+        <w:tc>
+          <w:tcPr>
+            <w:tcW w:type="dxa" w:w="2484"/>
+            <w:shd w:fill="FFFFFF"/>
+            <w:tcMar>
+              <w:top w:w="60" w:type="dxa"/>
+              <w:bottom w:w="60" w:type="dxa"/>
+              <w:left w:w="50" w:type="dxa"/>
+              <w:right w:w="50" w:type="dxa"/>
+            </w:tcMar>
+          </w:tcPr>
+          <w:p>
+            <w:r>
+              <w:rPr>
+                <w:rFonts w:ascii="Segoe UI" w:hAnsi="Segoe UI"/>
+                <w:b/>
+                <w:color w:val="0D1B35"/>
+                <w:sz w:val="16"/>
+              </w:rPr>
+              <w:t>Director Audiovisual &amp; Guion (120s)</w:t>
+            </w:r>
+          </w:p>
+        </w:tc>
+        <w:tc>
+          <w:tcPr>
+            <w:tcW w:type="dxa" w:w="2484"/>
+            <w:shd w:fill="FFFFFF"/>
+            <w:tcMar>
+              <w:top w:w="60" w:type="dxa"/>
+              <w:bottom w:w="60" w:type="dxa"/>
+              <w:left w:w="50" w:type="dxa"/>
+              <w:right w:w="50" w:type="dxa"/>
+            </w:tcMar>
+          </w:tcPr>
+          <w:p>
+            <w:r>
+              <w:rPr>
+                <w:rFonts w:ascii="Segoe UI" w:hAnsi="Segoe UI"/>
+                <w:color w:val="1E293B"/>
+                <w:sz w:val="16"/>
+              </w:rPr>
+              <w:t>____________________</w:t>
+            </w:r>
+          </w:p>
+        </w:tc>
+        <w:tc>
+          <w:tcPr>
+            <w:tcW w:type="dxa" w:w="2484"/>
+            <w:shd w:fill="FFFFFF"/>
+            <w:tcMar>
+              <w:top w:w="60" w:type="dxa"/>
+              <w:bottom w:w="60" w:type="dxa"/>
+              <w:left w:w="50" w:type="dxa"/>
+              <w:right w:w="50" w:type="dxa"/>
+            </w:tcMar>
+          </w:tcPr>
+          <w:p>
+            <w:r>
+              <w:rPr>
+                <w:rFonts w:ascii="Segoe UI" w:hAnsi="Segoe UI"/>
+                <w:color w:val="1E293B"/>
+                <w:sz w:val="16"/>
+              </w:rPr>
+              <w:t>Storyline 4 Actos y Cronómetro 135 ppm</w:t>
+            </w:r>
+          </w:p>
+        </w:tc>
+        <w:tc>
+          <w:tcPr>
+            <w:tcW w:type="dxa" w:w="2484"/>
+            <w:shd w:fill="FFFFFF"/>
+            <w:tcMar>
+              <w:top w:w="60" w:type="dxa"/>
+              <w:bottom w:w="60" w:type="dxa"/>
+              <w:left w:w="50" w:type="dxa"/>
+              <w:right w:w="50" w:type="dxa"/>
+            </w:tcMar>
+          </w:tcPr>
+          <w:p>
+            <w:pPr>
+              <w:jc w:val="center"/>
+            </w:pPr>
+            <w:r>
+              <w:rPr>
+                <w:rFonts w:ascii="Segoe UI" w:hAnsi="Segoe UI"/>
+                <w:color w:val="1E293B"/>
+                <w:sz w:val="16"/>
+              </w:rPr>
+              <w:t>[  ]</w:t>
+            </w:r>
+          </w:p>
+        </w:tc>
+      </w:tr>
+      <w:tr>
+        <w:tc>
+          <w:tcPr>
+            <w:tcW w:type="dxa" w:w="2484"/>
+            <w:shd w:fill="F8FAFD"/>
+            <w:tcMar>
+              <w:top w:w="60" w:type="dxa"/>
+              <w:bottom w:w="60" w:type="dxa"/>
+              <w:left w:w="50" w:type="dxa"/>
+              <w:right w:w="50" w:type="dxa"/>
+            </w:tcMar>
+          </w:tcPr>
+          <w:p>
+            <w:r>
+              <w:rPr>
+                <w:rFonts w:ascii="Segoe UI" w:hAnsi="Segoe UI"/>
+                <w:b/>
+                <w:color w:val="0D1B35"/>
+                <w:sz w:val="16"/>
+              </w:rPr>
+              <w:t>Editor de Video (CapCut/Premiere)</w:t>
+            </w:r>
+          </w:p>
+        </w:tc>
+        <w:tc>
+          <w:tcPr>
+            <w:tcW w:type="dxa" w:w="2484"/>
+            <w:shd w:fill="F8FAFD"/>
+            <w:tcMar>
+              <w:top w:w="60" w:type="dxa"/>
+              <w:bottom w:w="60" w:type="dxa"/>
+              <w:left w:w="50" w:type="dxa"/>
+              <w:right w:w="50" w:type="dxa"/>
+            </w:tcMar>
+          </w:tcPr>
+          <w:p>
+            <w:r>
+              <w:rPr>
+                <w:rFonts w:ascii="Segoe UI" w:hAnsi="Segoe UI"/>
+                <w:color w:val="1E293B"/>
+                <w:sz w:val="16"/>
+              </w:rPr>
+              <w:t>____________________</w:t>
+            </w:r>
+          </w:p>
+        </w:tc>
+        <w:tc>
+          <w:tcPr>
+            <w:tcW w:type="dxa" w:w="2484"/>
+            <w:shd w:fill="F8FAFD"/>
+            <w:tcMar>
+              <w:top w:w="60" w:type="dxa"/>
+              <w:bottom w:w="60" w:type="dxa"/>
+              <w:left w:w="50" w:type="dxa"/>
+              <w:right w:w="50" w:type="dxa"/>
+            </w:tcMar>
+          </w:tcPr>
+          <w:p>
+            <w:r>
+              <w:rPr>
+                <w:rFonts w:ascii="Segoe UI" w:hAnsi="Segoe UI"/>
+                <w:color w:val="1E293B"/>
+                <w:sz w:val="16"/>
+              </w:rPr>
+              <w:t>Render final TikTok/YouTube H.264</w:t>
+            </w:r>
+          </w:p>
+        </w:tc>
+        <w:tc>
+          <w:tcPr>
+            <w:tcW w:type="dxa" w:w="2484"/>
+            <w:shd w:fill="F8FAFD"/>
+            <w:tcMar>
+              <w:top w:w="60" w:type="dxa"/>
+              <w:bottom w:w="60" w:type="dxa"/>
+              <w:left w:w="50" w:type="dxa"/>
+              <w:right w:w="50" w:type="dxa"/>
+            </w:tcMar>
+          </w:tcPr>
+          <w:p>
+            <w:pPr>
+              <w:jc w:val="center"/>
+            </w:pPr>
+            <w:r>
+              <w:rPr>
+                <w:rFonts w:ascii="Segoe UI" w:hAnsi="Segoe UI"/>
+                <w:color w:val="1E293B"/>
+                <w:sz w:val="16"/>
+              </w:rPr>
+              <w:t>[  ]</w:t>
+            </w:r>
+          </w:p>
+        </w:tc>
+      </w:tr>
+      <w:tr>
+        <w:tc>
+          <w:tcPr>
+            <w:tcW w:type="dxa" w:w="2484"/>
+            <w:shd w:fill="FFFFFF"/>
+            <w:tcMar>
+              <w:top w:w="60" w:type="dxa"/>
+              <w:bottom w:w="60" w:type="dxa"/>
+              <w:left w:w="50" w:type="dxa"/>
+              <w:right w:w="50" w:type="dxa"/>
+            </w:tcMar>
+          </w:tcPr>
+          <w:p>
+            <w:r>
+              <w:rPr>
+                <w:rFonts w:ascii="Segoe UI" w:hAnsi="Segoe UI"/>
+                <w:b/>
+                <w:color w:val="0D1B35"/>
+                <w:sz w:val="16"/>
+              </w:rPr>
+              <w:t>Auditor de Rúbrica &amp; Caracteres</w:t>
+            </w:r>
+          </w:p>
+        </w:tc>
+        <w:tc>
+          <w:tcPr>
+            <w:tcW w:type="dxa" w:w="2484"/>
+            <w:shd w:fill="FFFFFF"/>
+            <w:tcMar>
+              <w:top w:w="60" w:type="dxa"/>
+              <w:bottom w:w="60" w:type="dxa"/>
+              <w:left w:w="50" w:type="dxa"/>
+              <w:right w:w="50" w:type="dxa"/>
+            </w:tcMar>
+          </w:tcPr>
+          <w:p>
+            <w:r>
+              <w:rPr>
+                <w:rFonts w:ascii="Segoe UI" w:hAnsi="Segoe UI"/>
+                <w:color w:val="1E293B"/>
+                <w:sz w:val="16"/>
+              </w:rPr>
+              <w:t>____________________</w:t>
+            </w:r>
+          </w:p>
+        </w:tc>
+        <w:tc>
+          <w:tcPr>
+            <w:tcW w:type="dxa" w:w="2484"/>
+            <w:shd w:fill="FFFFFF"/>
+            <w:tcMar>
+              <w:top w:w="60" w:type="dxa"/>
+              <w:bottom w:w="60" w:type="dxa"/>
+              <w:left w:w="50" w:type="dxa"/>
+              <w:right w:w="50" w:type="dxa"/>
+            </w:tcMar>
+          </w:tcPr>
+          <w:p>
+            <w:r>
+              <w:rPr>
+                <w:rFonts w:ascii="Segoe UI" w:hAnsi="Segoe UI"/>
+                <w:color w:val="1E293B"/>
+                <w:sz w:val="16"/>
+              </w:rPr>
+              <w:t>Revisión ciega contra los 100 puntos</w:t>
+            </w:r>
+          </w:p>
+        </w:tc>
+        <w:tc>
+          <w:tcPr>
+            <w:tcW w:type="dxa" w:w="2484"/>
+            <w:shd w:fill="FFFFFF"/>
+            <w:tcMar>
+              <w:top w:w="60" w:type="dxa"/>
+              <w:bottom w:w="60" w:type="dxa"/>
+              <w:left w:w="50" w:type="dxa"/>
+              <w:right w:w="50" w:type="dxa"/>
+            </w:tcMar>
+          </w:tcPr>
+          <w:p>
+            <w:pPr>
+              <w:jc w:val="center"/>
+            </w:pPr>
+            <w:r>
+              <w:rPr>
+                <w:rFonts w:ascii="Segoe UI" w:hAnsi="Segoe UI"/>
+                <w:color w:val="1E293B"/>
+                <w:sz w:val="16"/>
+              </w:rPr>
+              <w:t>[  ]</w:t>
+            </w:r>
+          </w:p>
+        </w:tc>
+      </w:tr>
+      <w:tr>
+        <w:tc>
+          <w:tcPr>
+            <w:tcW w:type="dxa" w:w="2484"/>
+            <w:shd w:fill="F8FAFD"/>
+            <w:tcMar>
+              <w:top w:w="60" w:type="dxa"/>
+              <w:bottom w:w="60" w:type="dxa"/>
+              <w:left w:w="50" w:type="dxa"/>
+              <w:right w:w="50" w:type="dxa"/>
+            </w:tcMar>
+          </w:tcPr>
+          <w:p>
+            <w:r>
+              <w:rPr>
+                <w:rFonts w:ascii="Segoe UI" w:hAnsi="Segoe UI"/>
+                <w:b/>
+                <w:color w:val="0D1B35"/>
+                <w:sz w:val="16"/>
+              </w:rPr>
+              <w:t>Voz / Locutor Pitch</w:t>
+            </w:r>
+          </w:p>
+        </w:tc>
+        <w:tc>
+          <w:tcPr>
+            <w:tcW w:type="dxa" w:w="2484"/>
+            <w:shd w:fill="F8FAFD"/>
+            <w:tcMar>
+              <w:top w:w="60" w:type="dxa"/>
+              <w:bottom w:w="60" w:type="dxa"/>
+              <w:left w:w="50" w:type="dxa"/>
+              <w:right w:w="50" w:type="dxa"/>
+            </w:tcMar>
+          </w:tcPr>
+          <w:p>
+            <w:r>
+              <w:rPr>
+                <w:rFonts w:ascii="Segoe UI" w:hAnsi="Segoe UI"/>
+                <w:color w:val="1E293B"/>
+                <w:sz w:val="16"/>
+              </w:rPr>
+              <w:t>____________________</w:t>
+            </w:r>
+          </w:p>
+        </w:tc>
+        <w:tc>
+          <w:tcPr>
+            <w:tcW w:type="dxa" w:w="2484"/>
+            <w:shd w:fill="F8FAFD"/>
+            <w:tcMar>
+              <w:top w:w="60" w:type="dxa"/>
+              <w:bottom w:w="60" w:type="dxa"/>
+              <w:left w:w="50" w:type="dxa"/>
+              <w:right w:w="50" w:type="dxa"/>
+            </w:tcMar>
+          </w:tcPr>
+          <w:p>
+            <w:r>
+              <w:rPr>
+                <w:rFonts w:ascii="Segoe UI" w:hAnsi="Segoe UI"/>
+                <w:color w:val="1E293B"/>
+                <w:sz w:val="16"/>
+              </w:rPr>
+              <w:t>Grabación de audio nítido sin ruido</w:t>
+            </w:r>
+          </w:p>
+        </w:tc>
+        <w:tc>
+          <w:tcPr>
+            <w:tcW w:type="dxa" w:w="2484"/>
+            <w:shd w:fill="F8FAFD"/>
+            <w:tcMar>
+              <w:top w:w="60" w:type="dxa"/>
+              <w:bottom w:w="60" w:type="dxa"/>
+              <w:left w:w="50" w:type="dxa"/>
+              <w:right w:w="50" w:type="dxa"/>
+            </w:tcMar>
+          </w:tcPr>
+          <w:p>
+            <w:pPr>
+              <w:jc w:val="center"/>
+            </w:pPr>
+            <w:r>
+              <w:rPr>
+                <w:rFonts w:ascii="Segoe UI" w:hAnsi="Segoe UI"/>
+                <w:color w:val="1E293B"/>
+                <w:sz w:val="16"/>
+              </w:rPr>
+              <w:t>[  ]</w:t>
             </w:r>
           </w:p>
         </w:tc>
       </w:tr>
     </w:tbl>
+    <w:p>
+      <w:pPr>
+        <w:spacing w:after="280"/>
+      </w:pPr>
+    </w:p>
     <w:p/>
+    <w:tbl>
+      <w:tblPr>
+        <w:tblW w:type="auto" w:w="0"/>
+        <w:jc w:val="center"/>
+        <w:tblLook w:firstColumn="1" w:firstRow="1" w:lastColumn="0" w:lastRow="0" w:noHBand="0" w:noVBand="1" w:val="04A0"/>
+        <w:tblBorders>
+          <w:top w:val="single" w:sz="8" w:space="0" w:color="0866F5"/>
+          <w:bottom w:val="single" w:sz="8" w:space="0" w:color="0866F5"/>
+          <w:insideH w:val="single" w:sz="8" w:space="0" w:color="0866F5"/>
+          <w:insideV w:val="none"/>
+          <w:left w:val="none"/>
+          <w:right w:val="none"/>
+        </w:tblBorders>
+      </w:tblPr>
+      <w:tblGrid>
+        <w:gridCol w:w="9936"/>
+      </w:tblGrid>
+      <w:tr>
+        <w:tc>
+          <w:tcPr>
+            <w:tcW w:type="dxa" w:w="9936"/>
+            <w:shd w:fill="EFF6FF"/>
+            <w:tcMar>
+              <w:top w:w="100" w:type="dxa"/>
+              <w:bottom w:w="100" w:type="dxa"/>
+              <w:left w:w="120" w:type="dxa"/>
+              <w:right w:w="120" w:type="dxa"/>
+            </w:tcMar>
+          </w:tcPr>
+          <w:p>
+            <w:r>
+              <w:rPr>
+                <w:rFonts w:ascii="Segoe UI" w:hAnsi="Segoe UI"/>
+                <w:b/>
+                <w:color w:val="0866F5"/>
+                <w:sz w:val="19"/>
+              </w:rPr>
+              <w:t>ACUERDO UNÁNIME DEL EQUIPO:</w:t>
+              <w:br/>
+            </w:r>
+            <w:r>
+              <w:rPr>
+                <w:rFonts w:ascii="Segoe UI" w:hAnsi="Segoe UI"/>
+                <w:color w:val="0D1B35"/>
+                <w:sz w:val="18"/>
+              </w:rPr>
+              <w:t>Por consenso de los integrantes firmantes, el equipo selecciona el RETO # _____ con el nombre de proyecto preliminar: _____________________________________. A partir de este momento (T+2h), queda prohibido reiniciar la deliberación o cambiar de desafío.</w:t>
+            </w:r>
+          </w:p>
+        </w:tc>
+      </w:tr>
+    </w:tbl>
     <w:sectPr>
       <w:pgSz w:w="12240" w:h="15840"/>
       <w:pgMar w:top="1152" w:right="1152" w:bottom="1152" w:left="1152" w:header="720" w:footer="720" w:gutter="0"/>
